--- a/das/reports/docx_template/lewa.pamdas.org/daily_report_template.docx
+++ b/das/reports/docx_template/lewa.pamdas.org/daily_report_template.docx
@@ -1,6 +1,6 @@
 
 <file path=word/document.xml><?xml version="1.0" encoding="utf-8"?>
-<w:document xmlns:wpc="http://schemas.microsoft.com/office/word/2010/wordprocessingCanvas" xmlns:mo="http://schemas.microsoft.com/office/mac/office/2008/main" xmlns:mc="http://schemas.openxmlformats.org/markup-compatibility/2006" xmlns:mv="urn:schemas-microsoft-com:mac:vml" xmlns:o="urn:schemas-microsoft-com:office:office" xmlns:r="http://schemas.openxmlformats.org/officeDocument/2006/relationships" xmlns:m="http://schemas.openxmlformats.org/officeDocument/2006/math" xmlns:v="urn:schemas-microsoft-com:vml" xmlns:wp14="http://schemas.microsoft.com/office/word/2010/wordprocessingDrawing" xmlns:wp="http://schemas.openxmlformats.org/drawingml/2006/wordprocessingDrawing" xmlns:w10="urn:schemas-microsoft-com:office:word" xmlns:w="http://schemas.openxmlformats.org/wordprocessingml/2006/main" xmlns:w14="http://schemas.microsoft.com/office/word/2010/wordml" xmlns:w15="http://schemas.microsoft.com/office/word/2012/wordml" xmlns:wpg="http://schemas.microsoft.com/office/word/2010/wordprocessingGroup" xmlns:wpi="http://schemas.microsoft.com/office/word/2010/wordprocessingInk" xmlns:wne="http://schemas.microsoft.com/office/word/2006/wordml" xmlns:wps="http://schemas.microsoft.com/office/word/2010/wordprocessingShape" mc:Ignorable="w14 w15 wp14">
+<w:document xmlns:wpc="http://schemas.microsoft.com/office/word/2010/wordprocessingCanvas" xmlns:cx="http://schemas.microsoft.com/office/drawing/2014/chartex" xmlns:cx1="http://schemas.microsoft.com/office/drawing/2015/9/8/chartex" xmlns:cx2="http://schemas.microsoft.com/office/drawing/2015/10/21/chartex" xmlns:cx3="http://schemas.microsoft.com/office/drawing/2016/5/9/chartex" xmlns:cx4="http://schemas.microsoft.com/office/drawing/2016/5/10/chartex" xmlns:cx5="http://schemas.microsoft.com/office/drawing/2016/5/11/chartex" xmlns:cx6="http://schemas.microsoft.com/office/drawing/2016/5/12/chartex" xmlns:cx7="http://schemas.microsoft.com/office/drawing/2016/5/13/chartex" xmlns:cx8="http://schemas.microsoft.com/office/drawing/2016/5/14/chartex" xmlns:mc="http://schemas.openxmlformats.org/markup-compatibility/2006" xmlns:aink="http://schemas.microsoft.com/office/drawing/2016/ink" xmlns:am3d="http://schemas.microsoft.com/office/drawing/2017/model3d" xmlns:o="urn:schemas-microsoft-com:office:office" xmlns:r="http://schemas.openxmlformats.org/officeDocument/2006/relationships" xmlns:m="http://schemas.openxmlformats.org/officeDocument/2006/math" xmlns:v="urn:schemas-microsoft-com:vml" xmlns:wp14="http://schemas.microsoft.com/office/word/2010/wordprocessingDrawing" xmlns:wp="http://schemas.openxmlformats.org/drawingml/2006/wordprocessingDrawing" xmlns:w10="urn:schemas-microsoft-com:office:word" xmlns:w="http://schemas.openxmlformats.org/wordprocessingml/2006/main" xmlns:w14="http://schemas.microsoft.com/office/word/2010/wordml" xmlns:w15="http://schemas.microsoft.com/office/word/2012/wordml" xmlns:w16cid="http://schemas.microsoft.com/office/word/2016/wordml/cid" xmlns:w16se="http://schemas.microsoft.com/office/word/2015/wordml/symex" xmlns:wpg="http://schemas.microsoft.com/office/word/2010/wordprocessingGroup" xmlns:wpi="http://schemas.microsoft.com/office/word/2010/wordprocessingInk" xmlns:wne="http://schemas.microsoft.com/office/word/2006/wordml" xmlns:wps="http://schemas.microsoft.com/office/word/2010/wordprocessingShape" mc:Ignorable="w14 w15 w16se w16cid wp14">
   <w:body>
     <w:p>
       <w:pPr>
@@ -17,6 +17,7 @@
       <w:r>
         <w:t xml:space="preserve"> </w:t>
       </w:r>
+      <w:proofErr w:type="spellStart"/>
       <w:r>
         <w:t>Sit</w:t>
       </w:r>
@@ -26,12 +27,18 @@
       <w:r>
         <w:t>ep</w:t>
       </w:r>
+      <w:proofErr w:type="spellEnd"/>
       <w:r>
         <w:tab/>
       </w:r>
       <w:r>
-        <w:t>{{report_time</w:t>
-      </w:r>
+        <w:t>{{</w:t>
+      </w:r>
+      <w:proofErr w:type="spellStart"/>
+      <w:r>
+        <w:t>report_time</w:t>
+      </w:r>
+      <w:proofErr w:type="spellEnd"/>
       <w:r>
         <w:t>}}</w:t>
       </w:r>
@@ -46,14 +53,45 @@
           <w:szCs w:val="22"/>
         </w:rPr>
       </w:pPr>
-      <w:r>
-        <w:rPr>
-          <w:rFonts w:ascii="Cambria" w:hAnsi="Cambria"/>
-          <w:color w:val="000000"/>
-          <w:sz w:val="22"/>
-          <w:szCs w:val="22"/>
-        </w:rPr>
-        <w:t>{{ report_daterange_text }}</w:t>
+      <w:proofErr w:type="gramStart"/>
+      <w:r>
+        <w:rPr>
+          <w:rFonts w:ascii="Cambria" w:hAnsi="Cambria"/>
+          <w:color w:val="000000"/>
+          <w:sz w:val="22"/>
+          <w:szCs w:val="22"/>
+        </w:rPr>
+        <w:t xml:space="preserve">{{ </w:t>
+      </w:r>
+      <w:proofErr w:type="spellStart"/>
+      <w:r>
+        <w:rPr>
+          <w:rFonts w:ascii="Cambria" w:hAnsi="Cambria"/>
+          <w:color w:val="000000"/>
+          <w:sz w:val="22"/>
+          <w:szCs w:val="22"/>
+        </w:rPr>
+        <w:t>report</w:t>
+      </w:r>
+      <w:proofErr w:type="gramEnd"/>
+      <w:r>
+        <w:rPr>
+          <w:rFonts w:ascii="Cambria" w:hAnsi="Cambria"/>
+          <w:color w:val="000000"/>
+          <w:sz w:val="22"/>
+          <w:szCs w:val="22"/>
+        </w:rPr>
+        <w:t>_daterange_text</w:t>
+      </w:r>
+      <w:proofErr w:type="spellEnd"/>
+      <w:r>
+        <w:rPr>
+          <w:rFonts w:ascii="Cambria" w:hAnsi="Cambria"/>
+          <w:color w:val="000000"/>
+          <w:sz w:val="22"/>
+          <w:szCs w:val="22"/>
+        </w:rPr>
+        <w:t xml:space="preserve"> }}</w:t>
       </w:r>
     </w:p>
     <w:p>
@@ -75,14 +113,43 @@
         </w:rPr>
       </w:pPr>
       <w:r>
-        <w:t>{% if wildlife_sightings %}</w:t>
-      </w:r>
-      <w:r>
-        <w:t>{% for ws in wildlife_sighting</w:t>
+        <w:t xml:space="preserve">{% if </w:t>
+      </w:r>
+      <w:proofErr w:type="spellStart"/>
+      <w:r>
+        <w:t>wildlife_sightings</w:t>
+      </w:r>
+      <w:proofErr w:type="spellEnd"/>
+      <w:r>
+        <w:t xml:space="preserve"> </w:t>
+      </w:r>
+      <w:proofErr w:type="gramStart"/>
+      <w:r>
+        <w:t>%}</w:t>
+      </w:r>
+      <w:r>
+        <w:t>{</w:t>
+      </w:r>
+      <w:proofErr w:type="gramEnd"/>
+      <w:r>
+        <w:t xml:space="preserve">% for </w:t>
+      </w:r>
+      <w:proofErr w:type="spellStart"/>
+      <w:r>
+        <w:t>ws</w:t>
+      </w:r>
+      <w:proofErr w:type="spellEnd"/>
+      <w:r>
+        <w:t xml:space="preserve"> in </w:t>
+      </w:r>
+      <w:proofErr w:type="spellStart"/>
+      <w:r>
+        <w:t>wildlife_sighting</w:t>
       </w:r>
       <w:r>
         <w:t>s</w:t>
       </w:r>
+      <w:proofErr w:type="spellEnd"/>
       <w:r>
         <w:t xml:space="preserve"> %}</w:t>
       </w:r>
@@ -130,7 +197,17 @@
           <w:sz w:val="22"/>
           <w:szCs w:val="22"/>
         </w:rPr>
-        <w:t>{{ws.</w:t>
+        <w:t>{{</w:t>
+      </w:r>
+      <w:proofErr w:type="spellStart"/>
+      <w:r>
+        <w:rPr>
+          <w:rFonts w:ascii="Cambria" w:hAnsi="Cambria"/>
+          <w:b/>
+          <w:sz w:val="22"/>
+          <w:szCs w:val="22"/>
+        </w:rPr>
+        <w:t>ws.</w:t>
       </w:r>
       <w:r>
         <w:rPr>
@@ -141,6 +218,7 @@
         </w:rPr>
         <w:t>conservancy</w:t>
       </w:r>
+      <w:proofErr w:type="spellEnd"/>
       <w:r>
         <w:rPr>
           <w:rFonts w:ascii="Cambria" w:hAnsi="Cambria"/>
@@ -177,6 +255,7 @@
         </w:rPr>
         <w:t>{{</w:t>
       </w:r>
+      <w:proofErr w:type="spellStart"/>
       <w:r>
         <w:rPr>
           <w:rFonts w:ascii="Cambria" w:hAnsi="Cambria"/>
@@ -193,7 +272,17 @@
           <w:sz w:val="22"/>
           <w:szCs w:val="22"/>
         </w:rPr>
-        <w:t>total_rhino_black}}</w:t>
+        <w:t>total_rhino_black</w:t>
+      </w:r>
+      <w:proofErr w:type="spellEnd"/>
+      <w:r>
+        <w:rPr>
+          <w:rFonts w:ascii="Cambria" w:hAnsi="Cambria"/>
+          <w:b/>
+          <w:sz w:val="22"/>
+          <w:szCs w:val="22"/>
+        </w:rPr>
+        <w:t>}}</w:t>
       </w:r>
       <w:r>
         <w:rPr>
@@ -231,6 +320,7 @@
         </w:rPr>
         <w:t>{{</w:t>
       </w:r>
+      <w:proofErr w:type="spellStart"/>
       <w:r>
         <w:rPr>
           <w:rFonts w:ascii="Cambria" w:hAnsi="Cambria"/>
@@ -249,6 +339,7 @@
         </w:rPr>
         <w:t>total_rhino_white</w:t>
       </w:r>
+      <w:proofErr w:type="spellEnd"/>
       <w:r>
         <w:rPr>
           <w:rFonts w:ascii="Cambria" w:hAnsi="Cambria"/>
@@ -333,7 +424,41 @@
                 <w:sz w:val="22"/>
                 <w:szCs w:val="22"/>
               </w:rPr>
-              <w:t>{%tr for item in ws.rhino_sightings %}</w:t>
+              <w:t xml:space="preserve">{%tr for item in </w:t>
+            </w:r>
+            <w:proofErr w:type="spellStart"/>
+            <w:proofErr w:type="gramStart"/>
+            <w:r>
+              <w:rPr>
+                <w:rFonts w:ascii="Cambria" w:hAnsi="Cambria"/>
+                <w:b w:val="0"/>
+                <w:color w:val="000000"/>
+                <w:sz w:val="22"/>
+                <w:szCs w:val="22"/>
+              </w:rPr>
+              <w:t>ws.rhino</w:t>
+            </w:r>
+            <w:proofErr w:type="gramEnd"/>
+            <w:r>
+              <w:rPr>
+                <w:rFonts w:ascii="Cambria" w:hAnsi="Cambria"/>
+                <w:b w:val="0"/>
+                <w:color w:val="000000"/>
+                <w:sz w:val="22"/>
+                <w:szCs w:val="22"/>
+              </w:rPr>
+              <w:t>_sightings</w:t>
+            </w:r>
+            <w:proofErr w:type="spellEnd"/>
+            <w:r>
+              <w:rPr>
+                <w:rFonts w:ascii="Cambria" w:hAnsi="Cambria"/>
+                <w:b w:val="0"/>
+                <w:color w:val="000000"/>
+                <w:sz w:val="22"/>
+                <w:szCs w:val="22"/>
+              </w:rPr>
+              <w:t xml:space="preserve"> %}</w:t>
             </w:r>
           </w:p>
         </w:tc>
@@ -389,7 +514,31 @@
                 <w:sz w:val="22"/>
                 <w:szCs w:val="22"/>
               </w:rPr>
-              <w:t>{{item.type}}</w:t>
+              <w:t>{{</w:t>
+            </w:r>
+            <w:proofErr w:type="spellStart"/>
+            <w:proofErr w:type="gramStart"/>
+            <w:r>
+              <w:rPr>
+                <w:rFonts w:ascii="Cambria" w:hAnsi="Cambria"/>
+                <w:b w:val="0"/>
+                <w:color w:val="000000"/>
+                <w:sz w:val="22"/>
+                <w:szCs w:val="22"/>
+              </w:rPr>
+              <w:t>item.type</w:t>
+            </w:r>
+            <w:proofErr w:type="spellEnd"/>
+            <w:proofErr w:type="gramEnd"/>
+            <w:r>
+              <w:rPr>
+                <w:rFonts w:ascii="Cambria" w:hAnsi="Cambria"/>
+                <w:b w:val="0"/>
+                <w:color w:val="000000"/>
+                <w:sz w:val="22"/>
+                <w:szCs w:val="22"/>
+              </w:rPr>
+              <w:t>}}</w:t>
             </w:r>
           </w:p>
         </w:tc>
@@ -420,17 +569,50 @@
                 <w:sz w:val="22"/>
                 <w:szCs w:val="22"/>
               </w:rPr>
-              <w:t>{{item.count}}</w:t>
-            </w:r>
-            <w:r>
-              <w:rPr>
-                <w:rFonts w:ascii="Cambria" w:hAnsi="Cambria"/>
-                <w:color w:val="000000"/>
-                <w:sz w:val="22"/>
-                <w:szCs w:val="22"/>
-              </w:rPr>
-              <w:t xml:space="preserve"> {%if item.percentage</w:t>
-            </w:r>
+              <w:t>{{</w:t>
+            </w:r>
+            <w:proofErr w:type="spellStart"/>
+            <w:proofErr w:type="gramStart"/>
+            <w:r>
+              <w:rPr>
+                <w:rFonts w:ascii="Cambria" w:hAnsi="Cambria"/>
+                <w:color w:val="000000"/>
+                <w:sz w:val="22"/>
+                <w:szCs w:val="22"/>
+              </w:rPr>
+              <w:t>item.count</w:t>
+            </w:r>
+            <w:proofErr w:type="spellEnd"/>
+            <w:proofErr w:type="gramEnd"/>
+            <w:r>
+              <w:rPr>
+                <w:rFonts w:ascii="Cambria" w:hAnsi="Cambria"/>
+                <w:color w:val="000000"/>
+                <w:sz w:val="22"/>
+                <w:szCs w:val="22"/>
+              </w:rPr>
+              <w:t>}}</w:t>
+            </w:r>
+            <w:r>
+              <w:rPr>
+                <w:rFonts w:ascii="Cambria" w:hAnsi="Cambria"/>
+                <w:color w:val="000000"/>
+                <w:sz w:val="22"/>
+                <w:szCs w:val="22"/>
+              </w:rPr>
+              <w:t xml:space="preserve"> {%if </w:t>
+            </w:r>
+            <w:proofErr w:type="spellStart"/>
+            <w:r>
+              <w:rPr>
+                <w:rFonts w:ascii="Cambria" w:hAnsi="Cambria"/>
+                <w:color w:val="000000"/>
+                <w:sz w:val="22"/>
+                <w:szCs w:val="22"/>
+              </w:rPr>
+              <w:t>item.percentage</w:t>
+            </w:r>
+            <w:proofErr w:type="spellEnd"/>
             <w:r>
               <w:rPr>
                 <w:rFonts w:ascii="Cambria" w:hAnsi="Cambria"/>
@@ -456,7 +638,27 @@
                 <w:sz w:val="22"/>
                 <w:szCs w:val="22"/>
               </w:rPr>
-              <w:t xml:space="preserve"> ({{ item.percentage}})</w:t>
+              <w:t xml:space="preserve"> ({{ </w:t>
+            </w:r>
+            <w:proofErr w:type="spellStart"/>
+            <w:r>
+              <w:rPr>
+                <w:rFonts w:ascii="Cambria" w:hAnsi="Cambria"/>
+                <w:color w:val="000000"/>
+                <w:sz w:val="22"/>
+                <w:szCs w:val="22"/>
+              </w:rPr>
+              <w:t>item.percentage</w:t>
+            </w:r>
+            <w:proofErr w:type="spellEnd"/>
+            <w:r>
+              <w:rPr>
+                <w:rFonts w:ascii="Cambria" w:hAnsi="Cambria"/>
+                <w:color w:val="000000"/>
+                <w:sz w:val="22"/>
+                <w:szCs w:val="22"/>
+              </w:rPr>
+              <w:t>}})</w:t>
             </w:r>
             <w:r>
               <w:rPr>
@@ -511,8 +713,9 @@
                 <w:sz w:val="22"/>
                 <w:szCs w:val="22"/>
               </w:rPr>
-              <w:t>{%tr end</w:t>
-            </w:r>
+              <w:t xml:space="preserve">{%tr </w:t>
+            </w:r>
+            <w:proofErr w:type="spellStart"/>
             <w:r>
               <w:rPr>
                 <w:rFonts w:ascii="Cambria" w:hAnsi="Cambria"/>
@@ -521,7 +724,28 @@
                 <w:sz w:val="22"/>
                 <w:szCs w:val="22"/>
               </w:rPr>
-              <w:t>for %}</w:t>
+              <w:t>end</w:t>
+            </w:r>
+            <w:r>
+              <w:rPr>
+                <w:rFonts w:ascii="Cambria" w:hAnsi="Cambria"/>
+                <w:b w:val="0"/>
+                <w:color w:val="000000"/>
+                <w:sz w:val="22"/>
+                <w:szCs w:val="22"/>
+              </w:rPr>
+              <w:t>for</w:t>
+            </w:r>
+            <w:proofErr w:type="spellEnd"/>
+            <w:r>
+              <w:rPr>
+                <w:rFonts w:ascii="Cambria" w:hAnsi="Cambria"/>
+                <w:b w:val="0"/>
+                <w:color w:val="000000"/>
+                <w:sz w:val="22"/>
+                <w:szCs w:val="22"/>
+              </w:rPr>
+              <w:t xml:space="preserve"> %}</w:t>
             </w:r>
           </w:p>
         </w:tc>
@@ -610,16 +834,67 @@
                 <w:sz w:val="22"/>
                 <w:szCs w:val="22"/>
               </w:rPr>
-              <w:t>{{ws.total_sightings}}</w:t>
-            </w:r>
-            <w:r>
-              <w:rPr>
-                <w:rFonts w:ascii="Cambria" w:hAnsi="Cambria"/>
-                <w:color w:val="000000"/>
-                <w:sz w:val="22"/>
-                <w:szCs w:val="22"/>
-              </w:rPr>
-              <w:t xml:space="preserve"> ({{ ws.percentage }})</w:t>
+              <w:t>{{</w:t>
+            </w:r>
+            <w:proofErr w:type="spellStart"/>
+            <w:proofErr w:type="gramStart"/>
+            <w:r>
+              <w:rPr>
+                <w:rFonts w:ascii="Cambria" w:hAnsi="Cambria"/>
+                <w:color w:val="000000"/>
+                <w:sz w:val="22"/>
+                <w:szCs w:val="22"/>
+              </w:rPr>
+              <w:t>ws.total</w:t>
+            </w:r>
+            <w:proofErr w:type="gramEnd"/>
+            <w:r>
+              <w:rPr>
+                <w:rFonts w:ascii="Cambria" w:hAnsi="Cambria"/>
+                <w:color w:val="000000"/>
+                <w:sz w:val="22"/>
+                <w:szCs w:val="22"/>
+              </w:rPr>
+              <w:t>_sightings</w:t>
+            </w:r>
+            <w:proofErr w:type="spellEnd"/>
+            <w:r>
+              <w:rPr>
+                <w:rFonts w:ascii="Cambria" w:hAnsi="Cambria"/>
+                <w:color w:val="000000"/>
+                <w:sz w:val="22"/>
+                <w:szCs w:val="22"/>
+              </w:rPr>
+              <w:t>}}</w:t>
+            </w:r>
+            <w:r>
+              <w:rPr>
+                <w:rFonts w:ascii="Cambria" w:hAnsi="Cambria"/>
+                <w:color w:val="000000"/>
+                <w:sz w:val="22"/>
+                <w:szCs w:val="22"/>
+              </w:rPr>
+              <w:t xml:space="preserve"> ({{ </w:t>
+            </w:r>
+            <w:proofErr w:type="spellStart"/>
+            <w:r>
+              <w:rPr>
+                <w:rFonts w:ascii="Cambria" w:hAnsi="Cambria"/>
+                <w:color w:val="000000"/>
+                <w:sz w:val="22"/>
+                <w:szCs w:val="22"/>
+              </w:rPr>
+              <w:t>ws.percentage</w:t>
+            </w:r>
+            <w:proofErr w:type="spellEnd"/>
+            <w:r>
+              <w:rPr>
+                <w:rFonts w:ascii="Cambria" w:hAnsi="Cambria"/>
+                <w:color w:val="000000"/>
+                <w:sz w:val="22"/>
+                <w:szCs w:val="22"/>
+              </w:rPr>
+              <w:t xml:space="preserve"> }})</w:t>
             </w:r>
           </w:p>
         </w:tc>
@@ -643,17 +918,61 @@
           <w:sz w:val="22"/>
           <w:szCs w:val="22"/>
         </w:rPr>
-        <w:t>{% endfor %}</w:t>
-      </w:r>
-      <w:r>
-        <w:rPr>
-          <w:rFonts w:ascii="Cambria" w:hAnsi="Cambria"/>
-          <w:bCs w:val="0"/>
-          <w:color w:val="000000"/>
-          <w:sz w:val="22"/>
-          <w:szCs w:val="22"/>
-        </w:rPr>
-        <w:t>{% else %}</w:t>
+        <w:t xml:space="preserve">{% </w:t>
+      </w:r>
+      <w:proofErr w:type="spellStart"/>
+      <w:r>
+        <w:rPr>
+          <w:rFonts w:ascii="Cambria" w:hAnsi="Cambria"/>
+          <w:bCs w:val="0"/>
+          <w:color w:val="000000"/>
+          <w:sz w:val="22"/>
+          <w:szCs w:val="22"/>
+        </w:rPr>
+        <w:t>endfor</w:t>
+      </w:r>
+      <w:proofErr w:type="spellEnd"/>
+      <w:r>
+        <w:rPr>
+          <w:rFonts w:ascii="Cambria" w:hAnsi="Cambria"/>
+          <w:bCs w:val="0"/>
+          <w:color w:val="000000"/>
+          <w:sz w:val="22"/>
+          <w:szCs w:val="22"/>
+        </w:rPr>
+        <w:t xml:space="preserve"> </w:t>
+      </w:r>
+      <w:proofErr w:type="gramStart"/>
+      <w:r>
+        <w:rPr>
+          <w:rFonts w:ascii="Cambria" w:hAnsi="Cambria"/>
+          <w:bCs w:val="0"/>
+          <w:color w:val="000000"/>
+          <w:sz w:val="22"/>
+          <w:szCs w:val="22"/>
+        </w:rPr>
+        <w:t>%}</w:t>
+      </w:r>
+      <w:r>
+        <w:rPr>
+          <w:rFonts w:ascii="Cambria" w:hAnsi="Cambria"/>
+          <w:bCs w:val="0"/>
+          <w:color w:val="000000"/>
+          <w:sz w:val="22"/>
+          <w:szCs w:val="22"/>
+        </w:rPr>
+        <w:t>{</w:t>
+      </w:r>
+      <w:proofErr w:type="gramEnd"/>
+      <w:r>
+        <w:rPr>
+          <w:rFonts w:ascii="Cambria" w:hAnsi="Cambria"/>
+          <w:bCs w:val="0"/>
+          <w:color w:val="000000"/>
+          <w:sz w:val="22"/>
+          <w:szCs w:val="22"/>
+        </w:rPr>
+        <w:t>% else %}</w:t>
       </w:r>
     </w:p>
     <w:p>
@@ -711,18 +1030,41 @@
           <w:sz w:val="22"/>
           <w:szCs w:val="22"/>
         </w:rPr>
-        <w:t>{% endif %}</w:t>
-      </w:r>
-      <w:r>
-        <w:rPr>
-          <w:rFonts w:ascii="Cambria" w:hAnsi="Cambria"/>
-          <w:b/>
-          <w:bCs w:val="0"/>
-          <w:color w:val="000000"/>
-          <w:sz w:val="22"/>
-          <w:szCs w:val="22"/>
-        </w:rPr>
-        <w:t>Rhino Birth:</w:t>
+        <w:t xml:space="preserve">{% endif </w:t>
+      </w:r>
+      <w:proofErr w:type="gramStart"/>
+      <w:r>
+        <w:rPr>
+          <w:rFonts w:ascii="Cambria" w:hAnsi="Cambria"/>
+          <w:bCs w:val="0"/>
+          <w:color w:val="000000"/>
+          <w:sz w:val="22"/>
+          <w:szCs w:val="22"/>
+        </w:rPr>
+        <w:t>%}</w:t>
+      </w:r>
+      <w:r>
+        <w:rPr>
+          <w:rFonts w:ascii="Cambria" w:hAnsi="Cambria"/>
+          <w:b/>
+          <w:bCs w:val="0"/>
+          <w:color w:val="000000"/>
+          <w:sz w:val="22"/>
+          <w:szCs w:val="22"/>
+        </w:rPr>
+        <w:t>Rhino</w:t>
+      </w:r>
+      <w:proofErr w:type="gramEnd"/>
+      <w:r>
+        <w:rPr>
+          <w:rFonts w:ascii="Cambria" w:hAnsi="Cambria"/>
+          <w:b/>
+          <w:bCs w:val="0"/>
+          <w:color w:val="000000"/>
+          <w:sz w:val="22"/>
+          <w:szCs w:val="22"/>
+        </w:rPr>
+        <w:t xml:space="preserve"> Birth:</w:t>
       </w:r>
       <w:r>
         <w:rPr>
@@ -744,7 +1086,31 @@
           <w:sz w:val="22"/>
           <w:szCs w:val="22"/>
         </w:rPr>
-        <w:t>{% if rhino_births %}</w:t>
+        <w:t xml:space="preserve">{% if </w:t>
+      </w:r>
+      <w:proofErr w:type="spellStart"/>
+      <w:r>
+        <w:rPr>
+          <w:rFonts w:ascii="Cambria" w:hAnsi="Cambria"/>
+          <w:b/>
+          <w:bCs w:val="0"/>
+          <w:color w:val="000000"/>
+          <w:sz w:val="22"/>
+          <w:szCs w:val="22"/>
+        </w:rPr>
+        <w:t>rhino_births</w:t>
+      </w:r>
+      <w:proofErr w:type="spellEnd"/>
+      <w:r>
+        <w:rPr>
+          <w:rFonts w:ascii="Cambria" w:hAnsi="Cambria"/>
+          <w:b/>
+          <w:bCs w:val="0"/>
+          <w:color w:val="000000"/>
+          <w:sz w:val="22"/>
+          <w:szCs w:val="22"/>
+        </w:rPr>
+        <w:t xml:space="preserve"> %}</w:t>
       </w:r>
     </w:p>
     <w:tbl>
@@ -913,7 +1279,29 @@
                 <w:sz w:val="22"/>
                 <w:szCs w:val="22"/>
               </w:rPr>
-              <w:t>{%tr for item in rhino_births %}</w:t>
+              <w:t xml:space="preserve">{%tr for item in </w:t>
+            </w:r>
+            <w:proofErr w:type="spellStart"/>
+            <w:r>
+              <w:rPr>
+                <w:rFonts w:ascii="Cambria" w:hAnsi="Cambria"/>
+                <w:bCs w:val="0"/>
+                <w:color w:val="000000"/>
+                <w:sz w:val="22"/>
+                <w:szCs w:val="22"/>
+              </w:rPr>
+              <w:t>rhino_births</w:t>
+            </w:r>
+            <w:proofErr w:type="spellEnd"/>
+            <w:r>
+              <w:rPr>
+                <w:rFonts w:ascii="Cambria" w:hAnsi="Cambria"/>
+                <w:bCs w:val="0"/>
+                <w:color w:val="000000"/>
+                <w:sz w:val="22"/>
+                <w:szCs w:val="22"/>
+              </w:rPr>
+              <w:t xml:space="preserve"> %}</w:t>
             </w:r>
           </w:p>
         </w:tc>
@@ -935,6 +1323,7 @@
                 <w:szCs w:val="22"/>
               </w:rPr>
             </w:pPr>
+            <w:proofErr w:type="gramStart"/>
             <w:r>
               <w:rPr>
                 <w:rFonts w:ascii="Cambria" w:hAnsi="Cambria"/>
@@ -944,7 +1333,43 @@
                 <w:sz w:val="22"/>
                 <w:szCs w:val="22"/>
               </w:rPr>
-              <w:t>{{ item.conservancy }}</w:t>
+              <w:t xml:space="preserve">{{ </w:t>
+            </w:r>
+            <w:proofErr w:type="spellStart"/>
+            <w:r>
+              <w:rPr>
+                <w:rFonts w:ascii="Cambria" w:hAnsi="Cambria"/>
+                <w:b w:val="0"/>
+                <w:bCs/>
+                <w:color w:val="000000"/>
+                <w:sz w:val="22"/>
+                <w:szCs w:val="22"/>
+              </w:rPr>
+              <w:t>item</w:t>
+            </w:r>
+            <w:proofErr w:type="gramEnd"/>
+            <w:r>
+              <w:rPr>
+                <w:rFonts w:ascii="Cambria" w:hAnsi="Cambria"/>
+                <w:b w:val="0"/>
+                <w:bCs/>
+                <w:color w:val="000000"/>
+                <w:sz w:val="22"/>
+                <w:szCs w:val="22"/>
+              </w:rPr>
+              <w:t>.conservancy</w:t>
+            </w:r>
+            <w:proofErr w:type="spellEnd"/>
+            <w:r>
+              <w:rPr>
+                <w:rFonts w:ascii="Cambria" w:hAnsi="Cambria"/>
+                <w:b w:val="0"/>
+                <w:bCs/>
+                <w:color w:val="000000"/>
+                <w:sz w:val="22"/>
+                <w:szCs w:val="22"/>
+              </w:rPr>
+              <w:t xml:space="preserve"> }}</w:t>
             </w:r>
           </w:p>
         </w:tc>
@@ -963,6 +1388,7 @@
                 <w:szCs w:val="22"/>
               </w:rPr>
             </w:pPr>
+            <w:proofErr w:type="gramStart"/>
             <w:r>
               <w:rPr>
                 <w:rFonts w:ascii="Cambria" w:hAnsi="Cambria"/>
@@ -971,7 +1397,40 @@
                 <w:sz w:val="22"/>
                 <w:szCs w:val="22"/>
               </w:rPr>
-              <w:t>{{ item.color }}</w:t>
+              <w:t xml:space="preserve">{{ </w:t>
+            </w:r>
+            <w:proofErr w:type="spellStart"/>
+            <w:r>
+              <w:rPr>
+                <w:rFonts w:ascii="Cambria" w:hAnsi="Cambria"/>
+                <w:bCs w:val="0"/>
+                <w:color w:val="000000"/>
+                <w:sz w:val="22"/>
+                <w:szCs w:val="22"/>
+              </w:rPr>
+              <w:t>item</w:t>
+            </w:r>
+            <w:proofErr w:type="gramEnd"/>
+            <w:r>
+              <w:rPr>
+                <w:rFonts w:ascii="Cambria" w:hAnsi="Cambria"/>
+                <w:bCs w:val="0"/>
+                <w:color w:val="000000"/>
+                <w:sz w:val="22"/>
+                <w:szCs w:val="22"/>
+              </w:rPr>
+              <w:t>.color</w:t>
+            </w:r>
+            <w:proofErr w:type="spellEnd"/>
+            <w:r>
+              <w:rPr>
+                <w:rFonts w:ascii="Cambria" w:hAnsi="Cambria"/>
+                <w:bCs w:val="0"/>
+                <w:color w:val="000000"/>
+                <w:sz w:val="22"/>
+                <w:szCs w:val="22"/>
+              </w:rPr>
+              <w:t xml:space="preserve"> }}</w:t>
             </w:r>
           </w:p>
         </w:tc>
@@ -990,6 +1449,7 @@
                 <w:szCs w:val="22"/>
               </w:rPr>
             </w:pPr>
+            <w:proofErr w:type="gramStart"/>
             <w:r>
               <w:rPr>
                 <w:rFonts w:ascii="Cambria" w:hAnsi="Cambria"/>
@@ -998,7 +1458,40 @@
                 <w:sz w:val="22"/>
                 <w:szCs w:val="22"/>
               </w:rPr>
-              <w:t>{{ item.mother }}</w:t>
+              <w:t xml:space="preserve">{{ </w:t>
+            </w:r>
+            <w:proofErr w:type="spellStart"/>
+            <w:r>
+              <w:rPr>
+                <w:rFonts w:ascii="Cambria" w:hAnsi="Cambria"/>
+                <w:bCs w:val="0"/>
+                <w:color w:val="000000"/>
+                <w:sz w:val="22"/>
+                <w:szCs w:val="22"/>
+              </w:rPr>
+              <w:t>item</w:t>
+            </w:r>
+            <w:proofErr w:type="gramEnd"/>
+            <w:r>
+              <w:rPr>
+                <w:rFonts w:ascii="Cambria" w:hAnsi="Cambria"/>
+                <w:bCs w:val="0"/>
+                <w:color w:val="000000"/>
+                <w:sz w:val="22"/>
+                <w:szCs w:val="22"/>
+              </w:rPr>
+              <w:t>.mother</w:t>
+            </w:r>
+            <w:proofErr w:type="spellEnd"/>
+            <w:r>
+              <w:rPr>
+                <w:rFonts w:ascii="Cambria" w:hAnsi="Cambria"/>
+                <w:bCs w:val="0"/>
+                <w:color w:val="000000"/>
+                <w:sz w:val="22"/>
+                <w:szCs w:val="22"/>
+              </w:rPr>
+              <w:t xml:space="preserve"> }}</w:t>
             </w:r>
           </w:p>
         </w:tc>
@@ -1017,6 +1510,7 @@
                 <w:szCs w:val="22"/>
               </w:rPr>
             </w:pPr>
+            <w:proofErr w:type="gramStart"/>
             <w:r>
               <w:rPr>
                 <w:rFonts w:ascii="Cambria" w:hAnsi="Cambria"/>
@@ -1025,7 +1519,40 @@
                 <w:sz w:val="22"/>
                 <w:szCs w:val="22"/>
               </w:rPr>
-              <w:t>{{ item.health }}</w:t>
+              <w:t xml:space="preserve">{{ </w:t>
+            </w:r>
+            <w:proofErr w:type="spellStart"/>
+            <w:r>
+              <w:rPr>
+                <w:rFonts w:ascii="Cambria" w:hAnsi="Cambria"/>
+                <w:bCs w:val="0"/>
+                <w:color w:val="000000"/>
+                <w:sz w:val="22"/>
+                <w:szCs w:val="22"/>
+              </w:rPr>
+              <w:t>item</w:t>
+            </w:r>
+            <w:proofErr w:type="gramEnd"/>
+            <w:r>
+              <w:rPr>
+                <w:rFonts w:ascii="Cambria" w:hAnsi="Cambria"/>
+                <w:bCs w:val="0"/>
+                <w:color w:val="000000"/>
+                <w:sz w:val="22"/>
+                <w:szCs w:val="22"/>
+              </w:rPr>
+              <w:t>.health</w:t>
+            </w:r>
+            <w:proofErr w:type="spellEnd"/>
+            <w:r>
+              <w:rPr>
+                <w:rFonts w:ascii="Cambria" w:hAnsi="Cambria"/>
+                <w:bCs w:val="0"/>
+                <w:color w:val="000000"/>
+                <w:sz w:val="22"/>
+                <w:szCs w:val="22"/>
+              </w:rPr>
+              <w:t xml:space="preserve"> }}</w:t>
             </w:r>
           </w:p>
         </w:tc>
@@ -1059,7 +1586,31 @@
                 <w:sz w:val="22"/>
                 <w:szCs w:val="22"/>
               </w:rPr>
-              <w:t>{%tr endfor %}</w:t>
+              <w:t xml:space="preserve">{%tr </w:t>
+            </w:r>
+            <w:proofErr w:type="spellStart"/>
+            <w:r>
+              <w:rPr>
+                <w:rFonts w:ascii="Cambria" w:hAnsi="Cambria"/>
+                <w:b w:val="0"/>
+                <w:bCs/>
+                <w:color w:val="000000"/>
+                <w:sz w:val="22"/>
+                <w:szCs w:val="22"/>
+              </w:rPr>
+              <w:t>endfor</w:t>
+            </w:r>
+            <w:proofErr w:type="spellEnd"/>
+            <w:r>
+              <w:rPr>
+                <w:rFonts w:ascii="Cambria" w:hAnsi="Cambria"/>
+                <w:b w:val="0"/>
+                <w:bCs/>
+                <w:color w:val="000000"/>
+                <w:sz w:val="22"/>
+                <w:szCs w:val="22"/>
+              </w:rPr>
+              <w:t xml:space="preserve"> %}</w:t>
             </w:r>
           </w:p>
         </w:tc>
@@ -1161,17 +1712,39 @@
           <w:szCs w:val="22"/>
         </w:rPr>
         <w:lastRenderedPageBreak/>
-        <w:t>No rhino births reported.</w:t>
-      </w:r>
-      <w:r>
-        <w:rPr>
-          <w:rFonts w:ascii="Cambria" w:hAnsi="Cambria"/>
-          <w:bCs w:val="0"/>
-          <w:color w:val="000000"/>
-          <w:sz w:val="22"/>
-          <w:szCs w:val="22"/>
-        </w:rPr>
-        <w:t>{% endif</w:t>
+        <w:t xml:space="preserve">No rhino births </w:t>
+      </w:r>
+      <w:proofErr w:type="gramStart"/>
+      <w:r>
+        <w:rPr>
+          <w:rFonts w:ascii="Cambria" w:hAnsi="Cambria"/>
+          <w:bCs w:val="0"/>
+          <w:color w:val="000000"/>
+          <w:sz w:val="22"/>
+          <w:szCs w:val="22"/>
+        </w:rPr>
+        <w:t>reported.</w:t>
+      </w:r>
+      <w:r>
+        <w:rPr>
+          <w:rFonts w:ascii="Cambria" w:hAnsi="Cambria"/>
+          <w:bCs w:val="0"/>
+          <w:color w:val="000000"/>
+          <w:sz w:val="22"/>
+          <w:szCs w:val="22"/>
+        </w:rPr>
+        <w:t>{</w:t>
+      </w:r>
+      <w:proofErr w:type="gramEnd"/>
+      <w:r>
+        <w:rPr>
+          <w:rFonts w:ascii="Cambria" w:hAnsi="Cambria"/>
+          <w:bCs w:val="0"/>
+          <w:color w:val="000000"/>
+          <w:sz w:val="22"/>
+          <w:szCs w:val="22"/>
+        </w:rPr>
+        <w:t>% endif</w:t>
       </w:r>
       <w:r>
         <w:rPr>
@@ -1319,6 +1892,7 @@
               </w:rPr>
               <w:t xml:space="preserve">{%tr for item in </w:t>
             </w:r>
+            <w:proofErr w:type="spellStart"/>
             <w:r>
               <w:rPr>
                 <w:rFonts w:ascii="Cambria" w:hAnsi="Cambria"/>
@@ -1329,6 +1903,7 @@
               </w:rPr>
               <w:t>missing_rhinos</w:t>
             </w:r>
+            <w:proofErr w:type="spellEnd"/>
             <w:r>
               <w:rPr>
                 <w:rFonts w:ascii="Cambria" w:hAnsi="Cambria"/>
@@ -1388,6 +1963,7 @@
                 <w:szCs w:val="22"/>
               </w:rPr>
             </w:pPr>
+            <w:proofErr w:type="gramStart"/>
             <w:r>
               <w:rPr>
                 <w:rFonts w:ascii="Cambria" w:hAnsi="Cambria"/>
@@ -1398,6 +1974,7 @@
               </w:rPr>
               <w:t>{{ item.name</w:t>
             </w:r>
+            <w:proofErr w:type="gramEnd"/>
             <w:r>
               <w:rPr>
                 <w:rFonts w:ascii="Cambria" w:hAnsi="Cambria"/>
@@ -1440,6 +2017,7 @@
                 <w:szCs w:val="22"/>
               </w:rPr>
             </w:pPr>
+            <w:proofErr w:type="gramStart"/>
             <w:r>
               <w:rPr>
                 <w:rFonts w:ascii="Cambria" w:hAnsi="Cambria"/>
@@ -1460,6 +2038,7 @@
               </w:rPr>
               <w:t xml:space="preserve"> </w:t>
             </w:r>
+            <w:proofErr w:type="spellStart"/>
             <w:r>
               <w:rPr>
                 <w:rFonts w:ascii="Cambria" w:hAnsi="Cambria"/>
@@ -1468,8 +2047,9 @@
                 <w:sz w:val="22"/>
                 <w:szCs w:val="22"/>
               </w:rPr>
-              <w:t>item.</w:t>
-            </w:r>
+              <w:t>item</w:t>
+            </w:r>
+            <w:proofErr w:type="gramEnd"/>
             <w:r>
               <w:rPr>
                 <w:rFonts w:ascii="Cambria" w:hAnsi="Cambria"/>
@@ -1478,8 +2058,19 @@
                 <w:sz w:val="22"/>
                 <w:szCs w:val="22"/>
               </w:rPr>
+              <w:t>.</w:t>
+            </w:r>
+            <w:r>
+              <w:rPr>
+                <w:rFonts w:ascii="Cambria" w:hAnsi="Cambria"/>
+                <w:bCs w:val="0"/>
+                <w:color w:val="000000"/>
+                <w:sz w:val="22"/>
+                <w:szCs w:val="22"/>
+              </w:rPr>
               <w:t>days_ago</w:t>
             </w:r>
+            <w:proofErr w:type="spellEnd"/>
             <w:r>
               <w:rPr>
                 <w:rFonts w:ascii="Cambria" w:hAnsi="Cambria"/>
@@ -1535,7 +2126,29 @@
                 <w:sz w:val="22"/>
                 <w:szCs w:val="22"/>
               </w:rPr>
-              <w:t>{%tr endfor %}</w:t>
+              <w:t xml:space="preserve">{%tr </w:t>
+            </w:r>
+            <w:proofErr w:type="spellStart"/>
+            <w:r>
+              <w:rPr>
+                <w:rFonts w:ascii="Cambria" w:hAnsi="Cambria"/>
+                <w:b w:val="0"/>
+                <w:color w:val="000000"/>
+                <w:sz w:val="22"/>
+                <w:szCs w:val="22"/>
+              </w:rPr>
+              <w:t>endfor</w:t>
+            </w:r>
+            <w:proofErr w:type="spellEnd"/>
+            <w:r>
+              <w:rPr>
+                <w:rFonts w:ascii="Cambria" w:hAnsi="Cambria"/>
+                <w:b w:val="0"/>
+                <w:color w:val="000000"/>
+                <w:sz w:val="22"/>
+                <w:szCs w:val="22"/>
+              </w:rPr>
+              <w:t xml:space="preserve"> %}</w:t>
             </w:r>
           </w:p>
         </w:tc>
@@ -1633,7 +2246,29 @@
           <w:sz w:val="22"/>
           <w:szCs w:val="22"/>
         </w:rPr>
-        <w:t>{% if rhino_territorial_movement %}</w:t>
+        <w:t xml:space="preserve">{% if </w:t>
+      </w:r>
+      <w:proofErr w:type="spellStart"/>
+      <w:r>
+        <w:rPr>
+          <w:rFonts w:ascii="Cambria" w:hAnsi="Cambria"/>
+          <w:bCs w:val="0"/>
+          <w:color w:val="000000"/>
+          <w:sz w:val="22"/>
+          <w:szCs w:val="22"/>
+        </w:rPr>
+        <w:t>rhino_territorial_movement</w:t>
+      </w:r>
+      <w:proofErr w:type="spellEnd"/>
+      <w:r>
+        <w:rPr>
+          <w:rFonts w:ascii="Cambria" w:hAnsi="Cambria"/>
+          <w:bCs w:val="0"/>
+          <w:color w:val="000000"/>
+          <w:sz w:val="22"/>
+          <w:szCs w:val="22"/>
+        </w:rPr>
+        <w:t xml:space="preserve"> %}</w:t>
       </w:r>
     </w:p>
     <w:tbl>
@@ -1839,7 +2474,31 @@
                 <w:sz w:val="22"/>
                 <w:szCs w:val="22"/>
               </w:rPr>
-              <w:t>{%tr for item in rhino_territorial_movement %}</w:t>
+              <w:t xml:space="preserve">{%tr for item in </w:t>
+            </w:r>
+            <w:proofErr w:type="spellStart"/>
+            <w:r>
+              <w:rPr>
+                <w:rFonts w:ascii="Cambria" w:hAnsi="Cambria"/>
+                <w:b w:val="0"/>
+                <w:bCs/>
+                <w:color w:val="000000"/>
+                <w:sz w:val="22"/>
+                <w:szCs w:val="22"/>
+              </w:rPr>
+              <w:t>rhino_territorial_movement</w:t>
+            </w:r>
+            <w:proofErr w:type="spellEnd"/>
+            <w:r>
+              <w:rPr>
+                <w:rFonts w:ascii="Cambria" w:hAnsi="Cambria"/>
+                <w:b w:val="0"/>
+                <w:bCs/>
+                <w:color w:val="000000"/>
+                <w:sz w:val="22"/>
+                <w:szCs w:val="22"/>
+              </w:rPr>
+              <w:t xml:space="preserve"> %}</w:t>
             </w:r>
           </w:p>
         </w:tc>
@@ -1861,6 +2520,7 @@
                 <w:szCs w:val="22"/>
               </w:rPr>
             </w:pPr>
+            <w:proofErr w:type="gramStart"/>
             <w:r>
               <w:rPr>
                 <w:rFonts w:ascii="Cambria" w:hAnsi="Cambria"/>
@@ -1870,7 +2530,43 @@
                 <w:sz w:val="22"/>
                 <w:szCs w:val="22"/>
               </w:rPr>
-              <w:t>{{ item.conservancy }}</w:t>
+              <w:t xml:space="preserve">{{ </w:t>
+            </w:r>
+            <w:proofErr w:type="spellStart"/>
+            <w:r>
+              <w:rPr>
+                <w:rFonts w:ascii="Cambria" w:hAnsi="Cambria"/>
+                <w:b w:val="0"/>
+                <w:bCs/>
+                <w:color w:val="000000"/>
+                <w:sz w:val="22"/>
+                <w:szCs w:val="22"/>
+              </w:rPr>
+              <w:t>item</w:t>
+            </w:r>
+            <w:proofErr w:type="gramEnd"/>
+            <w:r>
+              <w:rPr>
+                <w:rFonts w:ascii="Cambria" w:hAnsi="Cambria"/>
+                <w:b w:val="0"/>
+                <w:bCs/>
+                <w:color w:val="000000"/>
+                <w:sz w:val="22"/>
+                <w:szCs w:val="22"/>
+              </w:rPr>
+              <w:t>.conservancy</w:t>
+            </w:r>
+            <w:proofErr w:type="spellEnd"/>
+            <w:r>
+              <w:rPr>
+                <w:rFonts w:ascii="Cambria" w:hAnsi="Cambria"/>
+                <w:b w:val="0"/>
+                <w:bCs/>
+                <w:color w:val="000000"/>
+                <w:sz w:val="22"/>
+                <w:szCs w:val="22"/>
+              </w:rPr>
+              <w:t xml:space="preserve"> }}</w:t>
             </w:r>
           </w:p>
         </w:tc>
@@ -1889,6 +2585,7 @@
                 <w:szCs w:val="22"/>
               </w:rPr>
             </w:pPr>
+            <w:proofErr w:type="gramStart"/>
             <w:r>
               <w:rPr>
                 <w:rFonts w:ascii="Cambria" w:hAnsi="Cambria"/>
@@ -1897,7 +2594,40 @@
                 <w:sz w:val="22"/>
                 <w:szCs w:val="22"/>
               </w:rPr>
-              <w:t>{{ item.color }}</w:t>
+              <w:t xml:space="preserve">{{ </w:t>
+            </w:r>
+            <w:proofErr w:type="spellStart"/>
+            <w:r>
+              <w:rPr>
+                <w:rFonts w:ascii="Cambria" w:hAnsi="Cambria"/>
+                <w:bCs w:val="0"/>
+                <w:color w:val="000000"/>
+                <w:sz w:val="22"/>
+                <w:szCs w:val="22"/>
+              </w:rPr>
+              <w:t>item</w:t>
+            </w:r>
+            <w:proofErr w:type="gramEnd"/>
+            <w:r>
+              <w:rPr>
+                <w:rFonts w:ascii="Cambria" w:hAnsi="Cambria"/>
+                <w:bCs w:val="0"/>
+                <w:color w:val="000000"/>
+                <w:sz w:val="22"/>
+                <w:szCs w:val="22"/>
+              </w:rPr>
+              <w:t>.color</w:t>
+            </w:r>
+            <w:proofErr w:type="spellEnd"/>
+            <w:r>
+              <w:rPr>
+                <w:rFonts w:ascii="Cambria" w:hAnsi="Cambria"/>
+                <w:bCs w:val="0"/>
+                <w:color w:val="000000"/>
+                <w:sz w:val="22"/>
+                <w:szCs w:val="22"/>
+              </w:rPr>
+              <w:t xml:space="preserve"> }}</w:t>
             </w:r>
           </w:p>
         </w:tc>
@@ -1916,6 +2646,7 @@
                 <w:szCs w:val="22"/>
               </w:rPr>
             </w:pPr>
+            <w:proofErr w:type="gramStart"/>
             <w:r>
               <w:rPr>
                 <w:rFonts w:ascii="Cambria" w:hAnsi="Cambria"/>
@@ -1924,7 +2655,40 @@
                 <w:sz w:val="22"/>
                 <w:szCs w:val="22"/>
               </w:rPr>
-              <w:t>{{ item.station }}</w:t>
+              <w:t xml:space="preserve">{{ </w:t>
+            </w:r>
+            <w:proofErr w:type="spellStart"/>
+            <w:r>
+              <w:rPr>
+                <w:rFonts w:ascii="Cambria" w:hAnsi="Cambria"/>
+                <w:bCs w:val="0"/>
+                <w:color w:val="000000"/>
+                <w:sz w:val="22"/>
+                <w:szCs w:val="22"/>
+              </w:rPr>
+              <w:t>item</w:t>
+            </w:r>
+            <w:proofErr w:type="gramEnd"/>
+            <w:r>
+              <w:rPr>
+                <w:rFonts w:ascii="Cambria" w:hAnsi="Cambria"/>
+                <w:bCs w:val="0"/>
+                <w:color w:val="000000"/>
+                <w:sz w:val="22"/>
+                <w:szCs w:val="22"/>
+              </w:rPr>
+              <w:t>.station</w:t>
+            </w:r>
+            <w:proofErr w:type="spellEnd"/>
+            <w:r>
+              <w:rPr>
+                <w:rFonts w:ascii="Cambria" w:hAnsi="Cambria"/>
+                <w:bCs w:val="0"/>
+                <w:color w:val="000000"/>
+                <w:sz w:val="22"/>
+                <w:szCs w:val="22"/>
+              </w:rPr>
+              <w:t xml:space="preserve"> }}</w:t>
             </w:r>
           </w:p>
         </w:tc>
@@ -1943,6 +2707,7 @@
                 <w:szCs w:val="22"/>
               </w:rPr>
             </w:pPr>
+            <w:proofErr w:type="gramStart"/>
             <w:r>
               <w:rPr>
                 <w:rFonts w:ascii="Cambria" w:hAnsi="Cambria"/>
@@ -1951,7 +2716,40 @@
                 <w:sz w:val="22"/>
                 <w:szCs w:val="22"/>
               </w:rPr>
-              <w:t>{{ item.rhinos }}</w:t>
+              <w:t xml:space="preserve">{{ </w:t>
+            </w:r>
+            <w:proofErr w:type="spellStart"/>
+            <w:r>
+              <w:rPr>
+                <w:rFonts w:ascii="Cambria" w:hAnsi="Cambria"/>
+                <w:bCs w:val="0"/>
+                <w:color w:val="000000"/>
+                <w:sz w:val="22"/>
+                <w:szCs w:val="22"/>
+              </w:rPr>
+              <w:t>item</w:t>
+            </w:r>
+            <w:proofErr w:type="gramEnd"/>
+            <w:r>
+              <w:rPr>
+                <w:rFonts w:ascii="Cambria" w:hAnsi="Cambria"/>
+                <w:bCs w:val="0"/>
+                <w:color w:val="000000"/>
+                <w:sz w:val="22"/>
+                <w:szCs w:val="22"/>
+              </w:rPr>
+              <w:t>.rhinos</w:t>
+            </w:r>
+            <w:proofErr w:type="spellEnd"/>
+            <w:r>
+              <w:rPr>
+                <w:rFonts w:ascii="Cambria" w:hAnsi="Cambria"/>
+                <w:bCs w:val="0"/>
+                <w:color w:val="000000"/>
+                <w:sz w:val="22"/>
+                <w:szCs w:val="22"/>
+              </w:rPr>
+              <w:t xml:space="preserve"> }}</w:t>
             </w:r>
           </w:p>
         </w:tc>
@@ -1970,6 +2768,7 @@
                 <w:szCs w:val="22"/>
               </w:rPr>
             </w:pPr>
+            <w:proofErr w:type="gramStart"/>
             <w:r>
               <w:rPr>
                 <w:rFonts w:ascii="Cambria" w:hAnsi="Cambria"/>
@@ -1978,7 +2777,40 @@
                 <w:sz w:val="22"/>
                 <w:szCs w:val="22"/>
               </w:rPr>
-              <w:t>{{ item.behavior }}</w:t>
+              <w:t xml:space="preserve">{{ </w:t>
+            </w:r>
+            <w:proofErr w:type="spellStart"/>
+            <w:r>
+              <w:rPr>
+                <w:rFonts w:ascii="Cambria" w:hAnsi="Cambria"/>
+                <w:bCs w:val="0"/>
+                <w:color w:val="000000"/>
+                <w:sz w:val="22"/>
+                <w:szCs w:val="22"/>
+              </w:rPr>
+              <w:t>item</w:t>
+            </w:r>
+            <w:proofErr w:type="gramEnd"/>
+            <w:r>
+              <w:rPr>
+                <w:rFonts w:ascii="Cambria" w:hAnsi="Cambria"/>
+                <w:bCs w:val="0"/>
+                <w:color w:val="000000"/>
+                <w:sz w:val="22"/>
+                <w:szCs w:val="22"/>
+              </w:rPr>
+              <w:t>.behavior</w:t>
+            </w:r>
+            <w:proofErr w:type="spellEnd"/>
+            <w:r>
+              <w:rPr>
+                <w:rFonts w:ascii="Cambria" w:hAnsi="Cambria"/>
+                <w:bCs w:val="0"/>
+                <w:color w:val="000000"/>
+                <w:sz w:val="22"/>
+                <w:szCs w:val="22"/>
+              </w:rPr>
+              <w:t xml:space="preserve"> }}</w:t>
             </w:r>
           </w:p>
         </w:tc>
@@ -1997,6 +2829,7 @@
                 <w:szCs w:val="22"/>
               </w:rPr>
             </w:pPr>
+            <w:proofErr w:type="gramStart"/>
             <w:r>
               <w:rPr>
                 <w:rFonts w:ascii="Cambria" w:hAnsi="Cambria"/>
@@ -2005,7 +2838,40 @@
                 <w:sz w:val="22"/>
                 <w:szCs w:val="22"/>
               </w:rPr>
-              <w:t>{{ item.health }}</w:t>
+              <w:t xml:space="preserve">{{ </w:t>
+            </w:r>
+            <w:proofErr w:type="spellStart"/>
+            <w:r>
+              <w:rPr>
+                <w:rFonts w:ascii="Cambria" w:hAnsi="Cambria"/>
+                <w:bCs w:val="0"/>
+                <w:color w:val="000000"/>
+                <w:sz w:val="22"/>
+                <w:szCs w:val="22"/>
+              </w:rPr>
+              <w:t>item</w:t>
+            </w:r>
+            <w:proofErr w:type="gramEnd"/>
+            <w:r>
+              <w:rPr>
+                <w:rFonts w:ascii="Cambria" w:hAnsi="Cambria"/>
+                <w:bCs w:val="0"/>
+                <w:color w:val="000000"/>
+                <w:sz w:val="22"/>
+                <w:szCs w:val="22"/>
+              </w:rPr>
+              <w:t>.health</w:t>
+            </w:r>
+            <w:proofErr w:type="spellEnd"/>
+            <w:r>
+              <w:rPr>
+                <w:rFonts w:ascii="Cambria" w:hAnsi="Cambria"/>
+                <w:bCs w:val="0"/>
+                <w:color w:val="000000"/>
+                <w:sz w:val="22"/>
+                <w:szCs w:val="22"/>
+              </w:rPr>
+              <w:t xml:space="preserve"> }}</w:t>
             </w:r>
           </w:p>
         </w:tc>
@@ -2039,7 +2905,31 @@
                 <w:sz w:val="22"/>
                 <w:szCs w:val="22"/>
               </w:rPr>
-              <w:t>{%tr endfor %}</w:t>
+              <w:t xml:space="preserve">{%tr </w:t>
+            </w:r>
+            <w:proofErr w:type="spellStart"/>
+            <w:r>
+              <w:rPr>
+                <w:rFonts w:ascii="Cambria" w:hAnsi="Cambria"/>
+                <w:b w:val="0"/>
+                <w:bCs/>
+                <w:color w:val="000000"/>
+                <w:sz w:val="22"/>
+                <w:szCs w:val="22"/>
+              </w:rPr>
+              <w:t>endfor</w:t>
+            </w:r>
+            <w:proofErr w:type="spellEnd"/>
+            <w:r>
+              <w:rPr>
+                <w:rFonts w:ascii="Cambria" w:hAnsi="Cambria"/>
+                <w:b w:val="0"/>
+                <w:bCs/>
+                <w:color w:val="000000"/>
+                <w:sz w:val="22"/>
+                <w:szCs w:val="22"/>
+              </w:rPr>
+              <w:t xml:space="preserve"> %}</w:t>
             </w:r>
           </w:p>
         </w:tc>
@@ -2268,29 +3158,115 @@
           <w:sz w:val="22"/>
           <w:szCs w:val="22"/>
         </w:rPr>
-        <w:t>% for os in other_sightings %}</w:t>
-      </w:r>
-      <w:r>
-        <w:rPr>
-          <w:rFonts w:ascii="Cambria" w:hAnsi="Cambria"/>
-          <w:b/>
-          <w:bCs w:val="0"/>
-          <w:color w:val="000000"/>
-          <w:sz w:val="22"/>
-          <w:szCs w:val="22"/>
-        </w:rPr>
-        <w:t>Other wildlife s</w:t>
-      </w:r>
-      <w:r>
-        <w:rPr>
-          <w:rFonts w:ascii="Cambria" w:hAnsi="Cambria"/>
-          <w:b/>
-          <w:bCs w:val="0"/>
-          <w:color w:val="000000"/>
-          <w:sz w:val="22"/>
-          <w:szCs w:val="22"/>
-        </w:rPr>
-        <w:t>ightings on {{ os.conservancy }</w:t>
+        <w:t xml:space="preserve">% for </w:t>
+      </w:r>
+      <w:proofErr w:type="spellStart"/>
+      <w:r>
+        <w:rPr>
+          <w:rFonts w:ascii="Cambria" w:hAnsi="Cambria"/>
+          <w:color w:val="000000"/>
+          <w:sz w:val="22"/>
+          <w:szCs w:val="22"/>
+        </w:rPr>
+        <w:t>os</w:t>
+      </w:r>
+      <w:proofErr w:type="spellEnd"/>
+      <w:r>
+        <w:rPr>
+          <w:rFonts w:ascii="Cambria" w:hAnsi="Cambria"/>
+          <w:color w:val="000000"/>
+          <w:sz w:val="22"/>
+          <w:szCs w:val="22"/>
+        </w:rPr>
+        <w:t xml:space="preserve"> in </w:t>
+      </w:r>
+      <w:proofErr w:type="spellStart"/>
+      <w:r>
+        <w:rPr>
+          <w:rFonts w:ascii="Cambria" w:hAnsi="Cambria"/>
+          <w:color w:val="000000"/>
+          <w:sz w:val="22"/>
+          <w:szCs w:val="22"/>
+        </w:rPr>
+        <w:t>other_sightings</w:t>
+      </w:r>
+      <w:proofErr w:type="spellEnd"/>
+      <w:r>
+        <w:rPr>
+          <w:rFonts w:ascii="Cambria" w:hAnsi="Cambria"/>
+          <w:color w:val="000000"/>
+          <w:sz w:val="22"/>
+          <w:szCs w:val="22"/>
+        </w:rPr>
+        <w:t xml:space="preserve"> </w:t>
+      </w:r>
+      <w:proofErr w:type="gramStart"/>
+      <w:r>
+        <w:rPr>
+          <w:rFonts w:ascii="Cambria" w:hAnsi="Cambria"/>
+          <w:color w:val="000000"/>
+          <w:sz w:val="22"/>
+          <w:szCs w:val="22"/>
+        </w:rPr>
+        <w:t>%}</w:t>
+      </w:r>
+      <w:r>
+        <w:rPr>
+          <w:rFonts w:ascii="Cambria" w:hAnsi="Cambria"/>
+          <w:b/>
+          <w:bCs w:val="0"/>
+          <w:color w:val="000000"/>
+          <w:sz w:val="22"/>
+          <w:szCs w:val="22"/>
+        </w:rPr>
+        <w:t>Other</w:t>
+      </w:r>
+      <w:proofErr w:type="gramEnd"/>
+      <w:r>
+        <w:rPr>
+          <w:rFonts w:ascii="Cambria" w:hAnsi="Cambria"/>
+          <w:b/>
+          <w:bCs w:val="0"/>
+          <w:color w:val="000000"/>
+          <w:sz w:val="22"/>
+          <w:szCs w:val="22"/>
+        </w:rPr>
+        <w:t xml:space="preserve"> wildlife s</w:t>
+      </w:r>
+      <w:r>
+        <w:rPr>
+          <w:rFonts w:ascii="Cambria" w:hAnsi="Cambria"/>
+          <w:b/>
+          <w:bCs w:val="0"/>
+          <w:color w:val="000000"/>
+          <w:sz w:val="22"/>
+          <w:szCs w:val="22"/>
+        </w:rPr>
+        <w:t xml:space="preserve">ightings on {{ </w:t>
+      </w:r>
+      <w:proofErr w:type="spellStart"/>
+      <w:r>
+        <w:rPr>
+          <w:rFonts w:ascii="Cambria" w:hAnsi="Cambria"/>
+          <w:b/>
+          <w:bCs w:val="0"/>
+          <w:color w:val="000000"/>
+          <w:sz w:val="22"/>
+          <w:szCs w:val="22"/>
+        </w:rPr>
+        <w:t>os.conservancy</w:t>
+      </w:r>
+      <w:proofErr w:type="spellEnd"/>
+      <w:r>
+        <w:rPr>
+          <w:rFonts w:ascii="Cambria" w:hAnsi="Cambria"/>
+          <w:b/>
+          <w:bCs w:val="0"/>
+          <w:color w:val="000000"/>
+          <w:sz w:val="22"/>
+          <w:szCs w:val="22"/>
+        </w:rPr>
+        <w:t xml:space="preserve"> }</w:t>
       </w:r>
       <w:r>
         <w:rPr>
@@ -2424,7 +3400,31 @@
                 <w:sz w:val="22"/>
                 <w:szCs w:val="22"/>
               </w:rPr>
-              <w:t xml:space="preserve">tr for item in os.sightings </w:t>
+              <w:t xml:space="preserve">tr for item in </w:t>
+            </w:r>
+            <w:proofErr w:type="spellStart"/>
+            <w:proofErr w:type="gramStart"/>
+            <w:r>
+              <w:rPr>
+                <w:rFonts w:ascii="Cambria" w:hAnsi="Cambria"/>
+                <w:b w:val="0"/>
+                <w:color w:val="000000"/>
+                <w:sz w:val="22"/>
+                <w:szCs w:val="22"/>
+              </w:rPr>
+              <w:t>os.sightings</w:t>
+            </w:r>
+            <w:proofErr w:type="spellEnd"/>
+            <w:proofErr w:type="gramEnd"/>
+            <w:r>
+              <w:rPr>
+                <w:rFonts w:ascii="Cambria" w:hAnsi="Cambria"/>
+                <w:b w:val="0"/>
+                <w:color w:val="000000"/>
+                <w:sz w:val="22"/>
+                <w:szCs w:val="22"/>
+              </w:rPr>
+              <w:t xml:space="preserve"> </w:t>
             </w:r>
             <w:r>
               <w:rPr>
@@ -2492,6 +3492,7 @@
                 <w:szCs w:val="22"/>
               </w:rPr>
             </w:pPr>
+            <w:proofErr w:type="gramStart"/>
             <w:r>
               <w:rPr>
                 <w:rFonts w:ascii="Cambria" w:hAnsi="Cambria"/>
@@ -2500,7 +3501,40 @@
                 <w:sz w:val="22"/>
                 <w:szCs w:val="22"/>
               </w:rPr>
-              <w:t>{{ item.species}}</w:t>
+              <w:t xml:space="preserve">{{ </w:t>
+            </w:r>
+            <w:proofErr w:type="spellStart"/>
+            <w:r>
+              <w:rPr>
+                <w:rFonts w:ascii="Cambria" w:hAnsi="Cambria"/>
+                <w:b w:val="0"/>
+                <w:color w:val="000000"/>
+                <w:sz w:val="22"/>
+                <w:szCs w:val="22"/>
+              </w:rPr>
+              <w:t>item</w:t>
+            </w:r>
+            <w:proofErr w:type="gramEnd"/>
+            <w:r>
+              <w:rPr>
+                <w:rFonts w:ascii="Cambria" w:hAnsi="Cambria"/>
+                <w:b w:val="0"/>
+                <w:color w:val="000000"/>
+                <w:sz w:val="22"/>
+                <w:szCs w:val="22"/>
+              </w:rPr>
+              <w:t>.species</w:t>
+            </w:r>
+            <w:proofErr w:type="spellEnd"/>
+            <w:r>
+              <w:rPr>
+                <w:rFonts w:ascii="Cambria" w:hAnsi="Cambria"/>
+                <w:b w:val="0"/>
+                <w:color w:val="000000"/>
+                <w:sz w:val="22"/>
+                <w:szCs w:val="22"/>
+              </w:rPr>
+              <w:t>}}</w:t>
             </w:r>
           </w:p>
         </w:tc>
@@ -2533,7 +3567,31 @@
                 <w:sz w:val="22"/>
                 <w:szCs w:val="22"/>
               </w:rPr>
-              <w:t>{{item.count}}</w:t>
+              <w:t>{{</w:t>
+            </w:r>
+            <w:proofErr w:type="spellStart"/>
+            <w:proofErr w:type="gramStart"/>
+            <w:r>
+              <w:rPr>
+                <w:rFonts w:ascii="Cambria" w:hAnsi="Cambria"/>
+                <w:bCs w:val="0"/>
+                <w:color w:val="000000"/>
+                <w:sz w:val="22"/>
+                <w:szCs w:val="22"/>
+              </w:rPr>
+              <w:t>item.count</w:t>
+            </w:r>
+            <w:proofErr w:type="spellEnd"/>
+            <w:proofErr w:type="gramEnd"/>
+            <w:r>
+              <w:rPr>
+                <w:rFonts w:ascii="Cambria" w:hAnsi="Cambria"/>
+                <w:bCs w:val="0"/>
+                <w:color w:val="000000"/>
+                <w:sz w:val="22"/>
+                <w:szCs w:val="22"/>
+              </w:rPr>
+              <w:t>}}</w:t>
             </w:r>
           </w:p>
         </w:tc>
@@ -2580,7 +3638,29 @@
                 <w:sz w:val="22"/>
                 <w:szCs w:val="22"/>
               </w:rPr>
-              <w:t>tr endfor %}</w:t>
+              <w:t xml:space="preserve">tr </w:t>
+            </w:r>
+            <w:proofErr w:type="spellStart"/>
+            <w:r>
+              <w:rPr>
+                <w:rFonts w:ascii="Cambria" w:hAnsi="Cambria"/>
+                <w:b w:val="0"/>
+                <w:color w:val="000000"/>
+                <w:sz w:val="22"/>
+                <w:szCs w:val="22"/>
+              </w:rPr>
+              <w:t>endfor</w:t>
+            </w:r>
+            <w:proofErr w:type="spellEnd"/>
+            <w:r>
+              <w:rPr>
+                <w:rFonts w:ascii="Cambria" w:hAnsi="Cambria"/>
+                <w:b w:val="0"/>
+                <w:color w:val="000000"/>
+                <w:sz w:val="22"/>
+                <w:szCs w:val="22"/>
+              </w:rPr>
+              <w:t xml:space="preserve"> %}</w:t>
             </w:r>
           </w:p>
         </w:tc>
@@ -2663,7 +3743,41 @@
           <w:sz w:val="22"/>
           <w:szCs w:val="22"/>
         </w:rPr>
-        <w:t>ted = {{os.total_sightings}} reported.</w:t>
+        <w:t>ted = {{</w:t>
+      </w:r>
+      <w:proofErr w:type="spellStart"/>
+      <w:proofErr w:type="gramStart"/>
+      <w:r>
+        <w:rPr>
+          <w:rFonts w:ascii="Cambria" w:hAnsi="Cambria"/>
+          <w:b/>
+          <w:color w:val="000000"/>
+          <w:sz w:val="22"/>
+          <w:szCs w:val="22"/>
+        </w:rPr>
+        <w:t>os.total</w:t>
+      </w:r>
+      <w:proofErr w:type="gramEnd"/>
+      <w:r>
+        <w:rPr>
+          <w:rFonts w:ascii="Cambria" w:hAnsi="Cambria"/>
+          <w:b/>
+          <w:color w:val="000000"/>
+          <w:sz w:val="22"/>
+          <w:szCs w:val="22"/>
+        </w:rPr>
+        <w:t>_sightings</w:t>
+      </w:r>
+      <w:proofErr w:type="spellEnd"/>
+      <w:r>
+        <w:rPr>
+          <w:rFonts w:ascii="Cambria" w:hAnsi="Cambria"/>
+          <w:b/>
+          <w:color w:val="000000"/>
+          <w:sz w:val="22"/>
+          <w:szCs w:val="22"/>
+        </w:rPr>
+        <w:t>}} reported.</w:t>
       </w:r>
     </w:p>
     <w:p>
@@ -2705,7 +3819,29 @@
           <w:sz w:val="22"/>
           <w:szCs w:val="22"/>
         </w:rPr>
-        <w:t>{% endfor %}</w:t>
+        <w:t xml:space="preserve">{% </w:t>
+      </w:r>
+      <w:proofErr w:type="spellStart"/>
+      <w:r>
+        <w:rPr>
+          <w:rFonts w:ascii="Cambria" w:hAnsi="Cambria"/>
+          <w:b/>
+          <w:color w:val="000000"/>
+          <w:sz w:val="22"/>
+          <w:szCs w:val="22"/>
+        </w:rPr>
+        <w:t>endfor</w:t>
+      </w:r>
+      <w:proofErr w:type="spellEnd"/>
+      <w:r>
+        <w:rPr>
+          <w:rFonts w:ascii="Cambria" w:hAnsi="Cambria"/>
+          <w:b/>
+          <w:color w:val="000000"/>
+          <w:sz w:val="22"/>
+          <w:szCs w:val="22"/>
+        </w:rPr>
+        <w:t xml:space="preserve"> %}</w:t>
       </w:r>
     </w:p>
     <w:p>
@@ -2979,6 +4115,7 @@
                 <w:szCs w:val="22"/>
               </w:rPr>
             </w:pPr>
+            <w:proofErr w:type="gramStart"/>
             <w:r>
               <w:rPr>
                 <w:rFonts w:ascii="Cambria" w:hAnsi="Cambria"/>
@@ -2988,7 +4125,43 @@
                 <w:sz w:val="22"/>
                 <w:szCs w:val="22"/>
               </w:rPr>
-              <w:t>{{ item.conservancy }}</w:t>
+              <w:t xml:space="preserve">{{ </w:t>
+            </w:r>
+            <w:proofErr w:type="spellStart"/>
+            <w:r>
+              <w:rPr>
+                <w:rFonts w:ascii="Cambria" w:hAnsi="Cambria"/>
+                <w:b w:val="0"/>
+                <w:bCs/>
+                <w:color w:val="000000"/>
+                <w:sz w:val="22"/>
+                <w:szCs w:val="22"/>
+              </w:rPr>
+              <w:t>item</w:t>
+            </w:r>
+            <w:proofErr w:type="gramEnd"/>
+            <w:r>
+              <w:rPr>
+                <w:rFonts w:ascii="Cambria" w:hAnsi="Cambria"/>
+                <w:b w:val="0"/>
+                <w:bCs/>
+                <w:color w:val="000000"/>
+                <w:sz w:val="22"/>
+                <w:szCs w:val="22"/>
+              </w:rPr>
+              <w:t>.conservancy</w:t>
+            </w:r>
+            <w:proofErr w:type="spellEnd"/>
+            <w:r>
+              <w:rPr>
+                <w:rFonts w:ascii="Cambria" w:hAnsi="Cambria"/>
+                <w:b w:val="0"/>
+                <w:bCs/>
+                <w:color w:val="000000"/>
+                <w:sz w:val="22"/>
+                <w:szCs w:val="22"/>
+              </w:rPr>
+              <w:t xml:space="preserve"> }}</w:t>
             </w:r>
           </w:p>
         </w:tc>
@@ -3007,6 +4180,7 @@
                 <w:szCs w:val="22"/>
               </w:rPr>
             </w:pPr>
+            <w:proofErr w:type="gramStart"/>
             <w:r>
               <w:rPr>
                 <w:rFonts w:ascii="Cambria" w:hAnsi="Cambria"/>
@@ -3015,7 +4189,40 @@
                 <w:sz w:val="22"/>
                 <w:szCs w:val="22"/>
               </w:rPr>
-              <w:t>{{ item.species }}</w:t>
+              <w:t xml:space="preserve">{{ </w:t>
+            </w:r>
+            <w:proofErr w:type="spellStart"/>
+            <w:r>
+              <w:rPr>
+                <w:rFonts w:ascii="Cambria" w:hAnsi="Cambria"/>
+                <w:bCs w:val="0"/>
+                <w:color w:val="000000"/>
+                <w:sz w:val="22"/>
+                <w:szCs w:val="22"/>
+              </w:rPr>
+              <w:t>item</w:t>
+            </w:r>
+            <w:proofErr w:type="gramEnd"/>
+            <w:r>
+              <w:rPr>
+                <w:rFonts w:ascii="Cambria" w:hAnsi="Cambria"/>
+                <w:bCs w:val="0"/>
+                <w:color w:val="000000"/>
+                <w:sz w:val="22"/>
+                <w:szCs w:val="22"/>
+              </w:rPr>
+              <w:t>.species</w:t>
+            </w:r>
+            <w:proofErr w:type="spellEnd"/>
+            <w:r>
+              <w:rPr>
+                <w:rFonts w:ascii="Cambria" w:hAnsi="Cambria"/>
+                <w:bCs w:val="0"/>
+                <w:color w:val="000000"/>
+                <w:sz w:val="22"/>
+                <w:szCs w:val="22"/>
+              </w:rPr>
+              <w:t xml:space="preserve"> }}</w:t>
             </w:r>
           </w:p>
         </w:tc>
@@ -3034,6 +4241,7 @@
                 <w:szCs w:val="22"/>
               </w:rPr>
             </w:pPr>
+            <w:proofErr w:type="gramStart"/>
             <w:r>
               <w:rPr>
                 <w:rFonts w:ascii="Cambria" w:hAnsi="Cambria"/>
@@ -3042,8 +4250,9 @@
                 <w:sz w:val="22"/>
                 <w:szCs w:val="22"/>
               </w:rPr>
-              <w:t>{{ item.</w:t>
-            </w:r>
+              <w:t xml:space="preserve">{{ </w:t>
+            </w:r>
+            <w:proofErr w:type="spellStart"/>
             <w:r>
               <w:rPr>
                 <w:rFonts w:ascii="Cambria" w:hAnsi="Cambria"/>
@@ -3052,8 +4261,30 @@
                 <w:sz w:val="22"/>
                 <w:szCs w:val="22"/>
               </w:rPr>
+              <w:t>item</w:t>
+            </w:r>
+            <w:proofErr w:type="gramEnd"/>
+            <w:r>
+              <w:rPr>
+                <w:rFonts w:ascii="Cambria" w:hAnsi="Cambria"/>
+                <w:bCs w:val="0"/>
+                <w:color w:val="000000"/>
+                <w:sz w:val="22"/>
+                <w:szCs w:val="22"/>
+              </w:rPr>
+              <w:t>.</w:t>
+            </w:r>
+            <w:r>
+              <w:rPr>
+                <w:rFonts w:ascii="Cambria" w:hAnsi="Cambria"/>
+                <w:bCs w:val="0"/>
+                <w:color w:val="000000"/>
+                <w:sz w:val="22"/>
+                <w:szCs w:val="22"/>
+              </w:rPr>
               <w:t>section_area</w:t>
             </w:r>
+            <w:proofErr w:type="spellEnd"/>
             <w:r>
               <w:rPr>
                 <w:rFonts w:ascii="Cambria" w:hAnsi="Cambria"/>
@@ -3081,6 +4312,7 @@
                 <w:szCs w:val="22"/>
               </w:rPr>
             </w:pPr>
+            <w:proofErr w:type="gramStart"/>
             <w:r>
               <w:rPr>
                 <w:rFonts w:ascii="Cambria" w:hAnsi="Cambria"/>
@@ -3089,8 +4321,9 @@
                 <w:sz w:val="22"/>
                 <w:szCs w:val="22"/>
               </w:rPr>
-              <w:t>{{ item.</w:t>
-            </w:r>
+              <w:t xml:space="preserve">{{ </w:t>
+            </w:r>
+            <w:proofErr w:type="spellStart"/>
             <w:r>
               <w:rPr>
                 <w:rFonts w:ascii="Cambria" w:hAnsi="Cambria"/>
@@ -3099,8 +4332,30 @@
                 <w:sz w:val="22"/>
                 <w:szCs w:val="22"/>
               </w:rPr>
+              <w:t>item</w:t>
+            </w:r>
+            <w:proofErr w:type="gramEnd"/>
+            <w:r>
+              <w:rPr>
+                <w:rFonts w:ascii="Cambria" w:hAnsi="Cambria"/>
+                <w:bCs w:val="0"/>
+                <w:color w:val="000000"/>
+                <w:sz w:val="22"/>
+                <w:szCs w:val="22"/>
+              </w:rPr>
+              <w:t>.</w:t>
+            </w:r>
+            <w:r>
+              <w:rPr>
+                <w:rFonts w:ascii="Cambria" w:hAnsi="Cambria"/>
+                <w:bCs w:val="0"/>
+                <w:color w:val="000000"/>
+                <w:sz w:val="22"/>
+                <w:szCs w:val="22"/>
+              </w:rPr>
               <w:t>cause_of_death</w:t>
             </w:r>
+            <w:proofErr w:type="spellEnd"/>
             <w:r>
               <w:rPr>
                 <w:rFonts w:ascii="Cambria" w:hAnsi="Cambria"/>
@@ -3128,6 +4383,7 @@
                 <w:szCs w:val="22"/>
               </w:rPr>
             </w:pPr>
+            <w:proofErr w:type="gramStart"/>
             <w:r>
               <w:rPr>
                 <w:rFonts w:ascii="Cambria" w:hAnsi="Cambria"/>
@@ -3136,7 +4392,40 @@
                 <w:sz w:val="22"/>
                 <w:szCs w:val="22"/>
               </w:rPr>
-              <w:t>{{ item.number_animals }}</w:t>
+              <w:t xml:space="preserve">{{ </w:t>
+            </w:r>
+            <w:proofErr w:type="spellStart"/>
+            <w:r>
+              <w:rPr>
+                <w:rFonts w:ascii="Cambria" w:hAnsi="Cambria"/>
+                <w:bCs w:val="0"/>
+                <w:color w:val="000000"/>
+                <w:sz w:val="22"/>
+                <w:szCs w:val="22"/>
+              </w:rPr>
+              <w:t>item</w:t>
+            </w:r>
+            <w:proofErr w:type="gramEnd"/>
+            <w:r>
+              <w:rPr>
+                <w:rFonts w:ascii="Cambria" w:hAnsi="Cambria"/>
+                <w:bCs w:val="0"/>
+                <w:color w:val="000000"/>
+                <w:sz w:val="22"/>
+                <w:szCs w:val="22"/>
+              </w:rPr>
+              <w:t>.number_animals</w:t>
+            </w:r>
+            <w:proofErr w:type="spellEnd"/>
+            <w:r>
+              <w:rPr>
+                <w:rFonts w:ascii="Cambria" w:hAnsi="Cambria"/>
+                <w:bCs w:val="0"/>
+                <w:color w:val="000000"/>
+                <w:sz w:val="22"/>
+                <w:szCs w:val="22"/>
+              </w:rPr>
+              <w:t xml:space="preserve"> }}</w:t>
             </w:r>
           </w:p>
         </w:tc>
@@ -3170,7 +4459,31 @@
                 <w:sz w:val="22"/>
                 <w:szCs w:val="22"/>
               </w:rPr>
-              <w:t>{%tr endfor %}</w:t>
+              <w:t xml:space="preserve">{%tr </w:t>
+            </w:r>
+            <w:proofErr w:type="spellStart"/>
+            <w:r>
+              <w:rPr>
+                <w:rFonts w:ascii="Cambria" w:hAnsi="Cambria"/>
+                <w:b w:val="0"/>
+                <w:bCs/>
+                <w:color w:val="000000"/>
+                <w:sz w:val="22"/>
+                <w:szCs w:val="22"/>
+              </w:rPr>
+              <w:t>endfor</w:t>
+            </w:r>
+            <w:proofErr w:type="spellEnd"/>
+            <w:r>
+              <w:rPr>
+                <w:rFonts w:ascii="Cambria" w:hAnsi="Cambria"/>
+                <w:b w:val="0"/>
+                <w:bCs/>
+                <w:color w:val="000000"/>
+                <w:sz w:val="22"/>
+                <w:szCs w:val="22"/>
+              </w:rPr>
+              <w:t xml:space="preserve"> %}</w:t>
             </w:r>
           </w:p>
         </w:tc>
@@ -3389,17 +4702,61 @@
           <w:sz w:val="22"/>
           <w:szCs w:val="22"/>
         </w:rPr>
-        <w:t>Wildlife movement through the gaps:</w:t>
-      </w:r>
-      <w:r>
-        <w:rPr>
-          <w:rFonts w:ascii="Cambria" w:hAnsi="Cambria"/>
-          <w:bCs w:val="0"/>
-          <w:color w:val="000000"/>
-          <w:sz w:val="22"/>
-          <w:szCs w:val="22"/>
-        </w:rPr>
-        <w:t>{% if gap_movement %}</w:t>
+        <w:t xml:space="preserve">Wildlife movement through the </w:t>
+      </w:r>
+      <w:proofErr w:type="gramStart"/>
+      <w:r>
+        <w:rPr>
+          <w:rFonts w:ascii="Cambria" w:hAnsi="Cambria"/>
+          <w:b/>
+          <w:color w:val="000000"/>
+          <w:sz w:val="22"/>
+          <w:szCs w:val="22"/>
+        </w:rPr>
+        <w:t>gaps:</w:t>
+      </w:r>
+      <w:r>
+        <w:rPr>
+          <w:rFonts w:ascii="Cambria" w:hAnsi="Cambria"/>
+          <w:bCs w:val="0"/>
+          <w:color w:val="000000"/>
+          <w:sz w:val="22"/>
+          <w:szCs w:val="22"/>
+        </w:rPr>
+        <w:t>{</w:t>
+      </w:r>
+      <w:proofErr w:type="gramEnd"/>
+      <w:r>
+        <w:rPr>
+          <w:rFonts w:ascii="Cambria" w:hAnsi="Cambria"/>
+          <w:bCs w:val="0"/>
+          <w:color w:val="000000"/>
+          <w:sz w:val="22"/>
+          <w:szCs w:val="22"/>
+        </w:rPr>
+        <w:t xml:space="preserve">% if </w:t>
+      </w:r>
+      <w:proofErr w:type="spellStart"/>
+      <w:r>
+        <w:rPr>
+          <w:rFonts w:ascii="Cambria" w:hAnsi="Cambria"/>
+          <w:bCs w:val="0"/>
+          <w:color w:val="000000"/>
+          <w:sz w:val="22"/>
+          <w:szCs w:val="22"/>
+        </w:rPr>
+        <w:t>gap_movement</w:t>
+      </w:r>
+      <w:proofErr w:type="spellEnd"/>
+      <w:r>
+        <w:rPr>
+          <w:rFonts w:ascii="Cambria" w:hAnsi="Cambria"/>
+          <w:bCs w:val="0"/>
+          <w:color w:val="000000"/>
+          <w:sz w:val="22"/>
+          <w:szCs w:val="22"/>
+        </w:rPr>
+        <w:t xml:space="preserve"> %}</w:t>
       </w:r>
     </w:p>
     <w:p>
@@ -3570,8 +4927,20 @@
                 <w:sz w:val="22"/>
                 <w:szCs w:val="22"/>
               </w:rPr>
-              <w:t>{%tr for item in gap_movement</w:t>
-            </w:r>
+              <w:t xml:space="preserve">{%tr for item in </w:t>
+            </w:r>
+            <w:proofErr w:type="spellStart"/>
+            <w:r>
+              <w:rPr>
+                <w:rFonts w:ascii="Cambria" w:hAnsi="Cambria"/>
+                <w:b w:val="0"/>
+                <w:color w:val="000000"/>
+                <w:sz w:val="22"/>
+                <w:szCs w:val="22"/>
+              </w:rPr>
+              <w:t>gap_movement</w:t>
+            </w:r>
+            <w:proofErr w:type="spellEnd"/>
             <w:r>
               <w:rPr>
                 <w:rFonts w:ascii="Cambria" w:hAnsi="Cambria"/>
@@ -3684,7 +5053,29 @@
                 <w:sz w:val="22"/>
                 <w:szCs w:val="22"/>
               </w:rPr>
-              <w:t>{{item.gap_name}}</w:t>
+              <w:t>{{</w:t>
+            </w:r>
+            <w:proofErr w:type="spellStart"/>
+            <w:r>
+              <w:rPr>
+                <w:rFonts w:ascii="Cambria" w:hAnsi="Cambria"/>
+                <w:b w:val="0"/>
+                <w:color w:val="000000"/>
+                <w:sz w:val="22"/>
+                <w:szCs w:val="22"/>
+              </w:rPr>
+              <w:t>item.gap_name</w:t>
+            </w:r>
+            <w:proofErr w:type="spellEnd"/>
+            <w:r>
+              <w:rPr>
+                <w:rFonts w:ascii="Cambria" w:hAnsi="Cambria"/>
+                <w:b w:val="0"/>
+                <w:color w:val="000000"/>
+                <w:sz w:val="22"/>
+                <w:szCs w:val="22"/>
+              </w:rPr>
+              <w:t>}}</w:t>
             </w:r>
           </w:p>
         </w:tc>
@@ -3717,7 +5108,31 @@
                 <w:sz w:val="22"/>
                 <w:szCs w:val="22"/>
               </w:rPr>
-              <w:t>{{item.species}}</w:t>
+              <w:t>{{</w:t>
+            </w:r>
+            <w:proofErr w:type="spellStart"/>
+            <w:proofErr w:type="gramStart"/>
+            <w:r>
+              <w:rPr>
+                <w:rFonts w:ascii="Cambria" w:hAnsi="Cambria"/>
+                <w:bCs w:val="0"/>
+                <w:color w:val="000000"/>
+                <w:sz w:val="22"/>
+                <w:szCs w:val="22"/>
+              </w:rPr>
+              <w:t>item.species</w:t>
+            </w:r>
+            <w:proofErr w:type="spellEnd"/>
+            <w:proofErr w:type="gramEnd"/>
+            <w:r>
+              <w:rPr>
+                <w:rFonts w:ascii="Cambria" w:hAnsi="Cambria"/>
+                <w:bCs w:val="0"/>
+                <w:color w:val="000000"/>
+                <w:sz w:val="22"/>
+                <w:szCs w:val="22"/>
+              </w:rPr>
+              <w:t>}}</w:t>
             </w:r>
           </w:p>
         </w:tc>
@@ -3750,7 +5165,41 @@
                 <w:sz w:val="22"/>
                 <w:szCs w:val="22"/>
               </w:rPr>
-              <w:t>{{item.total_in}}</w:t>
+              <w:t>{{</w:t>
+            </w:r>
+            <w:proofErr w:type="spellStart"/>
+            <w:proofErr w:type="gramStart"/>
+            <w:r>
+              <w:rPr>
+                <w:rFonts w:ascii="Cambria" w:hAnsi="Cambria"/>
+                <w:bCs w:val="0"/>
+                <w:color w:val="000000"/>
+                <w:sz w:val="22"/>
+                <w:szCs w:val="22"/>
+              </w:rPr>
+              <w:t>item.total</w:t>
+            </w:r>
+            <w:proofErr w:type="gramEnd"/>
+            <w:r>
+              <w:rPr>
+                <w:rFonts w:ascii="Cambria" w:hAnsi="Cambria"/>
+                <w:bCs w:val="0"/>
+                <w:color w:val="000000"/>
+                <w:sz w:val="22"/>
+                <w:szCs w:val="22"/>
+              </w:rPr>
+              <w:t>_in</w:t>
+            </w:r>
+            <w:proofErr w:type="spellEnd"/>
+            <w:r>
+              <w:rPr>
+                <w:rFonts w:ascii="Cambria" w:hAnsi="Cambria"/>
+                <w:bCs w:val="0"/>
+                <w:color w:val="000000"/>
+                <w:sz w:val="22"/>
+                <w:szCs w:val="22"/>
+              </w:rPr>
+              <w:t>}}</w:t>
             </w:r>
           </w:p>
         </w:tc>
@@ -3783,7 +5232,41 @@
                 <w:sz w:val="22"/>
                 <w:szCs w:val="22"/>
               </w:rPr>
-              <w:t>{{item.total_out}}</w:t>
+              <w:t>{{</w:t>
+            </w:r>
+            <w:proofErr w:type="spellStart"/>
+            <w:proofErr w:type="gramStart"/>
+            <w:r>
+              <w:rPr>
+                <w:rFonts w:ascii="Cambria" w:hAnsi="Cambria"/>
+                <w:bCs w:val="0"/>
+                <w:color w:val="000000"/>
+                <w:sz w:val="22"/>
+                <w:szCs w:val="22"/>
+              </w:rPr>
+              <w:t>item.total</w:t>
+            </w:r>
+            <w:proofErr w:type="gramEnd"/>
+            <w:r>
+              <w:rPr>
+                <w:rFonts w:ascii="Cambria" w:hAnsi="Cambria"/>
+                <w:bCs w:val="0"/>
+                <w:color w:val="000000"/>
+                <w:sz w:val="22"/>
+                <w:szCs w:val="22"/>
+              </w:rPr>
+              <w:t>_out</w:t>
+            </w:r>
+            <w:proofErr w:type="spellEnd"/>
+            <w:r>
+              <w:rPr>
+                <w:rFonts w:ascii="Cambria" w:hAnsi="Cambria"/>
+                <w:bCs w:val="0"/>
+                <w:color w:val="000000"/>
+                <w:sz w:val="22"/>
+                <w:szCs w:val="22"/>
+              </w:rPr>
+              <w:t>}}</w:t>
             </w:r>
           </w:p>
         </w:tc>
@@ -3820,7 +5303,29 @@
                 <w:sz w:val="22"/>
                 <w:szCs w:val="22"/>
               </w:rPr>
-              <w:t>{%tr endfor %}</w:t>
+              <w:t xml:space="preserve">{%tr </w:t>
+            </w:r>
+            <w:proofErr w:type="spellStart"/>
+            <w:r>
+              <w:rPr>
+                <w:rFonts w:ascii="Cambria" w:hAnsi="Cambria"/>
+                <w:b w:val="0"/>
+                <w:color w:val="000000"/>
+                <w:sz w:val="22"/>
+                <w:szCs w:val="22"/>
+              </w:rPr>
+              <w:t>endfor</w:t>
+            </w:r>
+            <w:proofErr w:type="spellEnd"/>
+            <w:r>
+              <w:rPr>
+                <w:rFonts w:ascii="Cambria" w:hAnsi="Cambria"/>
+                <w:b w:val="0"/>
+                <w:color w:val="000000"/>
+                <w:sz w:val="22"/>
+                <w:szCs w:val="22"/>
+              </w:rPr>
+              <w:t xml:space="preserve"> %}</w:t>
             </w:r>
           </w:p>
         </w:tc>
@@ -4040,7 +5545,51 @@
           <w:sz w:val="22"/>
           <w:szCs w:val="22"/>
         </w:rPr>
-        <w:t>{% for hwc in human_wildlife_conflict %}</w:t>
+        <w:t xml:space="preserve">{% for </w:t>
+      </w:r>
+      <w:proofErr w:type="spellStart"/>
+      <w:r>
+        <w:rPr>
+          <w:rFonts w:ascii="Cambria" w:hAnsi="Cambria"/>
+          <w:bCs w:val="0"/>
+          <w:color w:val="000000"/>
+          <w:sz w:val="22"/>
+          <w:szCs w:val="22"/>
+        </w:rPr>
+        <w:t>hwc</w:t>
+      </w:r>
+      <w:proofErr w:type="spellEnd"/>
+      <w:r>
+        <w:rPr>
+          <w:rFonts w:ascii="Cambria" w:hAnsi="Cambria"/>
+          <w:bCs w:val="0"/>
+          <w:color w:val="000000"/>
+          <w:sz w:val="22"/>
+          <w:szCs w:val="22"/>
+        </w:rPr>
+        <w:t xml:space="preserve"> in </w:t>
+      </w:r>
+      <w:proofErr w:type="spellStart"/>
+      <w:r>
+        <w:rPr>
+          <w:rFonts w:ascii="Cambria" w:hAnsi="Cambria"/>
+          <w:bCs w:val="0"/>
+          <w:color w:val="000000"/>
+          <w:sz w:val="22"/>
+          <w:szCs w:val="22"/>
+        </w:rPr>
+        <w:t>human_wildlife_conflict</w:t>
+      </w:r>
+      <w:proofErr w:type="spellEnd"/>
+      <w:r>
+        <w:rPr>
+          <w:rFonts w:ascii="Cambria" w:hAnsi="Cambria"/>
+          <w:bCs w:val="0"/>
+          <w:color w:val="000000"/>
+          <w:sz w:val="22"/>
+          <w:szCs w:val="22"/>
+        </w:rPr>
+        <w:t xml:space="preserve"> %}</w:t>
       </w:r>
     </w:p>
     <w:p>
@@ -4059,17 +5608,31 @@
           <w:szCs w:val="22"/>
         </w:rPr>
       </w:pPr>
-      <w:r>
-        <w:rPr>
-          <w:rFonts w:ascii="Cambria" w:hAnsi="Cambria"/>
-          <w:b/>
-          <w:bCs w:val="0"/>
-          <w:color w:val="000000"/>
-          <w:sz w:val="22"/>
-          <w:szCs w:val="22"/>
-        </w:rPr>
-        <w:t>{{ hwc</w:t>
-      </w:r>
+      <w:proofErr w:type="gramStart"/>
+      <w:r>
+        <w:rPr>
+          <w:rFonts w:ascii="Cambria" w:hAnsi="Cambria"/>
+          <w:b/>
+          <w:bCs w:val="0"/>
+          <w:color w:val="000000"/>
+          <w:sz w:val="22"/>
+          <w:szCs w:val="22"/>
+        </w:rPr>
+        <w:t xml:space="preserve">{{ </w:t>
+      </w:r>
+      <w:proofErr w:type="spellStart"/>
+      <w:r>
+        <w:rPr>
+          <w:rFonts w:ascii="Cambria" w:hAnsi="Cambria"/>
+          <w:b/>
+          <w:bCs w:val="0"/>
+          <w:color w:val="000000"/>
+          <w:sz w:val="22"/>
+          <w:szCs w:val="22"/>
+        </w:rPr>
+        <w:t>hwc</w:t>
+      </w:r>
+      <w:proofErr w:type="gramEnd"/>
       <w:r>
         <w:rPr>
           <w:rFonts w:ascii="Cambria" w:hAnsi="Cambria"/>
@@ -4081,6 +5644,7 @@
         </w:rPr>
         <w:t>.event_name</w:t>
       </w:r>
+      <w:proofErr w:type="spellEnd"/>
       <w:r>
         <w:rPr>
           <w:rFonts w:ascii="Cambria" w:hAnsi="Cambria"/>
@@ -4101,17 +5665,39 @@
           <w:szCs w:val="22"/>
         </w:rPr>
         <w:tab/>
-        <w:t>{{ hwc</w:t>
-      </w:r>
-      <w:r>
-        <w:rPr>
-          <w:rFonts w:ascii="Cambria" w:hAnsi="Cambria"/>
-          <w:bCs w:val="0"/>
-          <w:color w:val="000000"/>
-          <w:sz w:val="22"/>
-          <w:szCs w:val="22"/>
-        </w:rPr>
-        <w:t>.event_time}}</w:t>
+        <w:t xml:space="preserve">{{ </w:t>
+      </w:r>
+      <w:proofErr w:type="spellStart"/>
+      <w:r>
+        <w:rPr>
+          <w:rFonts w:ascii="Cambria" w:hAnsi="Cambria"/>
+          <w:bCs w:val="0"/>
+          <w:color w:val="000000"/>
+          <w:sz w:val="22"/>
+          <w:szCs w:val="22"/>
+        </w:rPr>
+        <w:t>hwc</w:t>
+      </w:r>
+      <w:r>
+        <w:rPr>
+          <w:rFonts w:ascii="Cambria" w:hAnsi="Cambria"/>
+          <w:bCs w:val="0"/>
+          <w:color w:val="000000"/>
+          <w:sz w:val="22"/>
+          <w:szCs w:val="22"/>
+        </w:rPr>
+        <w:t>.event_time</w:t>
+      </w:r>
+      <w:proofErr w:type="spellEnd"/>
+      <w:r>
+        <w:rPr>
+          <w:rFonts w:ascii="Cambria" w:hAnsi="Cambria"/>
+          <w:bCs w:val="0"/>
+          <w:color w:val="000000"/>
+          <w:sz w:val="22"/>
+          <w:szCs w:val="22"/>
+        </w:rPr>
+        <w:t>}}</w:t>
       </w:r>
     </w:p>
     <w:p>
@@ -4138,7 +5724,53 @@
           <w:sz w:val="22"/>
           <w:szCs w:val="22"/>
         </w:rPr>
-        <w:t>{% for att in hwc.attributes %}</w:t>
+        <w:t xml:space="preserve">{% for </w:t>
+      </w:r>
+      <w:proofErr w:type="spellStart"/>
+      <w:r>
+        <w:rPr>
+          <w:rFonts w:ascii="Cambria" w:hAnsi="Cambria"/>
+          <w:bCs w:val="0"/>
+          <w:color w:val="000000"/>
+          <w:sz w:val="22"/>
+          <w:szCs w:val="22"/>
+        </w:rPr>
+        <w:t>att</w:t>
+      </w:r>
+      <w:proofErr w:type="spellEnd"/>
+      <w:r>
+        <w:rPr>
+          <w:rFonts w:ascii="Cambria" w:hAnsi="Cambria"/>
+          <w:bCs w:val="0"/>
+          <w:color w:val="000000"/>
+          <w:sz w:val="22"/>
+          <w:szCs w:val="22"/>
+        </w:rPr>
+        <w:t xml:space="preserve"> in </w:t>
+      </w:r>
+      <w:proofErr w:type="spellStart"/>
+      <w:proofErr w:type="gramStart"/>
+      <w:r>
+        <w:rPr>
+          <w:rFonts w:ascii="Cambria" w:hAnsi="Cambria"/>
+          <w:bCs w:val="0"/>
+          <w:color w:val="000000"/>
+          <w:sz w:val="22"/>
+          <w:szCs w:val="22"/>
+        </w:rPr>
+        <w:t>hwc.attributes</w:t>
+      </w:r>
+      <w:proofErr w:type="spellEnd"/>
+      <w:proofErr w:type="gramEnd"/>
+      <w:r>
+        <w:rPr>
+          <w:rFonts w:ascii="Cambria" w:hAnsi="Cambria"/>
+          <w:bCs w:val="0"/>
+          <w:color w:val="000000"/>
+          <w:sz w:val="22"/>
+          <w:szCs w:val="22"/>
+        </w:rPr>
+        <w:t xml:space="preserve"> %}</w:t>
       </w:r>
       <w:r>
         <w:rPr>
@@ -4159,7 +5791,29 @@
           <w:sz w:val="22"/>
           <w:szCs w:val="22"/>
         </w:rPr>
-        <w:t xml:space="preserve"> {{att.value}}</w:t>
+        <w:t xml:space="preserve"> {{</w:t>
+      </w:r>
+      <w:proofErr w:type="spellStart"/>
+      <w:r>
+        <w:rPr>
+          <w:rFonts w:ascii="Cambria" w:hAnsi="Cambria"/>
+          <w:bCs w:val="0"/>
+          <w:color w:val="000000"/>
+          <w:sz w:val="22"/>
+          <w:szCs w:val="22"/>
+        </w:rPr>
+        <w:t>att.value</w:t>
+      </w:r>
+      <w:proofErr w:type="spellEnd"/>
+      <w:r>
+        <w:rPr>
+          <w:rFonts w:ascii="Cambria" w:hAnsi="Cambria"/>
+          <w:bCs w:val="0"/>
+          <w:color w:val="000000"/>
+          <w:sz w:val="22"/>
+          <w:szCs w:val="22"/>
+        </w:rPr>
+        <w:t>}}</w:t>
       </w:r>
     </w:p>
     <w:p>
@@ -4186,7 +5840,31 @@
           <w:sz w:val="22"/>
           <w:szCs w:val="22"/>
         </w:rPr>
-        <w:t>{% endfor %}</w:t>
+        <w:t xml:space="preserve">{% </w:t>
+      </w:r>
+      <w:proofErr w:type="spellStart"/>
+      <w:r>
+        <w:rPr>
+          <w:rFonts w:ascii="Cambria" w:hAnsi="Cambria"/>
+          <w:b/>
+          <w:bCs w:val="0"/>
+          <w:color w:val="000000"/>
+          <w:sz w:val="22"/>
+          <w:szCs w:val="22"/>
+        </w:rPr>
+        <w:t>endfor</w:t>
+      </w:r>
+      <w:proofErr w:type="spellEnd"/>
+      <w:r>
+        <w:rPr>
+          <w:rFonts w:ascii="Cambria" w:hAnsi="Cambria"/>
+          <w:b/>
+          <w:bCs w:val="0"/>
+          <w:color w:val="000000"/>
+          <w:sz w:val="22"/>
+          <w:szCs w:val="22"/>
+        </w:rPr>
+        <w:t xml:space="preserve"> %}</w:t>
       </w:r>
     </w:p>
     <w:p>
@@ -4215,6 +5893,8 @@
         <w:lastRenderedPageBreak/>
         <w:t xml:space="preserve">{% for note in </w:t>
       </w:r>
+      <w:proofErr w:type="spellStart"/>
+      <w:proofErr w:type="gramStart"/>
       <w:r>
         <w:rPr>
           <w:rFonts w:ascii="Cambria" w:hAnsi="Cambria"/>
@@ -4225,28 +5905,62 @@
         </w:rPr>
         <w:t>hwc</w:t>
       </w:r>
-      <w:bookmarkStart w:id="0" w:name="_GoBack"/>
-      <w:bookmarkEnd w:id="0"/>
-      <w:r>
-        <w:rPr>
-          <w:rFonts w:ascii="Cambria" w:hAnsi="Cambria"/>
-          <w:bCs w:val="0"/>
-          <w:color w:val="000000"/>
-          <w:sz w:val="22"/>
-          <w:szCs w:val="22"/>
-        </w:rPr>
-        <w:t>.notes %}</w:t>
-      </w:r>
-      <w:r>
-        <w:rPr>
-          <w:rFonts w:ascii="Cambria" w:hAnsi="Cambria"/>
-          <w:b/>
-          <w:bCs w:val="0"/>
-          <w:color w:val="000000"/>
-          <w:sz w:val="22"/>
-          <w:szCs w:val="22"/>
-        </w:rPr>
-        <w:t>{{note.created_at}}</w:t>
+      <w:r>
+        <w:rPr>
+          <w:rFonts w:ascii="Cambria" w:hAnsi="Cambria"/>
+          <w:bCs w:val="0"/>
+          <w:color w:val="000000"/>
+          <w:sz w:val="22"/>
+          <w:szCs w:val="22"/>
+        </w:rPr>
+        <w:t>.notes</w:t>
+      </w:r>
+      <w:proofErr w:type="spellEnd"/>
+      <w:proofErr w:type="gramEnd"/>
+      <w:r>
+        <w:rPr>
+          <w:rFonts w:ascii="Cambria" w:hAnsi="Cambria"/>
+          <w:bCs w:val="0"/>
+          <w:color w:val="000000"/>
+          <w:sz w:val="22"/>
+          <w:szCs w:val="22"/>
+        </w:rPr>
+        <w:t xml:space="preserve"> %}</w:t>
+      </w:r>
+      <w:r>
+        <w:rPr>
+          <w:rFonts w:ascii="Cambria" w:hAnsi="Cambria"/>
+          <w:b/>
+          <w:bCs w:val="0"/>
+          <w:color w:val="000000"/>
+          <w:sz w:val="22"/>
+          <w:szCs w:val="22"/>
+        </w:rPr>
+        <w:t>{{</w:t>
+      </w:r>
+      <w:proofErr w:type="spellStart"/>
+      <w:r>
+        <w:rPr>
+          <w:rFonts w:ascii="Cambria" w:hAnsi="Cambria"/>
+          <w:b/>
+          <w:bCs w:val="0"/>
+          <w:color w:val="000000"/>
+          <w:sz w:val="22"/>
+          <w:szCs w:val="22"/>
+        </w:rPr>
+        <w:t>note.created_at</w:t>
+      </w:r>
+      <w:proofErr w:type="spellEnd"/>
+      <w:r>
+        <w:rPr>
+          <w:rFonts w:ascii="Cambria" w:hAnsi="Cambria"/>
+          <w:b/>
+          <w:bCs w:val="0"/>
+          <w:color w:val="000000"/>
+          <w:sz w:val="22"/>
+          <w:szCs w:val="22"/>
+        </w:rPr>
+        <w:t>}}</w:t>
       </w:r>
       <w:r>
         <w:rPr>
@@ -4267,7 +5981,31 @@
           <w:sz w:val="22"/>
           <w:szCs w:val="22"/>
         </w:rPr>
-        <w:t>{{note.username}}</w:t>
+        <w:t>{{</w:t>
+      </w:r>
+      <w:proofErr w:type="spellStart"/>
+      <w:r>
+        <w:rPr>
+          <w:rFonts w:ascii="Cambria" w:hAnsi="Cambria"/>
+          <w:b/>
+          <w:bCs w:val="0"/>
+          <w:color w:val="000000"/>
+          <w:sz w:val="22"/>
+          <w:szCs w:val="22"/>
+        </w:rPr>
+        <w:t>note.username</w:t>
+      </w:r>
+      <w:proofErr w:type="spellEnd"/>
+      <w:r>
+        <w:rPr>
+          <w:rFonts w:ascii="Cambria" w:hAnsi="Cambria"/>
+          <w:b/>
+          <w:bCs w:val="0"/>
+          <w:color w:val="000000"/>
+          <w:sz w:val="22"/>
+          <w:szCs w:val="22"/>
+        </w:rPr>
+        <w:t>}}</w:t>
       </w:r>
     </w:p>
     <w:p>
@@ -4293,7 +6031,29 @@
           <w:sz w:val="22"/>
           <w:szCs w:val="22"/>
         </w:rPr>
-        <w:t>{{note.text}}</w:t>
+        <w:t>{{</w:t>
+      </w:r>
+      <w:proofErr w:type="spellStart"/>
+      <w:r>
+        <w:rPr>
+          <w:rFonts w:ascii="Cambria" w:hAnsi="Cambria"/>
+          <w:bCs w:val="0"/>
+          <w:color w:val="000000"/>
+          <w:sz w:val="22"/>
+          <w:szCs w:val="22"/>
+        </w:rPr>
+        <w:t>note.text</w:t>
+      </w:r>
+      <w:proofErr w:type="spellEnd"/>
+      <w:r>
+        <w:rPr>
+          <w:rFonts w:ascii="Cambria" w:hAnsi="Cambria"/>
+          <w:bCs w:val="0"/>
+          <w:color w:val="000000"/>
+          <w:sz w:val="22"/>
+          <w:szCs w:val="22"/>
+        </w:rPr>
+        <w:t>}}</w:t>
       </w:r>
     </w:p>
     <w:p>
@@ -4319,7 +6079,29 @@
           <w:sz w:val="22"/>
           <w:szCs w:val="22"/>
         </w:rPr>
-        <w:t>{% endfor %}</w:t>
+        <w:t xml:space="preserve">{% </w:t>
+      </w:r>
+      <w:proofErr w:type="spellStart"/>
+      <w:r>
+        <w:rPr>
+          <w:rFonts w:ascii="Cambria" w:hAnsi="Cambria"/>
+          <w:bCs w:val="0"/>
+          <w:color w:val="000000"/>
+          <w:sz w:val="22"/>
+          <w:szCs w:val="22"/>
+        </w:rPr>
+        <w:t>endfor</w:t>
+      </w:r>
+      <w:proofErr w:type="spellEnd"/>
+      <w:r>
+        <w:rPr>
+          <w:rFonts w:ascii="Cambria" w:hAnsi="Cambria"/>
+          <w:bCs w:val="0"/>
+          <w:color w:val="000000"/>
+          <w:sz w:val="22"/>
+          <w:szCs w:val="22"/>
+        </w:rPr>
+        <w:t xml:space="preserve"> %}</w:t>
       </w:r>
     </w:p>
     <w:p>
@@ -4345,7 +6127,29 @@
           <w:sz w:val="22"/>
           <w:szCs w:val="22"/>
         </w:rPr>
-        <w:t>{% endfor %}</w:t>
+        <w:t xml:space="preserve">{% </w:t>
+      </w:r>
+      <w:proofErr w:type="spellStart"/>
+      <w:r>
+        <w:rPr>
+          <w:rFonts w:ascii="Cambria" w:hAnsi="Cambria"/>
+          <w:bCs w:val="0"/>
+          <w:color w:val="000000"/>
+          <w:sz w:val="22"/>
+          <w:szCs w:val="22"/>
+        </w:rPr>
+        <w:t>endfor</w:t>
+      </w:r>
+      <w:proofErr w:type="spellEnd"/>
+      <w:r>
+        <w:rPr>
+          <w:rFonts w:ascii="Cambria" w:hAnsi="Cambria"/>
+          <w:bCs w:val="0"/>
+          <w:color w:val="000000"/>
+          <w:sz w:val="22"/>
+          <w:szCs w:val="22"/>
+        </w:rPr>
+        <w:t xml:space="preserve"> %}</w:t>
       </w:r>
     </w:p>
     <w:p>
@@ -4548,6 +6352,7 @@
         </w:rPr>
         <w:t xml:space="preserve">Rainfall for: </w:t>
       </w:r>
+      <w:proofErr w:type="gramStart"/>
       <w:r>
         <w:rPr>
           <w:rFonts w:ascii="Cambria" w:hAnsi="Cambria"/>
@@ -4568,8 +6373,9 @@
           <w:sz w:val="22"/>
           <w:szCs w:val="22"/>
         </w:rPr>
-        <w:t xml:space="preserve"> conservancy.</w:t>
-      </w:r>
+        <w:t xml:space="preserve"> </w:t>
+      </w:r>
+      <w:proofErr w:type="spellStart"/>
       <w:r>
         <w:rPr>
           <w:rFonts w:ascii="Cambria" w:hAnsi="Cambria"/>
@@ -4581,6 +6387,30 @@
         </w:rPr>
         <w:t>conservancy</w:t>
       </w:r>
+      <w:proofErr w:type="gramEnd"/>
+      <w:r>
+        <w:rPr>
+          <w:rFonts w:ascii="Cambria" w:hAnsi="Cambria"/>
+          <w:b/>
+          <w:bCs w:val="0"/>
+          <w:color w:val="000000"/>
+          <w:sz w:val="22"/>
+          <w:szCs w:val="22"/>
+        </w:rPr>
+        <w:t>.</w:t>
+      </w:r>
+      <w:r>
+        <w:rPr>
+          <w:rFonts w:ascii="Cambria" w:hAnsi="Cambria"/>
+          <w:b/>
+          <w:bCs w:val="0"/>
+          <w:color w:val="000000"/>
+          <w:sz w:val="22"/>
+          <w:szCs w:val="22"/>
+        </w:rPr>
+        <w:t>conservancy</w:t>
+      </w:r>
+      <w:proofErr w:type="spellEnd"/>
       <w:r>
         <w:rPr>
           <w:rFonts w:ascii="Cambria" w:hAnsi="Cambria"/>
@@ -4611,17 +6441,39 @@
           <w:sz w:val="22"/>
           <w:szCs w:val="22"/>
         </w:rPr>
-        <w:t>{% if conservancy.rainfa</w:t>
-      </w:r>
-      <w:r>
-        <w:rPr>
-          <w:rFonts w:ascii="Cambria" w:hAnsi="Cambria"/>
-          <w:bCs w:val="0"/>
-          <w:color w:val="000000"/>
-          <w:sz w:val="22"/>
-          <w:szCs w:val="22"/>
-        </w:rPr>
-        <w:t>ll %}</w:t>
+        <w:t xml:space="preserve">{% if </w:t>
+      </w:r>
+      <w:proofErr w:type="spellStart"/>
+      <w:r>
+        <w:rPr>
+          <w:rFonts w:ascii="Cambria" w:hAnsi="Cambria"/>
+          <w:bCs w:val="0"/>
+          <w:color w:val="000000"/>
+          <w:sz w:val="22"/>
+          <w:szCs w:val="22"/>
+        </w:rPr>
+        <w:t>conservancy.rainfa</w:t>
+      </w:r>
+      <w:r>
+        <w:rPr>
+          <w:rFonts w:ascii="Cambria" w:hAnsi="Cambria"/>
+          <w:bCs w:val="0"/>
+          <w:color w:val="000000"/>
+          <w:sz w:val="22"/>
+          <w:szCs w:val="22"/>
+        </w:rPr>
+        <w:t>ll</w:t>
+      </w:r>
+      <w:proofErr w:type="spellEnd"/>
+      <w:r>
+        <w:rPr>
+          <w:rFonts w:ascii="Cambria" w:hAnsi="Cambria"/>
+          <w:bCs w:val="0"/>
+          <w:color w:val="000000"/>
+          <w:sz w:val="22"/>
+          <w:szCs w:val="22"/>
+        </w:rPr>
+        <w:t xml:space="preserve"> %}</w:t>
       </w:r>
     </w:p>
     <w:tbl>
@@ -4726,7 +6578,31 @@
                 <w:sz w:val="22"/>
                 <w:szCs w:val="22"/>
               </w:rPr>
-              <w:t>{%tr for item in conservancy.rainfall %}</w:t>
+              <w:t xml:space="preserve">{%tr for item in </w:t>
+            </w:r>
+            <w:proofErr w:type="spellStart"/>
+            <w:proofErr w:type="gramStart"/>
+            <w:r>
+              <w:rPr>
+                <w:rFonts w:ascii="Cambria" w:hAnsi="Cambria"/>
+                <w:b w:val="0"/>
+                <w:color w:val="000000"/>
+                <w:sz w:val="22"/>
+                <w:szCs w:val="22"/>
+              </w:rPr>
+              <w:t>conservancy.rainfall</w:t>
+            </w:r>
+            <w:proofErr w:type="spellEnd"/>
+            <w:proofErr w:type="gramEnd"/>
+            <w:r>
+              <w:rPr>
+                <w:rFonts w:ascii="Cambria" w:hAnsi="Cambria"/>
+                <w:b w:val="0"/>
+                <w:color w:val="000000"/>
+                <w:sz w:val="22"/>
+                <w:szCs w:val="22"/>
+              </w:rPr>
+              <w:t xml:space="preserve"> %}</w:t>
             </w:r>
           </w:p>
         </w:tc>
@@ -4779,6 +6655,7 @@
                 <w:szCs w:val="22"/>
               </w:rPr>
             </w:pPr>
+            <w:proofErr w:type="gramStart"/>
             <w:r>
               <w:rPr>
                 <w:rFonts w:ascii="Cambria" w:hAnsi="Cambria"/>
@@ -4787,7 +6664,40 @@
                 <w:sz w:val="22"/>
                 <w:szCs w:val="22"/>
               </w:rPr>
-              <w:t>{{ item.station }}</w:t>
+              <w:t xml:space="preserve">{{ </w:t>
+            </w:r>
+            <w:proofErr w:type="spellStart"/>
+            <w:r>
+              <w:rPr>
+                <w:rFonts w:ascii="Cambria" w:hAnsi="Cambria"/>
+                <w:b w:val="0"/>
+                <w:color w:val="000000"/>
+                <w:sz w:val="22"/>
+                <w:szCs w:val="22"/>
+              </w:rPr>
+              <w:t>item</w:t>
+            </w:r>
+            <w:proofErr w:type="gramEnd"/>
+            <w:r>
+              <w:rPr>
+                <w:rFonts w:ascii="Cambria" w:hAnsi="Cambria"/>
+                <w:b w:val="0"/>
+                <w:color w:val="000000"/>
+                <w:sz w:val="22"/>
+                <w:szCs w:val="22"/>
+              </w:rPr>
+              <w:t>.station</w:t>
+            </w:r>
+            <w:proofErr w:type="spellEnd"/>
+            <w:r>
+              <w:rPr>
+                <w:rFonts w:ascii="Cambria" w:hAnsi="Cambria"/>
+                <w:b w:val="0"/>
+                <w:color w:val="000000"/>
+                <w:sz w:val="22"/>
+                <w:szCs w:val="22"/>
+              </w:rPr>
+              <w:t xml:space="preserve"> }}</w:t>
             </w:r>
           </w:p>
         </w:tc>
@@ -4811,14 +6721,45 @@
                 <w:szCs w:val="22"/>
               </w:rPr>
             </w:pPr>
-            <w:r>
-              <w:rPr>
-                <w:rFonts w:ascii="Cambria" w:hAnsi="Cambria"/>
-                <w:color w:val="000000"/>
-                <w:sz w:val="22"/>
-                <w:szCs w:val="22"/>
-              </w:rPr>
-              <w:t>{{ item.total_mm }}</w:t>
+            <w:proofErr w:type="gramStart"/>
+            <w:r>
+              <w:rPr>
+                <w:rFonts w:ascii="Cambria" w:hAnsi="Cambria"/>
+                <w:color w:val="000000"/>
+                <w:sz w:val="22"/>
+                <w:szCs w:val="22"/>
+              </w:rPr>
+              <w:t xml:space="preserve">{{ </w:t>
+            </w:r>
+            <w:proofErr w:type="spellStart"/>
+            <w:r>
+              <w:rPr>
+                <w:rFonts w:ascii="Cambria" w:hAnsi="Cambria"/>
+                <w:color w:val="000000"/>
+                <w:sz w:val="22"/>
+                <w:szCs w:val="22"/>
+              </w:rPr>
+              <w:t>item</w:t>
+            </w:r>
+            <w:proofErr w:type="gramEnd"/>
+            <w:r>
+              <w:rPr>
+                <w:rFonts w:ascii="Cambria" w:hAnsi="Cambria"/>
+                <w:color w:val="000000"/>
+                <w:sz w:val="22"/>
+                <w:szCs w:val="22"/>
+              </w:rPr>
+              <w:t>.total_mm</w:t>
+            </w:r>
+            <w:proofErr w:type="spellEnd"/>
+            <w:r>
+              <w:rPr>
+                <w:rFonts w:ascii="Cambria" w:hAnsi="Cambria"/>
+                <w:color w:val="000000"/>
+                <w:sz w:val="22"/>
+                <w:szCs w:val="22"/>
+              </w:rPr>
+              <w:t xml:space="preserve"> }}</w:t>
             </w:r>
           </w:p>
         </w:tc>
@@ -4857,7 +6798,29 @@
                 <w:sz w:val="22"/>
                 <w:szCs w:val="22"/>
               </w:rPr>
-              <w:t>{%tr endfor %}</w:t>
+              <w:t xml:space="preserve">{%tr </w:t>
+            </w:r>
+            <w:proofErr w:type="spellStart"/>
+            <w:r>
+              <w:rPr>
+                <w:rFonts w:ascii="Cambria" w:hAnsi="Cambria"/>
+                <w:b w:val="0"/>
+                <w:color w:val="000000"/>
+                <w:sz w:val="22"/>
+                <w:szCs w:val="22"/>
+              </w:rPr>
+              <w:t>endfor</w:t>
+            </w:r>
+            <w:proofErr w:type="spellEnd"/>
+            <w:r>
+              <w:rPr>
+                <w:rFonts w:ascii="Cambria" w:hAnsi="Cambria"/>
+                <w:b w:val="0"/>
+                <w:color w:val="000000"/>
+                <w:sz w:val="22"/>
+                <w:szCs w:val="22"/>
+              </w:rPr>
+              <w:t xml:space="preserve"> %}</w:t>
             </w:r>
           </w:p>
         </w:tc>
@@ -4940,7 +6903,29 @@
           <w:sz w:val="22"/>
           <w:szCs w:val="22"/>
         </w:rPr>
-        <w:t>No new rainfall report.</w:t>
+        <w:t xml:space="preserve">No new rainfall </w:t>
+      </w:r>
+      <w:proofErr w:type="gramStart"/>
+      <w:r>
+        <w:rPr>
+          <w:rFonts w:ascii="Cambria" w:hAnsi="Cambria"/>
+          <w:bCs w:val="0"/>
+          <w:color w:val="000000"/>
+          <w:sz w:val="22"/>
+          <w:szCs w:val="22"/>
+        </w:rPr>
+        <w:t>report</w:t>
+      </w:r>
+      <w:proofErr w:type="gramEnd"/>
+      <w:r>
+        <w:rPr>
+          <w:rFonts w:ascii="Cambria" w:hAnsi="Cambria"/>
+          <w:bCs w:val="0"/>
+          <w:color w:val="000000"/>
+          <w:sz w:val="22"/>
+          <w:szCs w:val="22"/>
+        </w:rPr>
+        <w:t>.</w:t>
       </w:r>
     </w:p>
     <w:p>
@@ -5004,15 +6989,27 @@
         </w:rPr>
         <w:t xml:space="preserve"> </w:t>
       </w:r>
-      <w:r>
-        <w:rPr>
-          <w:rFonts w:ascii="Cambria" w:hAnsi="Cambria"/>
-          <w:bCs w:val="0"/>
-          <w:color w:val="000000"/>
-          <w:sz w:val="22"/>
-          <w:szCs w:val="22"/>
-        </w:rPr>
-        <w:t>endfor%}</w:t>
+      <w:proofErr w:type="spellStart"/>
+      <w:r>
+        <w:rPr>
+          <w:rFonts w:ascii="Cambria" w:hAnsi="Cambria"/>
+          <w:bCs w:val="0"/>
+          <w:color w:val="000000"/>
+          <w:sz w:val="22"/>
+          <w:szCs w:val="22"/>
+        </w:rPr>
+        <w:t>endfor</w:t>
+      </w:r>
+      <w:proofErr w:type="spellEnd"/>
+      <w:r>
+        <w:rPr>
+          <w:rFonts w:ascii="Cambria" w:hAnsi="Cambria"/>
+          <w:bCs w:val="0"/>
+          <w:color w:val="000000"/>
+          <w:sz w:val="22"/>
+          <w:szCs w:val="22"/>
+        </w:rPr>
+        <w:t>%}</w:t>
       </w:r>
     </w:p>
     <w:p>
@@ -5117,7 +7114,29 @@
           <w:sz w:val="22"/>
           <w:szCs w:val="22"/>
         </w:rPr>
-        <w:t>{% for se in security_events %}</w:t>
+        <w:t xml:space="preserve">{% for se in </w:t>
+      </w:r>
+      <w:proofErr w:type="spellStart"/>
+      <w:r>
+        <w:rPr>
+          <w:rFonts w:ascii="Cambria" w:hAnsi="Cambria"/>
+          <w:bCs w:val="0"/>
+          <w:color w:val="000000"/>
+          <w:sz w:val="22"/>
+          <w:szCs w:val="22"/>
+        </w:rPr>
+        <w:t>security_events</w:t>
+      </w:r>
+      <w:proofErr w:type="spellEnd"/>
+      <w:r>
+        <w:rPr>
+          <w:rFonts w:ascii="Cambria" w:hAnsi="Cambria"/>
+          <w:bCs w:val="0"/>
+          <w:color w:val="000000"/>
+          <w:sz w:val="22"/>
+          <w:szCs w:val="22"/>
+        </w:rPr>
+        <w:t xml:space="preserve"> %}</w:t>
       </w:r>
     </w:p>
     <w:p>
@@ -5136,16 +7155,53 @@
           <w:szCs w:val="22"/>
         </w:rPr>
       </w:pPr>
-      <w:r>
-        <w:rPr>
-          <w:rFonts w:ascii="Cambria" w:hAnsi="Cambria"/>
-          <w:b/>
-          <w:bCs w:val="0"/>
-          <w:color w:val="000000"/>
-          <w:sz w:val="22"/>
-          <w:szCs w:val="22"/>
-        </w:rPr>
-        <w:t>{{ se.event_name}}</w:t>
+      <w:proofErr w:type="gramStart"/>
+      <w:r>
+        <w:rPr>
+          <w:rFonts w:ascii="Cambria" w:hAnsi="Cambria"/>
+          <w:b/>
+          <w:bCs w:val="0"/>
+          <w:color w:val="000000"/>
+          <w:sz w:val="22"/>
+          <w:szCs w:val="22"/>
+        </w:rPr>
+        <w:t xml:space="preserve">{{ </w:t>
+      </w:r>
+      <w:proofErr w:type="spellStart"/>
+      <w:r>
+        <w:rPr>
+          <w:rFonts w:ascii="Cambria" w:hAnsi="Cambria"/>
+          <w:b/>
+          <w:bCs w:val="0"/>
+          <w:color w:val="000000"/>
+          <w:sz w:val="22"/>
+          <w:szCs w:val="22"/>
+        </w:rPr>
+        <w:t>se</w:t>
+      </w:r>
+      <w:proofErr w:type="gramEnd"/>
+      <w:r>
+        <w:rPr>
+          <w:rFonts w:ascii="Cambria" w:hAnsi="Cambria"/>
+          <w:b/>
+          <w:bCs w:val="0"/>
+          <w:color w:val="000000"/>
+          <w:sz w:val="22"/>
+          <w:szCs w:val="22"/>
+        </w:rPr>
+        <w:t>.event_name</w:t>
+      </w:r>
+      <w:proofErr w:type="spellEnd"/>
+      <w:r>
+        <w:rPr>
+          <w:rFonts w:ascii="Cambria" w:hAnsi="Cambria"/>
+          <w:b/>
+          <w:bCs w:val="0"/>
+          <w:color w:val="000000"/>
+          <w:sz w:val="22"/>
+          <w:szCs w:val="22"/>
+        </w:rPr>
+        <w:t>}}</w:t>
       </w:r>
       <w:r>
         <w:rPr>
@@ -5156,7 +7212,29 @@
           <w:szCs w:val="22"/>
         </w:rPr>
         <w:tab/>
-        <w:t>{{ se.event_time}}</w:t>
+        <w:t xml:space="preserve">{{ </w:t>
+      </w:r>
+      <w:proofErr w:type="spellStart"/>
+      <w:r>
+        <w:rPr>
+          <w:rFonts w:ascii="Cambria" w:hAnsi="Cambria"/>
+          <w:bCs w:val="0"/>
+          <w:color w:val="000000"/>
+          <w:sz w:val="22"/>
+          <w:szCs w:val="22"/>
+        </w:rPr>
+        <w:t>se.event_time</w:t>
+      </w:r>
+      <w:proofErr w:type="spellEnd"/>
+      <w:r>
+        <w:rPr>
+          <w:rFonts w:ascii="Cambria" w:hAnsi="Cambria"/>
+          <w:bCs w:val="0"/>
+          <w:color w:val="000000"/>
+          <w:sz w:val="22"/>
+          <w:szCs w:val="22"/>
+        </w:rPr>
+        <w:t>}}</w:t>
       </w:r>
     </w:p>
     <w:p>
@@ -5193,7 +7271,53 @@
           <w:sz w:val="22"/>
           <w:szCs w:val="22"/>
         </w:rPr>
-        <w:t>for att in se.attributes %}</w:t>
+        <w:t xml:space="preserve">for </w:t>
+      </w:r>
+      <w:proofErr w:type="spellStart"/>
+      <w:r>
+        <w:rPr>
+          <w:rFonts w:ascii="Cambria" w:hAnsi="Cambria"/>
+          <w:bCs w:val="0"/>
+          <w:color w:val="000000"/>
+          <w:sz w:val="22"/>
+          <w:szCs w:val="22"/>
+        </w:rPr>
+        <w:t>att</w:t>
+      </w:r>
+      <w:proofErr w:type="spellEnd"/>
+      <w:r>
+        <w:rPr>
+          <w:rFonts w:ascii="Cambria" w:hAnsi="Cambria"/>
+          <w:bCs w:val="0"/>
+          <w:color w:val="000000"/>
+          <w:sz w:val="22"/>
+          <w:szCs w:val="22"/>
+        </w:rPr>
+        <w:t xml:space="preserve"> in </w:t>
+      </w:r>
+      <w:proofErr w:type="spellStart"/>
+      <w:proofErr w:type="gramStart"/>
+      <w:r>
+        <w:rPr>
+          <w:rFonts w:ascii="Cambria" w:hAnsi="Cambria"/>
+          <w:bCs w:val="0"/>
+          <w:color w:val="000000"/>
+          <w:sz w:val="22"/>
+          <w:szCs w:val="22"/>
+        </w:rPr>
+        <w:t>se.attributes</w:t>
+      </w:r>
+      <w:proofErr w:type="spellEnd"/>
+      <w:proofErr w:type="gramEnd"/>
+      <w:r>
+        <w:rPr>
+          <w:rFonts w:ascii="Cambria" w:hAnsi="Cambria"/>
+          <w:bCs w:val="0"/>
+          <w:color w:val="000000"/>
+          <w:sz w:val="22"/>
+          <w:szCs w:val="22"/>
+        </w:rPr>
+        <w:t xml:space="preserve"> %}</w:t>
       </w:r>
       <w:r>
         <w:rPr>
@@ -5214,7 +7338,29 @@
           <w:sz w:val="22"/>
           <w:szCs w:val="22"/>
         </w:rPr>
-        <w:t xml:space="preserve"> {{att.value}}</w:t>
+        <w:t xml:space="preserve"> {{</w:t>
+      </w:r>
+      <w:proofErr w:type="spellStart"/>
+      <w:r>
+        <w:rPr>
+          <w:rFonts w:ascii="Cambria" w:hAnsi="Cambria"/>
+          <w:bCs w:val="0"/>
+          <w:color w:val="000000"/>
+          <w:sz w:val="22"/>
+          <w:szCs w:val="22"/>
+        </w:rPr>
+        <w:t>att.value</w:t>
+      </w:r>
+      <w:proofErr w:type="spellEnd"/>
+      <w:r>
+        <w:rPr>
+          <w:rFonts w:ascii="Cambria" w:hAnsi="Cambria"/>
+          <w:bCs w:val="0"/>
+          <w:color w:val="000000"/>
+          <w:sz w:val="22"/>
+          <w:szCs w:val="22"/>
+        </w:rPr>
+        <w:t>}}</w:t>
       </w:r>
     </w:p>
     <w:p>
@@ -5242,7 +7388,31 @@
           <w:sz w:val="22"/>
           <w:szCs w:val="22"/>
         </w:rPr>
-        <w:t>{% endfor %}</w:t>
+        <w:t xml:space="preserve">{% </w:t>
+      </w:r>
+      <w:proofErr w:type="spellStart"/>
+      <w:r>
+        <w:rPr>
+          <w:rFonts w:ascii="Cambria" w:hAnsi="Cambria"/>
+          <w:b/>
+          <w:bCs w:val="0"/>
+          <w:color w:val="000000"/>
+          <w:sz w:val="22"/>
+          <w:szCs w:val="22"/>
+        </w:rPr>
+        <w:t>endfor</w:t>
+      </w:r>
+      <w:proofErr w:type="spellEnd"/>
+      <w:r>
+        <w:rPr>
+          <w:rFonts w:ascii="Cambria" w:hAnsi="Cambria"/>
+          <w:b/>
+          <w:bCs w:val="0"/>
+          <w:color w:val="000000"/>
+          <w:sz w:val="22"/>
+          <w:szCs w:val="22"/>
+        </w:rPr>
+        <w:t xml:space="preserve"> %}</w:t>
       </w:r>
     </w:p>
     <w:p>
@@ -5268,18 +7438,66 @@
           <w:sz w:val="22"/>
           <w:szCs w:val="22"/>
         </w:rPr>
-        <w:t>{% for note in se.notes %}</w:t>
-      </w:r>
-      <w:r>
-        <w:rPr>
-          <w:rFonts w:ascii="Cambria" w:hAnsi="Cambria"/>
-          <w:b/>
-          <w:bCs w:val="0"/>
-          <w:color w:val="000000"/>
-          <w:sz w:val="22"/>
-          <w:szCs w:val="22"/>
-        </w:rPr>
-        <w:t>{{note.created_at}}</w:t>
+        <w:t xml:space="preserve">{% for note in </w:t>
+      </w:r>
+      <w:proofErr w:type="spellStart"/>
+      <w:proofErr w:type="gramStart"/>
+      <w:r>
+        <w:rPr>
+          <w:rFonts w:ascii="Cambria" w:hAnsi="Cambria"/>
+          <w:bCs w:val="0"/>
+          <w:color w:val="000000"/>
+          <w:sz w:val="22"/>
+          <w:szCs w:val="22"/>
+        </w:rPr>
+        <w:t>se.notes</w:t>
+      </w:r>
+      <w:proofErr w:type="spellEnd"/>
+      <w:proofErr w:type="gramEnd"/>
+      <w:r>
+        <w:rPr>
+          <w:rFonts w:ascii="Cambria" w:hAnsi="Cambria"/>
+          <w:bCs w:val="0"/>
+          <w:color w:val="000000"/>
+          <w:sz w:val="22"/>
+          <w:szCs w:val="22"/>
+        </w:rPr>
+        <w:t xml:space="preserve"> %}</w:t>
+      </w:r>
+      <w:r>
+        <w:rPr>
+          <w:rFonts w:ascii="Cambria" w:hAnsi="Cambria"/>
+          <w:b/>
+          <w:bCs w:val="0"/>
+          <w:color w:val="000000"/>
+          <w:sz w:val="22"/>
+          <w:szCs w:val="22"/>
+        </w:rPr>
+        <w:t>{{</w:t>
+      </w:r>
+      <w:proofErr w:type="spellStart"/>
+      <w:r>
+        <w:rPr>
+          <w:rFonts w:ascii="Cambria" w:hAnsi="Cambria"/>
+          <w:b/>
+          <w:bCs w:val="0"/>
+          <w:color w:val="000000"/>
+          <w:sz w:val="22"/>
+          <w:szCs w:val="22"/>
+        </w:rPr>
+        <w:t>note.created_at</w:t>
+      </w:r>
+      <w:proofErr w:type="spellEnd"/>
+      <w:r>
+        <w:rPr>
+          <w:rFonts w:ascii="Cambria" w:hAnsi="Cambria"/>
+          <w:b/>
+          <w:bCs w:val="0"/>
+          <w:color w:val="000000"/>
+          <w:sz w:val="22"/>
+          <w:szCs w:val="22"/>
+        </w:rPr>
+        <w:t>}}</w:t>
       </w:r>
       <w:r>
         <w:rPr>
@@ -5300,7 +7518,31 @@
           <w:sz w:val="22"/>
           <w:szCs w:val="22"/>
         </w:rPr>
-        <w:t>{{note.username}}</w:t>
+        <w:t>{{</w:t>
+      </w:r>
+      <w:proofErr w:type="spellStart"/>
+      <w:r>
+        <w:rPr>
+          <w:rFonts w:ascii="Cambria" w:hAnsi="Cambria"/>
+          <w:b/>
+          <w:bCs w:val="0"/>
+          <w:color w:val="000000"/>
+          <w:sz w:val="22"/>
+          <w:szCs w:val="22"/>
+        </w:rPr>
+        <w:t>note.username</w:t>
+      </w:r>
+      <w:proofErr w:type="spellEnd"/>
+      <w:r>
+        <w:rPr>
+          <w:rFonts w:ascii="Cambria" w:hAnsi="Cambria"/>
+          <w:b/>
+          <w:bCs w:val="0"/>
+          <w:color w:val="000000"/>
+          <w:sz w:val="22"/>
+          <w:szCs w:val="22"/>
+        </w:rPr>
+        <w:t>}}</w:t>
       </w:r>
     </w:p>
     <w:p>
@@ -5326,7 +7568,29 @@
           <w:sz w:val="22"/>
           <w:szCs w:val="22"/>
         </w:rPr>
-        <w:t>{{note.text}}</w:t>
+        <w:t>{{</w:t>
+      </w:r>
+      <w:proofErr w:type="spellStart"/>
+      <w:r>
+        <w:rPr>
+          <w:rFonts w:ascii="Cambria" w:hAnsi="Cambria"/>
+          <w:bCs w:val="0"/>
+          <w:color w:val="000000"/>
+          <w:sz w:val="22"/>
+          <w:szCs w:val="22"/>
+        </w:rPr>
+        <w:t>note.text</w:t>
+      </w:r>
+      <w:proofErr w:type="spellEnd"/>
+      <w:r>
+        <w:rPr>
+          <w:rFonts w:ascii="Cambria" w:hAnsi="Cambria"/>
+          <w:bCs w:val="0"/>
+          <w:color w:val="000000"/>
+          <w:sz w:val="22"/>
+          <w:szCs w:val="22"/>
+        </w:rPr>
+        <w:t>}}</w:t>
       </w:r>
     </w:p>
     <w:p>
@@ -5352,7 +7616,29 @@
           <w:sz w:val="22"/>
           <w:szCs w:val="22"/>
         </w:rPr>
-        <w:t>{% endfor %}</w:t>
+        <w:t xml:space="preserve">{% </w:t>
+      </w:r>
+      <w:proofErr w:type="spellStart"/>
+      <w:r>
+        <w:rPr>
+          <w:rFonts w:ascii="Cambria" w:hAnsi="Cambria"/>
+          <w:bCs w:val="0"/>
+          <w:color w:val="000000"/>
+          <w:sz w:val="22"/>
+          <w:szCs w:val="22"/>
+        </w:rPr>
+        <w:t>endfor</w:t>
+      </w:r>
+      <w:proofErr w:type="spellEnd"/>
+      <w:r>
+        <w:rPr>
+          <w:rFonts w:ascii="Cambria" w:hAnsi="Cambria"/>
+          <w:bCs w:val="0"/>
+          <w:color w:val="000000"/>
+          <w:sz w:val="22"/>
+          <w:szCs w:val="22"/>
+        </w:rPr>
+        <w:t xml:space="preserve"> %}</w:t>
       </w:r>
     </w:p>
     <w:p>
@@ -5378,7 +7664,29 @@
           <w:sz w:val="22"/>
           <w:szCs w:val="22"/>
         </w:rPr>
-        <w:t>{% endfor %}</w:t>
+        <w:t xml:space="preserve">{% </w:t>
+      </w:r>
+      <w:proofErr w:type="spellStart"/>
+      <w:r>
+        <w:rPr>
+          <w:rFonts w:ascii="Cambria" w:hAnsi="Cambria"/>
+          <w:bCs w:val="0"/>
+          <w:color w:val="000000"/>
+          <w:sz w:val="22"/>
+          <w:szCs w:val="22"/>
+        </w:rPr>
+        <w:t>endfor</w:t>
+      </w:r>
+      <w:proofErr w:type="spellEnd"/>
+      <w:r>
+        <w:rPr>
+          <w:rFonts w:ascii="Cambria" w:hAnsi="Cambria"/>
+          <w:bCs w:val="0"/>
+          <w:color w:val="000000"/>
+          <w:sz w:val="22"/>
+          <w:szCs w:val="22"/>
+        </w:rPr>
+        <w:t xml:space="preserve"> %}</w:t>
       </w:r>
     </w:p>
     <w:p>
@@ -5421,7 +7729,18 @@
           <w:sz w:val="22"/>
           <w:szCs w:val="22"/>
         </w:rPr>
-        <w:t>Fence Break</w:t>
+        <w:t xml:space="preserve">Fence </w:t>
+      </w:r>
+      <w:proofErr w:type="gramStart"/>
+      <w:r>
+        <w:rPr>
+          <w:rFonts w:ascii="Cambria" w:hAnsi="Cambria"/>
+          <w:b/>
+          <w:color w:val="000000"/>
+          <w:sz w:val="22"/>
+          <w:szCs w:val="22"/>
+        </w:rPr>
+        <w:t>Break</w:t>
       </w:r>
       <w:r>
         <w:rPr>
@@ -5451,7 +7770,40 @@
           <w:sz w:val="22"/>
           <w:szCs w:val="22"/>
         </w:rPr>
-        <w:t>{% if fence_breakage %}</w:t>
+        <w:t>{</w:t>
+      </w:r>
+      <w:proofErr w:type="gramEnd"/>
+      <w:r>
+        <w:rPr>
+          <w:rFonts w:ascii="Cambria" w:hAnsi="Cambria"/>
+          <w:bCs w:val="0"/>
+          <w:color w:val="000000"/>
+          <w:sz w:val="22"/>
+          <w:szCs w:val="22"/>
+        </w:rPr>
+        <w:t xml:space="preserve">% if </w:t>
+      </w:r>
+      <w:proofErr w:type="spellStart"/>
+      <w:r>
+        <w:rPr>
+          <w:rFonts w:ascii="Cambria" w:hAnsi="Cambria"/>
+          <w:bCs w:val="0"/>
+          <w:color w:val="000000"/>
+          <w:sz w:val="22"/>
+          <w:szCs w:val="22"/>
+        </w:rPr>
+        <w:t>fence_breakage</w:t>
+      </w:r>
+      <w:proofErr w:type="spellEnd"/>
+      <w:r>
+        <w:rPr>
+          <w:rFonts w:ascii="Cambria" w:hAnsi="Cambria"/>
+          <w:bCs w:val="0"/>
+          <w:color w:val="000000"/>
+          <w:sz w:val="22"/>
+          <w:szCs w:val="22"/>
+        </w:rPr>
+        <w:t xml:space="preserve"> %}</w:t>
       </w:r>
     </w:p>
     <w:p>
@@ -5665,8 +8017,18 @@
                 <w:sz w:val="22"/>
                 <w:szCs w:val="22"/>
               </w:rPr>
-              <w:t>Logistics Feeback</w:t>
-            </w:r>
+              <w:t xml:space="preserve">Logistics </w:t>
+            </w:r>
+            <w:proofErr w:type="spellStart"/>
+            <w:r>
+              <w:rPr>
+                <w:rFonts w:ascii="Calibri" w:hAnsi="Calibri"/>
+                <w:sz w:val="22"/>
+                <w:szCs w:val="22"/>
+              </w:rPr>
+              <w:t>Feeback</w:t>
+            </w:r>
+            <w:proofErr w:type="spellEnd"/>
           </w:p>
         </w:tc>
       </w:tr>
@@ -5704,7 +8066,29 @@
                 <w:sz w:val="22"/>
                 <w:szCs w:val="22"/>
               </w:rPr>
-              <w:t>{%tr for item in fence_breakage %}</w:t>
+              <w:t xml:space="preserve">{%tr for item in </w:t>
+            </w:r>
+            <w:proofErr w:type="spellStart"/>
+            <w:r>
+              <w:rPr>
+                <w:rFonts w:ascii="Cambria" w:hAnsi="Cambria"/>
+                <w:b w:val="0"/>
+                <w:color w:val="000000"/>
+                <w:sz w:val="22"/>
+                <w:szCs w:val="22"/>
+              </w:rPr>
+              <w:t>fence_breakage</w:t>
+            </w:r>
+            <w:proofErr w:type="spellEnd"/>
+            <w:r>
+              <w:rPr>
+                <w:rFonts w:ascii="Cambria" w:hAnsi="Cambria"/>
+                <w:b w:val="0"/>
+                <w:color w:val="000000"/>
+                <w:sz w:val="22"/>
+                <w:szCs w:val="22"/>
+              </w:rPr>
+              <w:t xml:space="preserve"> %}</w:t>
             </w:r>
           </w:p>
         </w:tc>
@@ -5730,6 +8114,7 @@
                 <w:szCs w:val="22"/>
               </w:rPr>
             </w:pPr>
+            <w:proofErr w:type="gramStart"/>
             <w:r>
               <w:rPr>
                 <w:rFonts w:ascii="Cambria" w:hAnsi="Cambria"/>
@@ -5739,7 +8124,40 @@
                 <w:szCs w:val="22"/>
               </w:rPr>
               <w:lastRenderedPageBreak/>
-              <w:t>{{ item.time }}</w:t>
+              <w:t xml:space="preserve">{{ </w:t>
+            </w:r>
+            <w:proofErr w:type="spellStart"/>
+            <w:r>
+              <w:rPr>
+                <w:rFonts w:ascii="Cambria" w:hAnsi="Cambria"/>
+                <w:b w:val="0"/>
+                <w:color w:val="000000"/>
+                <w:sz w:val="22"/>
+                <w:szCs w:val="22"/>
+              </w:rPr>
+              <w:t>item</w:t>
+            </w:r>
+            <w:proofErr w:type="gramEnd"/>
+            <w:r>
+              <w:rPr>
+                <w:rFonts w:ascii="Cambria" w:hAnsi="Cambria"/>
+                <w:b w:val="0"/>
+                <w:color w:val="000000"/>
+                <w:sz w:val="22"/>
+                <w:szCs w:val="22"/>
+              </w:rPr>
+              <w:t>.time</w:t>
+            </w:r>
+            <w:proofErr w:type="spellEnd"/>
+            <w:r>
+              <w:rPr>
+                <w:rFonts w:ascii="Cambria" w:hAnsi="Cambria"/>
+                <w:b w:val="0"/>
+                <w:color w:val="000000"/>
+                <w:sz w:val="22"/>
+                <w:szCs w:val="22"/>
+              </w:rPr>
+              <w:t xml:space="preserve"> }}</w:t>
             </w:r>
           </w:p>
         </w:tc>
@@ -5769,7 +8187,29 @@
                 <w:sz w:val="22"/>
                 <w:szCs w:val="22"/>
               </w:rPr>
-              <w:t>{{item.section }}</w:t>
+              <w:t>{{</w:t>
+            </w:r>
+            <w:proofErr w:type="spellStart"/>
+            <w:proofErr w:type="gramStart"/>
+            <w:r>
+              <w:rPr>
+                <w:rFonts w:ascii="Cambria" w:hAnsi="Cambria"/>
+                <w:color w:val="000000"/>
+                <w:sz w:val="22"/>
+                <w:szCs w:val="22"/>
+              </w:rPr>
+              <w:t>item.section</w:t>
+            </w:r>
+            <w:proofErr w:type="spellEnd"/>
+            <w:proofErr w:type="gramEnd"/>
+            <w:r>
+              <w:rPr>
+                <w:rFonts w:ascii="Cambria" w:hAnsi="Cambria"/>
+                <w:color w:val="000000"/>
+                <w:sz w:val="22"/>
+                <w:szCs w:val="22"/>
+              </w:rPr>
+              <w:t xml:space="preserve"> }}</w:t>
             </w:r>
           </w:p>
         </w:tc>
@@ -5792,14 +8232,45 @@
                 <w:szCs w:val="22"/>
               </w:rPr>
             </w:pPr>
-            <w:r>
-              <w:rPr>
-                <w:rFonts w:ascii="Cambria" w:hAnsi="Cambria"/>
-                <w:color w:val="000000"/>
-                <w:sz w:val="22"/>
-                <w:szCs w:val="22"/>
-              </w:rPr>
-              <w:t>{{ item.species }}</w:t>
+            <w:proofErr w:type="gramStart"/>
+            <w:r>
+              <w:rPr>
+                <w:rFonts w:ascii="Cambria" w:hAnsi="Cambria"/>
+                <w:color w:val="000000"/>
+                <w:sz w:val="22"/>
+                <w:szCs w:val="22"/>
+              </w:rPr>
+              <w:t xml:space="preserve">{{ </w:t>
+            </w:r>
+            <w:proofErr w:type="spellStart"/>
+            <w:r>
+              <w:rPr>
+                <w:rFonts w:ascii="Cambria" w:hAnsi="Cambria"/>
+                <w:color w:val="000000"/>
+                <w:sz w:val="22"/>
+                <w:szCs w:val="22"/>
+              </w:rPr>
+              <w:t>item</w:t>
+            </w:r>
+            <w:proofErr w:type="gramEnd"/>
+            <w:r>
+              <w:rPr>
+                <w:rFonts w:ascii="Cambria" w:hAnsi="Cambria"/>
+                <w:color w:val="000000"/>
+                <w:sz w:val="22"/>
+                <w:szCs w:val="22"/>
+              </w:rPr>
+              <w:t>.species</w:t>
+            </w:r>
+            <w:proofErr w:type="spellEnd"/>
+            <w:r>
+              <w:rPr>
+                <w:rFonts w:ascii="Cambria" w:hAnsi="Cambria"/>
+                <w:color w:val="000000"/>
+                <w:sz w:val="22"/>
+                <w:szCs w:val="22"/>
+              </w:rPr>
+              <w:t xml:space="preserve"> }}</w:t>
             </w:r>
           </w:p>
         </w:tc>
@@ -5822,14 +8293,45 @@
                 <w:szCs w:val="22"/>
               </w:rPr>
             </w:pPr>
-            <w:r>
-              <w:rPr>
-                <w:rFonts w:ascii="Cambria" w:hAnsi="Cambria"/>
-                <w:color w:val="000000"/>
-                <w:sz w:val="22"/>
-                <w:szCs w:val="22"/>
-              </w:rPr>
-              <w:t>{{ item.animal_name}}</w:t>
+            <w:proofErr w:type="gramStart"/>
+            <w:r>
+              <w:rPr>
+                <w:rFonts w:ascii="Cambria" w:hAnsi="Cambria"/>
+                <w:color w:val="000000"/>
+                <w:sz w:val="22"/>
+                <w:szCs w:val="22"/>
+              </w:rPr>
+              <w:t xml:space="preserve">{{ </w:t>
+            </w:r>
+            <w:proofErr w:type="spellStart"/>
+            <w:r>
+              <w:rPr>
+                <w:rFonts w:ascii="Cambria" w:hAnsi="Cambria"/>
+                <w:color w:val="000000"/>
+                <w:sz w:val="22"/>
+                <w:szCs w:val="22"/>
+              </w:rPr>
+              <w:t>item</w:t>
+            </w:r>
+            <w:proofErr w:type="gramEnd"/>
+            <w:r>
+              <w:rPr>
+                <w:rFonts w:ascii="Cambria" w:hAnsi="Cambria"/>
+                <w:color w:val="000000"/>
+                <w:sz w:val="22"/>
+                <w:szCs w:val="22"/>
+              </w:rPr>
+              <w:t>.animal_name</w:t>
+            </w:r>
+            <w:proofErr w:type="spellEnd"/>
+            <w:r>
+              <w:rPr>
+                <w:rFonts w:ascii="Cambria" w:hAnsi="Cambria"/>
+                <w:color w:val="000000"/>
+                <w:sz w:val="22"/>
+                <w:szCs w:val="22"/>
+              </w:rPr>
+              <w:t>}}</w:t>
             </w:r>
           </w:p>
         </w:tc>
@@ -5852,14 +8354,45 @@
                 <w:szCs w:val="22"/>
               </w:rPr>
             </w:pPr>
-            <w:r>
-              <w:rPr>
-                <w:rFonts w:ascii="Cambria" w:hAnsi="Cambria"/>
-                <w:color w:val="000000"/>
-                <w:sz w:val="22"/>
-                <w:szCs w:val="22"/>
-              </w:rPr>
-              <w:t>{{ item.reported_by}}</w:t>
+            <w:proofErr w:type="gramStart"/>
+            <w:r>
+              <w:rPr>
+                <w:rFonts w:ascii="Cambria" w:hAnsi="Cambria"/>
+                <w:color w:val="000000"/>
+                <w:sz w:val="22"/>
+                <w:szCs w:val="22"/>
+              </w:rPr>
+              <w:t xml:space="preserve">{{ </w:t>
+            </w:r>
+            <w:proofErr w:type="spellStart"/>
+            <w:r>
+              <w:rPr>
+                <w:rFonts w:ascii="Cambria" w:hAnsi="Cambria"/>
+                <w:color w:val="000000"/>
+                <w:sz w:val="22"/>
+                <w:szCs w:val="22"/>
+              </w:rPr>
+              <w:t>item</w:t>
+            </w:r>
+            <w:proofErr w:type="gramEnd"/>
+            <w:r>
+              <w:rPr>
+                <w:rFonts w:ascii="Cambria" w:hAnsi="Cambria"/>
+                <w:color w:val="000000"/>
+                <w:sz w:val="22"/>
+                <w:szCs w:val="22"/>
+              </w:rPr>
+              <w:t>.reported_by</w:t>
+            </w:r>
+            <w:proofErr w:type="spellEnd"/>
+            <w:r>
+              <w:rPr>
+                <w:rFonts w:ascii="Cambria" w:hAnsi="Cambria"/>
+                <w:color w:val="000000"/>
+                <w:sz w:val="22"/>
+                <w:szCs w:val="22"/>
+              </w:rPr>
+              <w:t>}}</w:t>
             </w:r>
           </w:p>
         </w:tc>
@@ -5882,14 +8415,45 @@
                 <w:szCs w:val="22"/>
               </w:rPr>
             </w:pPr>
-            <w:r>
-              <w:rPr>
-                <w:rFonts w:ascii="Cambria" w:hAnsi="Cambria"/>
-                <w:color w:val="000000"/>
-                <w:sz w:val="22"/>
-                <w:szCs w:val="22"/>
-              </w:rPr>
-              <w:t>{{ item.action}}</w:t>
+            <w:proofErr w:type="gramStart"/>
+            <w:r>
+              <w:rPr>
+                <w:rFonts w:ascii="Cambria" w:hAnsi="Cambria"/>
+                <w:color w:val="000000"/>
+                <w:sz w:val="22"/>
+                <w:szCs w:val="22"/>
+              </w:rPr>
+              <w:t xml:space="preserve">{{ </w:t>
+            </w:r>
+            <w:proofErr w:type="spellStart"/>
+            <w:r>
+              <w:rPr>
+                <w:rFonts w:ascii="Cambria" w:hAnsi="Cambria"/>
+                <w:color w:val="000000"/>
+                <w:sz w:val="22"/>
+                <w:szCs w:val="22"/>
+              </w:rPr>
+              <w:t>item</w:t>
+            </w:r>
+            <w:proofErr w:type="gramEnd"/>
+            <w:r>
+              <w:rPr>
+                <w:rFonts w:ascii="Cambria" w:hAnsi="Cambria"/>
+                <w:color w:val="000000"/>
+                <w:sz w:val="22"/>
+                <w:szCs w:val="22"/>
+              </w:rPr>
+              <w:t>.action</w:t>
+            </w:r>
+            <w:proofErr w:type="spellEnd"/>
+            <w:r>
+              <w:rPr>
+                <w:rFonts w:ascii="Cambria" w:hAnsi="Cambria"/>
+                <w:color w:val="000000"/>
+                <w:sz w:val="22"/>
+                <w:szCs w:val="22"/>
+              </w:rPr>
+              <w:t>}}</w:t>
             </w:r>
           </w:p>
         </w:tc>
@@ -5919,16 +8483,38 @@
                 <w:sz w:val="22"/>
                 <w:szCs w:val="22"/>
               </w:rPr>
-              <w:t>{{item.feed</w:t>
-            </w:r>
-            <w:r>
-              <w:rPr>
-                <w:rFonts w:ascii="Cambria" w:hAnsi="Cambria"/>
-                <w:color w:val="000000"/>
-                <w:sz w:val="22"/>
-                <w:szCs w:val="22"/>
-              </w:rPr>
-              <w:t>back }}</w:t>
+              <w:t>{{</w:t>
+            </w:r>
+            <w:proofErr w:type="spellStart"/>
+            <w:proofErr w:type="gramStart"/>
+            <w:r>
+              <w:rPr>
+                <w:rFonts w:ascii="Cambria" w:hAnsi="Cambria"/>
+                <w:color w:val="000000"/>
+                <w:sz w:val="22"/>
+                <w:szCs w:val="22"/>
+              </w:rPr>
+              <w:t>item.feed</w:t>
+            </w:r>
+            <w:r>
+              <w:rPr>
+                <w:rFonts w:ascii="Cambria" w:hAnsi="Cambria"/>
+                <w:color w:val="000000"/>
+                <w:sz w:val="22"/>
+                <w:szCs w:val="22"/>
+              </w:rPr>
+              <w:t>back</w:t>
+            </w:r>
+            <w:proofErr w:type="spellEnd"/>
+            <w:proofErr w:type="gramEnd"/>
+            <w:r>
+              <w:rPr>
+                <w:rFonts w:ascii="Cambria" w:hAnsi="Cambria"/>
+                <w:color w:val="000000"/>
+                <w:sz w:val="22"/>
+                <w:szCs w:val="22"/>
+              </w:rPr>
+              <w:t xml:space="preserve"> }}</w:t>
             </w:r>
           </w:p>
         </w:tc>
@@ -5965,7 +8551,29 @@
                 <w:sz w:val="22"/>
                 <w:szCs w:val="22"/>
               </w:rPr>
-              <w:t>{%tr endfor %}</w:t>
+              <w:t xml:space="preserve">{%tr </w:t>
+            </w:r>
+            <w:proofErr w:type="spellStart"/>
+            <w:r>
+              <w:rPr>
+                <w:rFonts w:ascii="Cambria" w:hAnsi="Cambria"/>
+                <w:b w:val="0"/>
+                <w:color w:val="000000"/>
+                <w:sz w:val="22"/>
+                <w:szCs w:val="22"/>
+              </w:rPr>
+              <w:t>endfor</w:t>
+            </w:r>
+            <w:proofErr w:type="spellEnd"/>
+            <w:r>
+              <w:rPr>
+                <w:rFonts w:ascii="Cambria" w:hAnsi="Cambria"/>
+                <w:b w:val="0"/>
+                <w:color w:val="000000"/>
+                <w:sz w:val="22"/>
+                <w:szCs w:val="22"/>
+              </w:rPr>
+              <w:t xml:space="preserve"> %}</w:t>
             </w:r>
           </w:p>
         </w:tc>
@@ -6197,6 +8805,610 @@
         <w:pStyle w:val="Heading1"/>
       </w:pPr>
       <w:r>
+        <w:t>Kenya Police Security</w:t>
+      </w:r>
+      <w:bookmarkStart w:id="0" w:name="_GoBack"/>
+      <w:bookmarkEnd w:id="0"/>
+    </w:p>
+    <w:p>
+      <w:pPr>
+        <w:tabs>
+          <w:tab w:val="clear" w:pos="2940"/>
+          <w:tab w:val="center" w:pos="995"/>
+        </w:tabs>
+        <w:spacing w:before="0" w:beforeAutospacing="0" w:after="0"/>
+        <w:rPr>
+          <w:rFonts w:ascii="Cambria" w:hAnsi="Cambria"/>
+          <w:bCs w:val="0"/>
+          <w:color w:val="000000"/>
+          <w:sz w:val="22"/>
+          <w:szCs w:val="22"/>
+        </w:rPr>
+      </w:pPr>
+      <w:r>
+        <w:rPr>
+          <w:rFonts w:ascii="Cambria" w:hAnsi="Cambria"/>
+          <w:bCs w:val="0"/>
+          <w:color w:val="000000"/>
+          <w:sz w:val="22"/>
+          <w:szCs w:val="22"/>
+        </w:rPr>
+        <w:t xml:space="preserve">{% for se in </w:t>
+      </w:r>
+      <w:proofErr w:type="spellStart"/>
+      <w:r>
+        <w:rPr>
+          <w:rFonts w:ascii="Cambria" w:hAnsi="Cambria"/>
+          <w:bCs w:val="0"/>
+          <w:color w:val="000000"/>
+          <w:sz w:val="22"/>
+          <w:szCs w:val="22"/>
+        </w:rPr>
+        <w:t>security_</w:t>
+      </w:r>
+      <w:r>
+        <w:rPr>
+          <w:rFonts w:ascii="Cambria" w:hAnsi="Cambria"/>
+          <w:bCs w:val="0"/>
+          <w:color w:val="000000"/>
+          <w:sz w:val="22"/>
+          <w:szCs w:val="22"/>
+        </w:rPr>
+        <w:t>ke_police_</w:t>
+      </w:r>
+      <w:r>
+        <w:rPr>
+          <w:rFonts w:ascii="Cambria" w:hAnsi="Cambria"/>
+          <w:bCs w:val="0"/>
+          <w:color w:val="000000"/>
+          <w:sz w:val="22"/>
+          <w:szCs w:val="22"/>
+        </w:rPr>
+        <w:t>events</w:t>
+      </w:r>
+      <w:proofErr w:type="spellEnd"/>
+      <w:r>
+        <w:rPr>
+          <w:rFonts w:ascii="Cambria" w:hAnsi="Cambria"/>
+          <w:bCs w:val="0"/>
+          <w:color w:val="000000"/>
+          <w:sz w:val="22"/>
+          <w:szCs w:val="22"/>
+        </w:rPr>
+        <w:t xml:space="preserve"> %}</w:t>
+      </w:r>
+    </w:p>
+    <w:p>
+      <w:pPr>
+        <w:shd w:val="clear" w:color="auto" w:fill="E2EFD9" w:themeFill="accent6" w:themeFillTint="33"/>
+        <w:tabs>
+          <w:tab w:val="clear" w:pos="2940"/>
+          <w:tab w:val="right" w:pos="9360"/>
+        </w:tabs>
+        <w:spacing w:before="0" w:beforeAutospacing="0" w:after="0"/>
+        <w:rPr>
+          <w:rFonts w:ascii="Cambria" w:hAnsi="Cambria"/>
+          <w:bCs w:val="0"/>
+          <w:color w:val="000000"/>
+          <w:sz w:val="22"/>
+          <w:szCs w:val="22"/>
+        </w:rPr>
+      </w:pPr>
+      <w:proofErr w:type="gramStart"/>
+      <w:r>
+        <w:rPr>
+          <w:rFonts w:ascii="Cambria" w:hAnsi="Cambria"/>
+          <w:b/>
+          <w:bCs w:val="0"/>
+          <w:color w:val="000000"/>
+          <w:sz w:val="22"/>
+          <w:szCs w:val="22"/>
+        </w:rPr>
+        <w:t xml:space="preserve">{{ </w:t>
+      </w:r>
+      <w:proofErr w:type="spellStart"/>
+      <w:r>
+        <w:rPr>
+          <w:rFonts w:ascii="Cambria" w:hAnsi="Cambria"/>
+          <w:b/>
+          <w:bCs w:val="0"/>
+          <w:color w:val="000000"/>
+          <w:sz w:val="22"/>
+          <w:szCs w:val="22"/>
+        </w:rPr>
+        <w:t>se</w:t>
+      </w:r>
+      <w:proofErr w:type="gramEnd"/>
+      <w:r>
+        <w:rPr>
+          <w:rFonts w:ascii="Cambria" w:hAnsi="Cambria"/>
+          <w:b/>
+          <w:bCs w:val="0"/>
+          <w:color w:val="000000"/>
+          <w:sz w:val="22"/>
+          <w:szCs w:val="22"/>
+        </w:rPr>
+        <w:t>.event_name</w:t>
+      </w:r>
+      <w:proofErr w:type="spellEnd"/>
+      <w:r>
+        <w:rPr>
+          <w:rFonts w:ascii="Cambria" w:hAnsi="Cambria"/>
+          <w:b/>
+          <w:bCs w:val="0"/>
+          <w:color w:val="000000"/>
+          <w:sz w:val="22"/>
+          <w:szCs w:val="22"/>
+        </w:rPr>
+        <w:t>}}</w:t>
+      </w:r>
+      <w:r>
+        <w:rPr>
+          <w:rFonts w:ascii="Cambria" w:hAnsi="Cambria"/>
+          <w:bCs w:val="0"/>
+          <w:color w:val="000000"/>
+          <w:sz w:val="22"/>
+          <w:szCs w:val="22"/>
+        </w:rPr>
+        <w:tab/>
+        <w:t xml:space="preserve">{{ </w:t>
+      </w:r>
+      <w:proofErr w:type="spellStart"/>
+      <w:r>
+        <w:rPr>
+          <w:rFonts w:ascii="Cambria" w:hAnsi="Cambria"/>
+          <w:bCs w:val="0"/>
+          <w:color w:val="000000"/>
+          <w:sz w:val="22"/>
+          <w:szCs w:val="22"/>
+        </w:rPr>
+        <w:t>se.event_time</w:t>
+      </w:r>
+      <w:proofErr w:type="spellEnd"/>
+      <w:r>
+        <w:rPr>
+          <w:rFonts w:ascii="Cambria" w:hAnsi="Cambria"/>
+          <w:bCs w:val="0"/>
+          <w:color w:val="000000"/>
+          <w:sz w:val="22"/>
+          <w:szCs w:val="22"/>
+        </w:rPr>
+        <w:t>}}</w:t>
+      </w:r>
+    </w:p>
+    <w:p>
+      <w:pPr>
+        <w:tabs>
+          <w:tab w:val="clear" w:pos="2940"/>
+          <w:tab w:val="right" w:pos="9360"/>
+        </w:tabs>
+        <w:spacing w:before="0" w:beforeAutospacing="0" w:after="0"/>
+        <w:ind w:left="360" w:hanging="360"/>
+        <w:rPr>
+          <w:rFonts w:ascii="Cambria" w:hAnsi="Cambria"/>
+          <w:bCs w:val="0"/>
+          <w:color w:val="000000"/>
+          <w:sz w:val="22"/>
+          <w:szCs w:val="22"/>
+        </w:rPr>
+      </w:pPr>
+      <w:r>
+        <w:rPr>
+          <w:rFonts w:ascii="Cambria" w:hAnsi="Cambria"/>
+          <w:bCs w:val="0"/>
+          <w:color w:val="000000"/>
+          <w:sz w:val="22"/>
+          <w:szCs w:val="22"/>
+        </w:rPr>
+        <w:t xml:space="preserve">{% for </w:t>
+      </w:r>
+      <w:proofErr w:type="spellStart"/>
+      <w:r>
+        <w:rPr>
+          <w:rFonts w:ascii="Cambria" w:hAnsi="Cambria"/>
+          <w:bCs w:val="0"/>
+          <w:color w:val="000000"/>
+          <w:sz w:val="22"/>
+          <w:szCs w:val="22"/>
+        </w:rPr>
+        <w:t>att</w:t>
+      </w:r>
+      <w:proofErr w:type="spellEnd"/>
+      <w:r>
+        <w:rPr>
+          <w:rFonts w:ascii="Cambria" w:hAnsi="Cambria"/>
+          <w:bCs w:val="0"/>
+          <w:color w:val="000000"/>
+          <w:sz w:val="22"/>
+          <w:szCs w:val="22"/>
+        </w:rPr>
+        <w:t xml:space="preserve"> in </w:t>
+      </w:r>
+      <w:proofErr w:type="spellStart"/>
+      <w:proofErr w:type="gramStart"/>
+      <w:r>
+        <w:rPr>
+          <w:rFonts w:ascii="Cambria" w:hAnsi="Cambria"/>
+          <w:bCs w:val="0"/>
+          <w:color w:val="000000"/>
+          <w:sz w:val="22"/>
+          <w:szCs w:val="22"/>
+        </w:rPr>
+        <w:t>se.attributes</w:t>
+      </w:r>
+      <w:proofErr w:type="spellEnd"/>
+      <w:proofErr w:type="gramEnd"/>
+      <w:r>
+        <w:rPr>
+          <w:rFonts w:ascii="Cambria" w:hAnsi="Cambria"/>
+          <w:bCs w:val="0"/>
+          <w:color w:val="000000"/>
+          <w:sz w:val="22"/>
+          <w:szCs w:val="22"/>
+        </w:rPr>
+        <w:t xml:space="preserve"> %}</w:t>
+      </w:r>
+      <w:r>
+        <w:rPr>
+          <w:rFonts w:ascii="Cambria" w:hAnsi="Cambria"/>
+          <w:b/>
+          <w:bCs w:val="0"/>
+          <w:color w:val="000000"/>
+          <w:sz w:val="22"/>
+          <w:szCs w:val="22"/>
+        </w:rPr>
+        <w:t>{{att.name}}:</w:t>
+      </w:r>
+      <w:r>
+        <w:rPr>
+          <w:rFonts w:ascii="Cambria" w:hAnsi="Cambria"/>
+          <w:bCs w:val="0"/>
+          <w:color w:val="000000"/>
+          <w:sz w:val="22"/>
+          <w:szCs w:val="22"/>
+        </w:rPr>
+        <w:t xml:space="preserve"> {{</w:t>
+      </w:r>
+      <w:proofErr w:type="spellStart"/>
+      <w:r>
+        <w:rPr>
+          <w:rFonts w:ascii="Cambria" w:hAnsi="Cambria"/>
+          <w:bCs w:val="0"/>
+          <w:color w:val="000000"/>
+          <w:sz w:val="22"/>
+          <w:szCs w:val="22"/>
+        </w:rPr>
+        <w:t>att.value</w:t>
+      </w:r>
+      <w:proofErr w:type="spellEnd"/>
+      <w:r>
+        <w:rPr>
+          <w:rFonts w:ascii="Cambria" w:hAnsi="Cambria"/>
+          <w:bCs w:val="0"/>
+          <w:color w:val="000000"/>
+          <w:sz w:val="22"/>
+          <w:szCs w:val="22"/>
+        </w:rPr>
+        <w:t>}}</w:t>
+      </w:r>
+    </w:p>
+    <w:p>
+      <w:pPr>
+        <w:tabs>
+          <w:tab w:val="clear" w:pos="2940"/>
+          <w:tab w:val="right" w:pos="9360"/>
+        </w:tabs>
+        <w:spacing w:before="0" w:beforeAutospacing="0" w:after="0"/>
+        <w:rPr>
+          <w:rFonts w:ascii="Cambria" w:hAnsi="Cambria"/>
+          <w:b/>
+          <w:bCs w:val="0"/>
+          <w:color w:val="000000"/>
+          <w:sz w:val="22"/>
+          <w:szCs w:val="22"/>
+        </w:rPr>
+      </w:pPr>
+      <w:r>
+        <w:rPr>
+          <w:rFonts w:ascii="Cambria" w:hAnsi="Cambria"/>
+          <w:b/>
+          <w:bCs w:val="0"/>
+          <w:color w:val="000000"/>
+          <w:sz w:val="22"/>
+          <w:szCs w:val="22"/>
+        </w:rPr>
+        <w:t xml:space="preserve">{% </w:t>
+      </w:r>
+      <w:proofErr w:type="spellStart"/>
+      <w:r>
+        <w:rPr>
+          <w:rFonts w:ascii="Cambria" w:hAnsi="Cambria"/>
+          <w:b/>
+          <w:bCs w:val="0"/>
+          <w:color w:val="000000"/>
+          <w:sz w:val="22"/>
+          <w:szCs w:val="22"/>
+        </w:rPr>
+        <w:t>endfor</w:t>
+      </w:r>
+      <w:proofErr w:type="spellEnd"/>
+      <w:r>
+        <w:rPr>
+          <w:rFonts w:ascii="Cambria" w:hAnsi="Cambria"/>
+          <w:b/>
+          <w:bCs w:val="0"/>
+          <w:color w:val="000000"/>
+          <w:sz w:val="22"/>
+          <w:szCs w:val="22"/>
+        </w:rPr>
+        <w:t xml:space="preserve"> %}</w:t>
+      </w:r>
+    </w:p>
+    <w:p>
+      <w:pPr>
+        <w:tabs>
+          <w:tab w:val="clear" w:pos="2940"/>
+          <w:tab w:val="right" w:pos="9360"/>
+        </w:tabs>
+        <w:spacing w:before="0" w:beforeAutospacing="0" w:after="0"/>
+        <w:rPr>
+          <w:rFonts w:ascii="Cambria" w:hAnsi="Cambria"/>
+          <w:bCs w:val="0"/>
+          <w:color w:val="000000"/>
+          <w:sz w:val="22"/>
+          <w:szCs w:val="22"/>
+        </w:rPr>
+      </w:pPr>
+      <w:r>
+        <w:rPr>
+          <w:rFonts w:ascii="Cambria" w:hAnsi="Cambria"/>
+          <w:bCs w:val="0"/>
+          <w:color w:val="000000"/>
+          <w:sz w:val="22"/>
+          <w:szCs w:val="22"/>
+        </w:rPr>
+        <w:t xml:space="preserve">{% for note in </w:t>
+      </w:r>
+      <w:proofErr w:type="spellStart"/>
+      <w:proofErr w:type="gramStart"/>
+      <w:r>
+        <w:rPr>
+          <w:rFonts w:ascii="Cambria" w:hAnsi="Cambria"/>
+          <w:bCs w:val="0"/>
+          <w:color w:val="000000"/>
+          <w:sz w:val="22"/>
+          <w:szCs w:val="22"/>
+        </w:rPr>
+        <w:t>se.notes</w:t>
+      </w:r>
+      <w:proofErr w:type="spellEnd"/>
+      <w:proofErr w:type="gramEnd"/>
+      <w:r>
+        <w:rPr>
+          <w:rFonts w:ascii="Cambria" w:hAnsi="Cambria"/>
+          <w:bCs w:val="0"/>
+          <w:color w:val="000000"/>
+          <w:sz w:val="22"/>
+          <w:szCs w:val="22"/>
+        </w:rPr>
+        <w:t xml:space="preserve"> %}</w:t>
+      </w:r>
+      <w:r>
+        <w:rPr>
+          <w:rFonts w:ascii="Cambria" w:hAnsi="Cambria"/>
+          <w:b/>
+          <w:bCs w:val="0"/>
+          <w:color w:val="000000"/>
+          <w:sz w:val="22"/>
+          <w:szCs w:val="22"/>
+        </w:rPr>
+        <w:t>{{</w:t>
+      </w:r>
+      <w:proofErr w:type="spellStart"/>
+      <w:r>
+        <w:rPr>
+          <w:rFonts w:ascii="Cambria" w:hAnsi="Cambria"/>
+          <w:b/>
+          <w:bCs w:val="0"/>
+          <w:color w:val="000000"/>
+          <w:sz w:val="22"/>
+          <w:szCs w:val="22"/>
+        </w:rPr>
+        <w:t>note.created_at</w:t>
+      </w:r>
+      <w:proofErr w:type="spellEnd"/>
+      <w:r>
+        <w:rPr>
+          <w:rFonts w:ascii="Cambria" w:hAnsi="Cambria"/>
+          <w:b/>
+          <w:bCs w:val="0"/>
+          <w:color w:val="000000"/>
+          <w:sz w:val="22"/>
+          <w:szCs w:val="22"/>
+        </w:rPr>
+        <w:t>}}</w:t>
+      </w:r>
+      <w:r>
+        <w:rPr>
+          <w:rFonts w:ascii="Cambria" w:hAnsi="Cambria"/>
+          <w:bCs w:val="0"/>
+          <w:color w:val="000000"/>
+          <w:sz w:val="22"/>
+          <w:szCs w:val="22"/>
+        </w:rPr>
+        <w:t xml:space="preserve"> by </w:t>
+      </w:r>
+      <w:r>
+        <w:rPr>
+          <w:rFonts w:ascii="Cambria" w:hAnsi="Cambria"/>
+          <w:b/>
+          <w:bCs w:val="0"/>
+          <w:color w:val="000000"/>
+          <w:sz w:val="22"/>
+          <w:szCs w:val="22"/>
+        </w:rPr>
+        <w:t>{{</w:t>
+      </w:r>
+      <w:proofErr w:type="spellStart"/>
+      <w:r>
+        <w:rPr>
+          <w:rFonts w:ascii="Cambria" w:hAnsi="Cambria"/>
+          <w:b/>
+          <w:bCs w:val="0"/>
+          <w:color w:val="000000"/>
+          <w:sz w:val="22"/>
+          <w:szCs w:val="22"/>
+        </w:rPr>
+        <w:t>note.username</w:t>
+      </w:r>
+      <w:proofErr w:type="spellEnd"/>
+      <w:r>
+        <w:rPr>
+          <w:rFonts w:ascii="Cambria" w:hAnsi="Cambria"/>
+          <w:b/>
+          <w:bCs w:val="0"/>
+          <w:color w:val="000000"/>
+          <w:sz w:val="22"/>
+          <w:szCs w:val="22"/>
+        </w:rPr>
+        <w:t>}}</w:t>
+      </w:r>
+    </w:p>
+    <w:p>
+      <w:pPr>
+        <w:tabs>
+          <w:tab w:val="clear" w:pos="2940"/>
+          <w:tab w:val="right" w:pos="9360"/>
+        </w:tabs>
+        <w:spacing w:before="0" w:beforeAutospacing="0" w:after="0"/>
+        <w:rPr>
+          <w:rFonts w:ascii="Cambria" w:hAnsi="Cambria"/>
+          <w:bCs w:val="0"/>
+          <w:color w:val="000000"/>
+          <w:sz w:val="22"/>
+          <w:szCs w:val="22"/>
+        </w:rPr>
+      </w:pPr>
+      <w:r>
+        <w:rPr>
+          <w:rFonts w:ascii="Cambria" w:hAnsi="Cambria"/>
+          <w:bCs w:val="0"/>
+          <w:color w:val="000000"/>
+          <w:sz w:val="22"/>
+          <w:szCs w:val="22"/>
+        </w:rPr>
+        <w:t>{{</w:t>
+      </w:r>
+      <w:proofErr w:type="spellStart"/>
+      <w:r>
+        <w:rPr>
+          <w:rFonts w:ascii="Cambria" w:hAnsi="Cambria"/>
+          <w:bCs w:val="0"/>
+          <w:color w:val="000000"/>
+          <w:sz w:val="22"/>
+          <w:szCs w:val="22"/>
+        </w:rPr>
+        <w:t>note.text</w:t>
+      </w:r>
+      <w:proofErr w:type="spellEnd"/>
+      <w:r>
+        <w:rPr>
+          <w:rFonts w:ascii="Cambria" w:hAnsi="Cambria"/>
+          <w:bCs w:val="0"/>
+          <w:color w:val="000000"/>
+          <w:sz w:val="22"/>
+          <w:szCs w:val="22"/>
+        </w:rPr>
+        <w:t>}}</w:t>
+      </w:r>
+    </w:p>
+    <w:p>
+      <w:pPr>
+        <w:tabs>
+          <w:tab w:val="clear" w:pos="2940"/>
+          <w:tab w:val="right" w:pos="9360"/>
+        </w:tabs>
+        <w:spacing w:before="0" w:beforeAutospacing="0" w:after="0"/>
+        <w:rPr>
+          <w:rFonts w:ascii="Cambria" w:hAnsi="Cambria"/>
+          <w:bCs w:val="0"/>
+          <w:color w:val="000000"/>
+          <w:sz w:val="22"/>
+          <w:szCs w:val="22"/>
+        </w:rPr>
+      </w:pPr>
+      <w:r>
+        <w:rPr>
+          <w:rFonts w:ascii="Cambria" w:hAnsi="Cambria"/>
+          <w:bCs w:val="0"/>
+          <w:color w:val="000000"/>
+          <w:sz w:val="22"/>
+          <w:szCs w:val="22"/>
+        </w:rPr>
+        <w:t xml:space="preserve">{% </w:t>
+      </w:r>
+      <w:proofErr w:type="spellStart"/>
+      <w:r>
+        <w:rPr>
+          <w:rFonts w:ascii="Cambria" w:hAnsi="Cambria"/>
+          <w:bCs w:val="0"/>
+          <w:color w:val="000000"/>
+          <w:sz w:val="22"/>
+          <w:szCs w:val="22"/>
+        </w:rPr>
+        <w:t>endfor</w:t>
+      </w:r>
+      <w:proofErr w:type="spellEnd"/>
+      <w:r>
+        <w:rPr>
+          <w:rFonts w:ascii="Cambria" w:hAnsi="Cambria"/>
+          <w:bCs w:val="0"/>
+          <w:color w:val="000000"/>
+          <w:sz w:val="22"/>
+          <w:szCs w:val="22"/>
+        </w:rPr>
+        <w:t xml:space="preserve"> %}</w:t>
+      </w:r>
+    </w:p>
+    <w:p>
+      <w:r>
+        <w:rPr>
+          <w:rFonts w:ascii="Cambria" w:hAnsi="Cambria"/>
+          <w:bCs w:val="0"/>
+          <w:color w:val="000000"/>
+          <w:sz w:val="22"/>
+          <w:szCs w:val="22"/>
+        </w:rPr>
+        <w:t xml:space="preserve">{% </w:t>
+      </w:r>
+      <w:proofErr w:type="spellStart"/>
+      <w:r>
+        <w:rPr>
+          <w:rFonts w:ascii="Cambria" w:hAnsi="Cambria"/>
+          <w:bCs w:val="0"/>
+          <w:color w:val="000000"/>
+          <w:sz w:val="22"/>
+          <w:szCs w:val="22"/>
+        </w:rPr>
+        <w:t>endfor</w:t>
+      </w:r>
+      <w:proofErr w:type="spellEnd"/>
+      <w:r>
+        <w:rPr>
+          <w:rFonts w:ascii="Cambria" w:hAnsi="Cambria"/>
+          <w:bCs w:val="0"/>
+          <w:color w:val="000000"/>
+          <w:sz w:val="22"/>
+          <w:szCs w:val="22"/>
+        </w:rPr>
+        <w:t xml:space="preserve"> %}</w:t>
+      </w:r>
+    </w:p>
+    <w:p>
+      <w:pPr>
+        <w:pStyle w:val="Heading1"/>
+      </w:pPr>
+      <w:r>
         <w:t>N.R.T. Report</w:t>
       </w:r>
     </w:p>
@@ -6359,7 +9571,7 @@
 </file>
 
 <file path=word/endnotes.xml><?xml version="1.0" encoding="utf-8"?>
-<w:endnotes xmlns:wpc="http://schemas.microsoft.com/office/word/2010/wordprocessingCanvas" xmlns:mo="http://schemas.microsoft.com/office/mac/office/2008/main" xmlns:mc="http://schemas.openxmlformats.org/markup-compatibility/2006" xmlns:mv="urn:schemas-microsoft-com:mac:vml" xmlns:o="urn:schemas-microsoft-com:office:office" xmlns:r="http://schemas.openxmlformats.org/officeDocument/2006/relationships" xmlns:m="http://schemas.openxmlformats.org/officeDocument/2006/math" xmlns:v="urn:schemas-microsoft-com:vml" xmlns:wp14="http://schemas.microsoft.com/office/word/2010/wordprocessingDrawing" xmlns:wp="http://schemas.openxmlformats.org/drawingml/2006/wordprocessingDrawing" xmlns:w10="urn:schemas-microsoft-com:office:word" xmlns:w="http://schemas.openxmlformats.org/wordprocessingml/2006/main" xmlns:w14="http://schemas.microsoft.com/office/word/2010/wordml" xmlns:w15="http://schemas.microsoft.com/office/word/2012/wordml" xmlns:wpg="http://schemas.microsoft.com/office/word/2010/wordprocessingGroup" xmlns:wpi="http://schemas.microsoft.com/office/word/2010/wordprocessingInk" xmlns:wne="http://schemas.microsoft.com/office/word/2006/wordml" xmlns:wps="http://schemas.microsoft.com/office/word/2010/wordprocessingShape" mc:Ignorable="w14 w15 wp14">
+<w:endnotes xmlns:wpc="http://schemas.microsoft.com/office/word/2010/wordprocessingCanvas" xmlns:cx="http://schemas.microsoft.com/office/drawing/2014/chartex" xmlns:cx1="http://schemas.microsoft.com/office/drawing/2015/9/8/chartex" xmlns:cx2="http://schemas.microsoft.com/office/drawing/2015/10/21/chartex" xmlns:cx3="http://schemas.microsoft.com/office/drawing/2016/5/9/chartex" xmlns:cx4="http://schemas.microsoft.com/office/drawing/2016/5/10/chartex" xmlns:cx5="http://schemas.microsoft.com/office/drawing/2016/5/11/chartex" xmlns:cx6="http://schemas.microsoft.com/office/drawing/2016/5/12/chartex" xmlns:cx7="http://schemas.microsoft.com/office/drawing/2016/5/13/chartex" xmlns:cx8="http://schemas.microsoft.com/office/drawing/2016/5/14/chartex" xmlns:mc="http://schemas.openxmlformats.org/markup-compatibility/2006" xmlns:aink="http://schemas.microsoft.com/office/drawing/2016/ink" xmlns:am3d="http://schemas.microsoft.com/office/drawing/2017/model3d" xmlns:o="urn:schemas-microsoft-com:office:office" xmlns:r="http://schemas.openxmlformats.org/officeDocument/2006/relationships" xmlns:m="http://schemas.openxmlformats.org/officeDocument/2006/math" xmlns:v="urn:schemas-microsoft-com:vml" xmlns:wp14="http://schemas.microsoft.com/office/word/2010/wordprocessingDrawing" xmlns:wp="http://schemas.openxmlformats.org/drawingml/2006/wordprocessingDrawing" xmlns:w10="urn:schemas-microsoft-com:office:word" xmlns:w="http://schemas.openxmlformats.org/wordprocessingml/2006/main" xmlns:w14="http://schemas.microsoft.com/office/word/2010/wordml" xmlns:w15="http://schemas.microsoft.com/office/word/2012/wordml" xmlns:w16cid="http://schemas.microsoft.com/office/word/2016/wordml/cid" xmlns:w16se="http://schemas.microsoft.com/office/word/2015/wordml/symex" xmlns:wpg="http://schemas.microsoft.com/office/word/2010/wordprocessingGroup" xmlns:wpi="http://schemas.microsoft.com/office/word/2010/wordprocessingInk" xmlns:wne="http://schemas.microsoft.com/office/word/2006/wordml" xmlns:wps="http://schemas.microsoft.com/office/word/2010/wordprocessingShape" mc:Ignorable="w14 w15 w16se w16cid wp14">
   <w:endnote w:type="separator" w:id="-1">
     <w:p>
       <w:r>
@@ -6378,20 +9590,28 @@
 </file>
 
 <file path=word/footer1.xml><?xml version="1.0" encoding="utf-8"?>
-<w:ftr xmlns:wpc="http://schemas.microsoft.com/office/word/2010/wordprocessingCanvas" xmlns:mo="http://schemas.microsoft.com/office/mac/office/2008/main" xmlns:mc="http://schemas.openxmlformats.org/markup-compatibility/2006" xmlns:mv="urn:schemas-microsoft-com:mac:vml" xmlns:o="urn:schemas-microsoft-com:office:office" xmlns:r="http://schemas.openxmlformats.org/officeDocument/2006/relationships" xmlns:m="http://schemas.openxmlformats.org/officeDocument/2006/math" xmlns:v="urn:schemas-microsoft-com:vml" xmlns:wp14="http://schemas.microsoft.com/office/word/2010/wordprocessingDrawing" xmlns:wp="http://schemas.openxmlformats.org/drawingml/2006/wordprocessingDrawing" xmlns:w10="urn:schemas-microsoft-com:office:word" xmlns:w="http://schemas.openxmlformats.org/wordprocessingml/2006/main" xmlns:w14="http://schemas.microsoft.com/office/word/2010/wordml" xmlns:w15="http://schemas.microsoft.com/office/word/2012/wordml" xmlns:wpg="http://schemas.microsoft.com/office/word/2010/wordprocessingGroup" xmlns:wpi="http://schemas.microsoft.com/office/word/2010/wordprocessingInk" xmlns:wne="http://schemas.microsoft.com/office/word/2006/wordml" xmlns:wps="http://schemas.microsoft.com/office/word/2010/wordprocessingShape" mc:Ignorable="w14 w15 wp14">
+<w:ftr xmlns:wpc="http://schemas.microsoft.com/office/word/2010/wordprocessingCanvas" xmlns:cx="http://schemas.microsoft.com/office/drawing/2014/chartex" xmlns:cx1="http://schemas.microsoft.com/office/drawing/2015/9/8/chartex" xmlns:cx2="http://schemas.microsoft.com/office/drawing/2015/10/21/chartex" xmlns:cx3="http://schemas.microsoft.com/office/drawing/2016/5/9/chartex" xmlns:cx4="http://schemas.microsoft.com/office/drawing/2016/5/10/chartex" xmlns:cx5="http://schemas.microsoft.com/office/drawing/2016/5/11/chartex" xmlns:cx6="http://schemas.microsoft.com/office/drawing/2016/5/12/chartex" xmlns:cx7="http://schemas.microsoft.com/office/drawing/2016/5/13/chartex" xmlns:cx8="http://schemas.microsoft.com/office/drawing/2016/5/14/chartex" xmlns:mc="http://schemas.openxmlformats.org/markup-compatibility/2006" xmlns:aink="http://schemas.microsoft.com/office/drawing/2016/ink" xmlns:am3d="http://schemas.microsoft.com/office/drawing/2017/model3d" xmlns:o="urn:schemas-microsoft-com:office:office" xmlns:r="http://schemas.openxmlformats.org/officeDocument/2006/relationships" xmlns:m="http://schemas.openxmlformats.org/officeDocument/2006/math" xmlns:v="urn:schemas-microsoft-com:vml" xmlns:wp14="http://schemas.microsoft.com/office/word/2010/wordprocessingDrawing" xmlns:wp="http://schemas.openxmlformats.org/drawingml/2006/wordprocessingDrawing" xmlns:w10="urn:schemas-microsoft-com:office:word" xmlns:w="http://schemas.openxmlformats.org/wordprocessingml/2006/main" xmlns:w14="http://schemas.microsoft.com/office/word/2010/wordml" xmlns:w15="http://schemas.microsoft.com/office/word/2012/wordml" xmlns:w16cid="http://schemas.microsoft.com/office/word/2016/wordml/cid" xmlns:w16se="http://schemas.microsoft.com/office/word/2015/wordml/symex" xmlns:wpg="http://schemas.microsoft.com/office/word/2010/wordprocessingGroup" xmlns:wpi="http://schemas.microsoft.com/office/word/2010/wordprocessingInk" xmlns:wne="http://schemas.microsoft.com/office/word/2006/wordml" xmlns:wps="http://schemas.microsoft.com/office/word/2010/wordprocessingShape" mc:Ignorable="w14 w15 w16se w16cid wp14">
   <w:p>
     <w:pPr>
       <w:pStyle w:val="Footer"/>
     </w:pPr>
     <w:r>
-      <w:t>{{footer_text}}</w:t>
+      <w:t>{{</w:t>
+    </w:r>
+    <w:proofErr w:type="spellStart"/>
+    <w:r>
+      <w:t>footer_text</w:t>
+    </w:r>
+    <w:proofErr w:type="spellEnd"/>
+    <w:r>
+      <w:t>}}</w:t>
     </w:r>
   </w:p>
 </w:ftr>
 </file>
 
 <file path=word/footnotes.xml><?xml version="1.0" encoding="utf-8"?>
-<w:footnotes xmlns:wpc="http://schemas.microsoft.com/office/word/2010/wordprocessingCanvas" xmlns:mo="http://schemas.microsoft.com/office/mac/office/2008/main" xmlns:mc="http://schemas.openxmlformats.org/markup-compatibility/2006" xmlns:mv="urn:schemas-microsoft-com:mac:vml" xmlns:o="urn:schemas-microsoft-com:office:office" xmlns:r="http://schemas.openxmlformats.org/officeDocument/2006/relationships" xmlns:m="http://schemas.openxmlformats.org/officeDocument/2006/math" xmlns:v="urn:schemas-microsoft-com:vml" xmlns:wp14="http://schemas.microsoft.com/office/word/2010/wordprocessingDrawing" xmlns:wp="http://schemas.openxmlformats.org/drawingml/2006/wordprocessingDrawing" xmlns:w10="urn:schemas-microsoft-com:office:word" xmlns:w="http://schemas.openxmlformats.org/wordprocessingml/2006/main" xmlns:w14="http://schemas.microsoft.com/office/word/2010/wordml" xmlns:w15="http://schemas.microsoft.com/office/word/2012/wordml" xmlns:wpg="http://schemas.microsoft.com/office/word/2010/wordprocessingGroup" xmlns:wpi="http://schemas.microsoft.com/office/word/2010/wordprocessingInk" xmlns:wne="http://schemas.microsoft.com/office/word/2006/wordml" xmlns:wps="http://schemas.microsoft.com/office/word/2010/wordprocessingShape" mc:Ignorable="w14 w15 wp14">
+<w:footnotes xmlns:wpc="http://schemas.microsoft.com/office/word/2010/wordprocessingCanvas" xmlns:cx="http://schemas.microsoft.com/office/drawing/2014/chartex" xmlns:cx1="http://schemas.microsoft.com/office/drawing/2015/9/8/chartex" xmlns:cx2="http://schemas.microsoft.com/office/drawing/2015/10/21/chartex" xmlns:cx3="http://schemas.microsoft.com/office/drawing/2016/5/9/chartex" xmlns:cx4="http://schemas.microsoft.com/office/drawing/2016/5/10/chartex" xmlns:cx5="http://schemas.microsoft.com/office/drawing/2016/5/11/chartex" xmlns:cx6="http://schemas.microsoft.com/office/drawing/2016/5/12/chartex" xmlns:cx7="http://schemas.microsoft.com/office/drawing/2016/5/13/chartex" xmlns:cx8="http://schemas.microsoft.com/office/drawing/2016/5/14/chartex" xmlns:mc="http://schemas.openxmlformats.org/markup-compatibility/2006" xmlns:aink="http://schemas.microsoft.com/office/drawing/2016/ink" xmlns:am3d="http://schemas.microsoft.com/office/drawing/2017/model3d" xmlns:o="urn:schemas-microsoft-com:office:office" xmlns:r="http://schemas.openxmlformats.org/officeDocument/2006/relationships" xmlns:m="http://schemas.openxmlformats.org/officeDocument/2006/math" xmlns:v="urn:schemas-microsoft-com:vml" xmlns:wp14="http://schemas.microsoft.com/office/word/2010/wordprocessingDrawing" xmlns:wp="http://schemas.openxmlformats.org/drawingml/2006/wordprocessingDrawing" xmlns:w10="urn:schemas-microsoft-com:office:word" xmlns:w="http://schemas.openxmlformats.org/wordprocessingml/2006/main" xmlns:w14="http://schemas.microsoft.com/office/word/2010/wordml" xmlns:w15="http://schemas.microsoft.com/office/word/2012/wordml" xmlns:w16cid="http://schemas.microsoft.com/office/word/2016/wordml/cid" xmlns:w16se="http://schemas.microsoft.com/office/word/2015/wordml/symex" xmlns:wpg="http://schemas.microsoft.com/office/word/2010/wordprocessingGroup" xmlns:wpi="http://schemas.microsoft.com/office/word/2010/wordprocessingInk" xmlns:wne="http://schemas.microsoft.com/office/word/2006/wordml" xmlns:wps="http://schemas.microsoft.com/office/word/2010/wordprocessingShape" mc:Ignorable="w14 w15 w16se w16cid wp14">
   <w:footnote w:type="separator" w:id="-1">
     <w:p>
       <w:r>
@@ -6410,7 +9630,7 @@
 </file>
 
 <file path=word/header1.xml><?xml version="1.0" encoding="utf-8"?>
-<w:hdr xmlns:wpc="http://schemas.microsoft.com/office/word/2010/wordprocessingCanvas" xmlns:mo="http://schemas.microsoft.com/office/mac/office/2008/main" xmlns:mc="http://schemas.openxmlformats.org/markup-compatibility/2006" xmlns:mv="urn:schemas-microsoft-com:mac:vml" xmlns:o="urn:schemas-microsoft-com:office:office" xmlns:r="http://schemas.openxmlformats.org/officeDocument/2006/relationships" xmlns:m="http://schemas.openxmlformats.org/officeDocument/2006/math" xmlns:v="urn:schemas-microsoft-com:vml" xmlns:wp14="http://schemas.microsoft.com/office/word/2010/wordprocessingDrawing" xmlns:wp="http://schemas.openxmlformats.org/drawingml/2006/wordprocessingDrawing" xmlns:w10="urn:schemas-microsoft-com:office:word" xmlns:w="http://schemas.openxmlformats.org/wordprocessingml/2006/main" xmlns:w14="http://schemas.microsoft.com/office/word/2010/wordml" xmlns:w15="http://schemas.microsoft.com/office/word/2012/wordml" xmlns:wpg="http://schemas.microsoft.com/office/word/2010/wordprocessingGroup" xmlns:wpi="http://schemas.microsoft.com/office/word/2010/wordprocessingInk" xmlns:wne="http://schemas.microsoft.com/office/word/2006/wordml" xmlns:wps="http://schemas.microsoft.com/office/word/2010/wordprocessingShape" mc:Ignorable="w14 w15 wp14">
+<w:hdr xmlns:wpc="http://schemas.microsoft.com/office/word/2010/wordprocessingCanvas" xmlns:cx="http://schemas.microsoft.com/office/drawing/2014/chartex" xmlns:cx1="http://schemas.microsoft.com/office/drawing/2015/9/8/chartex" xmlns:cx2="http://schemas.microsoft.com/office/drawing/2015/10/21/chartex" xmlns:cx3="http://schemas.microsoft.com/office/drawing/2016/5/9/chartex" xmlns:cx4="http://schemas.microsoft.com/office/drawing/2016/5/10/chartex" xmlns:cx5="http://schemas.microsoft.com/office/drawing/2016/5/11/chartex" xmlns:cx6="http://schemas.microsoft.com/office/drawing/2016/5/12/chartex" xmlns:cx7="http://schemas.microsoft.com/office/drawing/2016/5/13/chartex" xmlns:cx8="http://schemas.microsoft.com/office/drawing/2016/5/14/chartex" xmlns:mc="http://schemas.openxmlformats.org/markup-compatibility/2006" xmlns:aink="http://schemas.microsoft.com/office/drawing/2016/ink" xmlns:am3d="http://schemas.microsoft.com/office/drawing/2017/model3d" xmlns:o="urn:schemas-microsoft-com:office:office" xmlns:r="http://schemas.openxmlformats.org/officeDocument/2006/relationships" xmlns:m="http://schemas.openxmlformats.org/officeDocument/2006/math" xmlns:v="urn:schemas-microsoft-com:vml" xmlns:wp14="http://schemas.microsoft.com/office/word/2010/wordprocessingDrawing" xmlns:wp="http://schemas.openxmlformats.org/drawingml/2006/wordprocessingDrawing" xmlns:w10="urn:schemas-microsoft-com:office:word" xmlns:w="http://schemas.openxmlformats.org/wordprocessingml/2006/main" xmlns:w14="http://schemas.microsoft.com/office/word/2010/wordml" xmlns:w15="http://schemas.microsoft.com/office/word/2012/wordml" xmlns:w16cid="http://schemas.microsoft.com/office/word/2016/wordml/cid" xmlns:w16se="http://schemas.microsoft.com/office/word/2015/wordml/symex" xmlns:wpg="http://schemas.microsoft.com/office/word/2010/wordprocessingGroup" xmlns:wpi="http://schemas.microsoft.com/office/word/2010/wordprocessingInk" xmlns:wne="http://schemas.microsoft.com/office/word/2006/wordml" xmlns:wps="http://schemas.microsoft.com/office/word/2010/wordprocessingShape" mc:Ignorable="w14 w15 w16se w16cid wp14">
   <w:tbl>
     <w:tblPr>
       <w:tblStyle w:val="TableGridLight"/>
@@ -6653,8 +9873,8 @@
 </file>
 
 <file path=word/numbering.xml><?xml version="1.0" encoding="utf-8"?>
-<w:numbering xmlns:wpc="http://schemas.microsoft.com/office/word/2010/wordprocessingCanvas" xmlns:mo="http://schemas.microsoft.com/office/mac/office/2008/main" xmlns:mc="http://schemas.openxmlformats.org/markup-compatibility/2006" xmlns:mv="urn:schemas-microsoft-com:mac:vml" xmlns:o="urn:schemas-microsoft-com:office:office" xmlns:r="http://schemas.openxmlformats.org/officeDocument/2006/relationships" xmlns:m="http://schemas.openxmlformats.org/officeDocument/2006/math" xmlns:v="urn:schemas-microsoft-com:vml" xmlns:wp14="http://schemas.microsoft.com/office/word/2010/wordprocessingDrawing" xmlns:wp="http://schemas.openxmlformats.org/drawingml/2006/wordprocessingDrawing" xmlns:w10="urn:schemas-microsoft-com:office:word" xmlns:w="http://schemas.openxmlformats.org/wordprocessingml/2006/main" xmlns:w14="http://schemas.microsoft.com/office/word/2010/wordml" xmlns:w15="http://schemas.microsoft.com/office/word/2012/wordml" xmlns:wpg="http://schemas.microsoft.com/office/word/2010/wordprocessingGroup" xmlns:wpi="http://schemas.microsoft.com/office/word/2010/wordprocessingInk" xmlns:wne="http://schemas.microsoft.com/office/word/2006/wordml" xmlns:wps="http://schemas.microsoft.com/office/word/2010/wordprocessingShape" mc:Ignorable="w14 w15 wp14">
-  <w:abstractNum w:abstractNumId="0">
+<w:numbering xmlns:wpc="http://schemas.microsoft.com/office/word/2010/wordprocessingCanvas" xmlns:cx="http://schemas.microsoft.com/office/drawing/2014/chartex" xmlns:cx1="http://schemas.microsoft.com/office/drawing/2015/9/8/chartex" xmlns:cx2="http://schemas.microsoft.com/office/drawing/2015/10/21/chartex" xmlns:cx3="http://schemas.microsoft.com/office/drawing/2016/5/9/chartex" xmlns:cx4="http://schemas.microsoft.com/office/drawing/2016/5/10/chartex" xmlns:cx5="http://schemas.microsoft.com/office/drawing/2016/5/11/chartex" xmlns:cx6="http://schemas.microsoft.com/office/drawing/2016/5/12/chartex" xmlns:cx7="http://schemas.microsoft.com/office/drawing/2016/5/13/chartex" xmlns:cx8="http://schemas.microsoft.com/office/drawing/2016/5/14/chartex" xmlns:mc="http://schemas.openxmlformats.org/markup-compatibility/2006" xmlns:aink="http://schemas.microsoft.com/office/drawing/2016/ink" xmlns:am3d="http://schemas.microsoft.com/office/drawing/2017/model3d" xmlns:o="urn:schemas-microsoft-com:office:office" xmlns:r="http://schemas.openxmlformats.org/officeDocument/2006/relationships" xmlns:m="http://schemas.openxmlformats.org/officeDocument/2006/math" xmlns:v="urn:schemas-microsoft-com:vml" xmlns:wp14="http://schemas.microsoft.com/office/word/2010/wordprocessingDrawing" xmlns:wp="http://schemas.openxmlformats.org/drawingml/2006/wordprocessingDrawing" xmlns:w10="urn:schemas-microsoft-com:office:word" xmlns:w="http://schemas.openxmlformats.org/wordprocessingml/2006/main" xmlns:w14="http://schemas.microsoft.com/office/word/2010/wordml" xmlns:w15="http://schemas.microsoft.com/office/word/2012/wordml" xmlns:w16cid="http://schemas.microsoft.com/office/word/2016/wordml/cid" xmlns:w16se="http://schemas.microsoft.com/office/word/2015/wordml/symex" xmlns:wpg="http://schemas.microsoft.com/office/word/2010/wordprocessingGroup" xmlns:wpi="http://schemas.microsoft.com/office/word/2010/wordprocessingInk" xmlns:wne="http://schemas.microsoft.com/office/word/2006/wordml" xmlns:wps="http://schemas.microsoft.com/office/word/2010/wordprocessingShape" mc:Ignorable="w14 w15 w16se w16cid wp14">
+  <w:abstractNum w:abstractNumId="0" w15:restartNumberingAfterBreak="0">
     <w:nsid w:val="FFFFFF1D"/>
     <w:multiLevelType w:val="multilevel"/>
     <w:tmpl w:val="DE2E1188"/>
@@ -6794,7 +10014,7 @@
       </w:rPr>
     </w:lvl>
   </w:abstractNum>
-  <w:abstractNum w:abstractNumId="1">
+  <w:abstractNum w:abstractNumId="1" w15:restartNumberingAfterBreak="0">
     <w:nsid w:val="10E00BB0"/>
     <w:multiLevelType w:val="hybridMultilevel"/>
     <w:tmpl w:val="8E5A7C5C"/>
@@ -6906,7 +10126,7 @@
       </w:rPr>
     </w:lvl>
   </w:abstractNum>
-  <w:abstractNum w:abstractNumId="2">
+  <w:abstractNum w:abstractNumId="2" w15:restartNumberingAfterBreak="0">
     <w:nsid w:val="266E722D"/>
     <w:multiLevelType w:val="hybridMultilevel"/>
     <w:tmpl w:val="0B369846"/>
@@ -7018,7 +10238,7 @@
       </w:rPr>
     </w:lvl>
   </w:abstractNum>
-  <w:abstractNum w:abstractNumId="3">
+  <w:abstractNum w:abstractNumId="3" w15:restartNumberingAfterBreak="0">
     <w:nsid w:val="372366C8"/>
     <w:multiLevelType w:val="hybridMultilevel"/>
     <w:tmpl w:val="02C0F422"/>
@@ -7147,7 +10367,7 @@
 </file>
 
 <file path=word/styles.xml><?xml version="1.0" encoding="utf-8"?>
-<w:styles xmlns:mc="http://schemas.openxmlformats.org/markup-compatibility/2006" xmlns:r="http://schemas.openxmlformats.org/officeDocument/2006/relationships" xmlns:w="http://schemas.openxmlformats.org/wordprocessingml/2006/main" xmlns:w14="http://schemas.microsoft.com/office/word/2010/wordml" xmlns:w15="http://schemas.microsoft.com/office/word/2012/wordml" mc:Ignorable="w14 w15">
+<w:styles xmlns:mc="http://schemas.openxmlformats.org/markup-compatibility/2006" xmlns:r="http://schemas.openxmlformats.org/officeDocument/2006/relationships" xmlns:w="http://schemas.openxmlformats.org/wordprocessingml/2006/main" xmlns:w14="http://schemas.microsoft.com/office/word/2010/wordml" xmlns:w15="http://schemas.microsoft.com/office/word/2012/wordml" xmlns:w16cid="http://schemas.microsoft.com/office/word/2016/wordml/cid" xmlns:w16se="http://schemas.microsoft.com/office/word/2015/wordml/symex" mc:Ignorable="w14 w15 w16se w16cid">
   <w:docDefaults>
     <w:rPrDefault>
       <w:rPr>
@@ -7157,7 +10377,7 @@
     </w:rPrDefault>
     <w:pPrDefault/>
   </w:docDefaults>
-  <w:latentStyles w:defLockedState="0" w:defUIPriority="99" w:defSemiHidden="0" w:defUnhideWhenUsed="0" w:defQFormat="0" w:count="382">
+  <w:latentStyles w:defLockedState="0" w:defUIPriority="99" w:defSemiHidden="0" w:defUnhideWhenUsed="0" w:defQFormat="0" w:count="376">
     <w:lsdException w:name="Normal" w:uiPriority="0" w:qFormat="1"/>
     <w:lsdException w:name="heading 1" w:uiPriority="9" w:qFormat="1"/>
     <w:lsdException w:name="heading 2" w:semiHidden="1" w:uiPriority="9" w:unhideWhenUsed="1" w:qFormat="1"/>
@@ -7263,6 +10483,7 @@
     <w:lsdException w:name="HTML Sample" w:semiHidden="1" w:unhideWhenUsed="1"/>
     <w:lsdException w:name="HTML Typewriter" w:semiHidden="1" w:unhideWhenUsed="1"/>
     <w:lsdException w:name="HTML Variable" w:semiHidden="1" w:unhideWhenUsed="1"/>
+    <w:lsdException w:name="Normal Table" w:semiHidden="1" w:unhideWhenUsed="1"/>
     <w:lsdException w:name="annotation subject" w:semiHidden="1" w:unhideWhenUsed="1"/>
     <w:lsdException w:name="No List" w:semiHidden="1" w:unhideWhenUsed="1"/>
     <w:lsdException w:name="Outline List 1" w:semiHidden="1" w:unhideWhenUsed="1"/>
@@ -7308,18 +10529,11 @@
     <w:lsdException w:name="Table Subtle 1" w:semiHidden="1" w:unhideWhenUsed="1"/>
     <w:lsdException w:name="Table Subtle 2" w:semiHidden="1" w:unhideWhenUsed="1"/>
     <w:lsdException w:name="Table Web 1" w:semiHidden="1" w:unhideWhenUsed="1"/>
+    <w:lsdException w:name="Table Web 2" w:semiHidden="1" w:unhideWhenUsed="1"/>
     <w:lsdException w:name="Table Web 3" w:semiHidden="1" w:unhideWhenUsed="1"/>
     <w:lsdException w:name="Balloon Text" w:semiHidden="1" w:unhideWhenUsed="1"/>
     <w:lsdException w:name="Table Grid" w:uiPriority="59"/>
-    <w:lsdException w:name="Note Level 1" w:semiHidden="1"/>
-    <w:lsdException w:name="Note Level 2" w:uiPriority="1" w:qFormat="1"/>
-    <w:lsdException w:name="Note Level 3" w:uiPriority="60"/>
-    <w:lsdException w:name="Note Level 4" w:uiPriority="61"/>
-    <w:lsdException w:name="Note Level 5" w:uiPriority="62"/>
-    <w:lsdException w:name="Note Level 6" w:uiPriority="63"/>
-    <w:lsdException w:name="Note Level 7" w:uiPriority="64"/>
-    <w:lsdException w:name="Note Level 8" w:uiPriority="65"/>
-    <w:lsdException w:name="Note Level 9" w:uiPriority="66"/>
+    <w:lsdException w:name="Table Theme" w:semiHidden="1" w:unhideWhenUsed="1"/>
     <w:lsdException w:name="Placeholder Text" w:semiHidden="1" w:uiPriority="67"/>
     <w:lsdException w:name="No Spacing" w:uiPriority="68"/>
     <w:lsdException w:name="Light Shading" w:uiPriority="69"/>
@@ -7645,7 +10859,6 @@
     <w:uiPriority w:val="59"/>
     <w:rsid w:val="006A7C8E"/>
     <w:tblPr>
-      <w:tblInd w:w="0" w:type="dxa"/>
       <w:tblBorders>
         <w:top w:val="single" w:sz="4" w:space="0" w:color="000000"/>
         <w:left w:val="single" w:sz="4" w:space="0" w:color="000000"/>
@@ -7654,12 +10867,6 @@
         <w:insideH w:val="single" w:sz="4" w:space="0" w:color="000000"/>
         <w:insideV w:val="single" w:sz="4" w:space="0" w:color="000000"/>
       </w:tblBorders>
-      <w:tblCellMar>
-        <w:top w:w="0" w:type="dxa"/>
-        <w:left w:w="108" w:type="dxa"/>
-        <w:bottom w:w="0" w:type="dxa"/>
-        <w:right w:w="108" w:type="dxa"/>
-      </w:tblCellMar>
     </w:tblPr>
   </w:style>
   <w:style w:type="paragraph" w:styleId="BalloonText">
@@ -7853,7 +11060,6 @@
     <w:tblPr>
       <w:tblStyleRowBandSize w:val="1"/>
       <w:tblStyleColBandSize w:val="1"/>
-      <w:tblInd w:w="0" w:type="dxa"/>
       <w:tblBorders>
         <w:top w:val="single" w:sz="4" w:space="0" w:color="A8D08D" w:themeColor="accent6" w:themeTint="99"/>
         <w:left w:val="single" w:sz="4" w:space="0" w:color="A8D08D" w:themeColor="accent6" w:themeTint="99"/>
@@ -7861,12 +11067,6 @@
         <w:right w:val="single" w:sz="4" w:space="0" w:color="A8D08D" w:themeColor="accent6" w:themeTint="99"/>
         <w:insideH w:val="single" w:sz="4" w:space="0" w:color="A8D08D" w:themeColor="accent6" w:themeTint="99"/>
       </w:tblBorders>
-      <w:tblCellMar>
-        <w:top w:w="0" w:type="dxa"/>
-        <w:left w:w="108" w:type="dxa"/>
-        <w:bottom w:w="0" w:type="dxa"/>
-        <w:right w:w="108" w:type="dxa"/>
-      </w:tblCellMar>
     </w:tblPr>
     <w:tblStylePr w:type="firstRow">
       <w:rPr>
@@ -7931,7 +11131,6 @@
     <w:tblPr>
       <w:tblStyleRowBandSize w:val="1"/>
       <w:tblStyleColBandSize w:val="1"/>
-      <w:tblInd w:w="0" w:type="dxa"/>
       <w:tblBorders>
         <w:top w:val="single" w:sz="4" w:space="0" w:color="A8D08D" w:themeColor="accent6" w:themeTint="99"/>
         <w:left w:val="single" w:sz="4" w:space="0" w:color="A8D08D" w:themeColor="accent6" w:themeTint="99"/>
@@ -7940,12 +11139,6 @@
         <w:insideH w:val="single" w:sz="4" w:space="0" w:color="A8D08D" w:themeColor="accent6" w:themeTint="99"/>
         <w:insideV w:val="single" w:sz="4" w:space="0" w:color="A8D08D" w:themeColor="accent6" w:themeTint="99"/>
       </w:tblBorders>
-      <w:tblCellMar>
-        <w:top w:w="0" w:type="dxa"/>
-        <w:left w:w="108" w:type="dxa"/>
-        <w:bottom w:w="0" w:type="dxa"/>
-        <w:right w:w="108" w:type="dxa"/>
-      </w:tblCellMar>
     </w:tblPr>
     <w:tblStylePr w:type="firstRow">
       <w:rPr>
@@ -8011,19 +11204,12 @@
     <w:tblPr>
       <w:tblStyleRowBandSize w:val="1"/>
       <w:tblStyleColBandSize w:val="1"/>
-      <w:tblInd w:w="0" w:type="dxa"/>
       <w:tblBorders>
         <w:top w:val="single" w:sz="4" w:space="0" w:color="70AD47" w:themeColor="accent6"/>
         <w:left w:val="single" w:sz="4" w:space="0" w:color="70AD47" w:themeColor="accent6"/>
         <w:bottom w:val="single" w:sz="4" w:space="0" w:color="70AD47" w:themeColor="accent6"/>
         <w:right w:val="single" w:sz="4" w:space="0" w:color="70AD47" w:themeColor="accent6"/>
       </w:tblBorders>
-      <w:tblCellMar>
-        <w:top w:w="0" w:type="dxa"/>
-        <w:left w:w="108" w:type="dxa"/>
-        <w:bottom w:w="0" w:type="dxa"/>
-        <w:right w:w="108" w:type="dxa"/>
-      </w:tblCellMar>
     </w:tblPr>
     <w:tblStylePr w:type="firstRow">
       <w:rPr>
@@ -8148,7 +11334,6 @@
     <w:uiPriority w:val="40"/>
     <w:rsid w:val="00693839"/>
     <w:tblPr>
-      <w:tblInd w:w="0" w:type="dxa"/>
       <w:tblBorders>
         <w:top w:val="single" w:sz="4" w:space="0" w:color="BFBFBF" w:themeColor="background1" w:themeShade="BF"/>
         <w:left w:val="single" w:sz="4" w:space="0" w:color="BFBFBF" w:themeColor="background1" w:themeShade="BF"/>
@@ -8157,12 +11342,6 @@
         <w:insideH w:val="single" w:sz="4" w:space="0" w:color="BFBFBF" w:themeColor="background1" w:themeShade="BF"/>
         <w:insideV w:val="single" w:sz="4" w:space="0" w:color="BFBFBF" w:themeColor="background1" w:themeShade="BF"/>
       </w:tblBorders>
-      <w:tblCellMar>
-        <w:top w:w="0" w:type="dxa"/>
-        <w:left w:w="108" w:type="dxa"/>
-        <w:bottom w:w="0" w:type="dxa"/>
-        <w:right w:w="108" w:type="dxa"/>
-      </w:tblCellMar>
     </w:tblPr>
   </w:style>
   <w:style w:type="paragraph" w:styleId="Subtitle">
@@ -8210,7 +11389,6 @@
     <w:tblPr>
       <w:tblStyleRowBandSize w:val="1"/>
       <w:tblStyleColBandSize w:val="1"/>
-      <w:tblInd w:w="0" w:type="dxa"/>
       <w:tblBorders>
         <w:top w:val="single" w:sz="4" w:space="0" w:color="8EAADB" w:themeColor="accent5" w:themeTint="99"/>
         <w:left w:val="single" w:sz="4" w:space="0" w:color="8EAADB" w:themeColor="accent5" w:themeTint="99"/>
@@ -8218,12 +11396,6 @@
         <w:right w:val="single" w:sz="4" w:space="0" w:color="8EAADB" w:themeColor="accent5" w:themeTint="99"/>
         <w:insideH w:val="single" w:sz="4" w:space="0" w:color="8EAADB" w:themeColor="accent5" w:themeTint="99"/>
       </w:tblBorders>
-      <w:tblCellMar>
-        <w:top w:w="0" w:type="dxa"/>
-        <w:left w:w="108" w:type="dxa"/>
-        <w:bottom w:w="0" w:type="dxa"/>
-        <w:right w:w="108" w:type="dxa"/>
-      </w:tblCellMar>
     </w:tblPr>
     <w:tblStylePr w:type="firstRow">
       <w:rPr>
@@ -8545,6 +11717,15 @@
 </file>
 
 <file path=customXml/item1.xml><?xml version="1.0" encoding="utf-8"?>
+<?mso-contentType ?>
+<FormTemplates xmlns="http://schemas.microsoft.com/sharepoint/v3/contenttype/forms">
+  <Display>DocumentLibraryForm</Display>
+  <Edit>DocumentLibraryForm</Edit>
+  <New>DocumentLibraryForm</New>
+</FormTemplates>
+</file>
+
+<file path=customXml/item2.xml><?xml version="1.0" encoding="utf-8"?>
 <ct:contentTypeSchema xmlns:ct="http://schemas.microsoft.com/office/2006/metadata/contentType" xmlns:ma="http://schemas.microsoft.com/office/2006/metadata/properties/metaAttributes" ct:_="" ma:_="" ma:contentTypeName="Document" ma:contentTypeID="0x010100F41CCD4B7892504C89A6E38F4B314456" ma:contentTypeVersion="6" ma:contentTypeDescription="Create a new document." ma:contentTypeScope="" ma:versionID="89af725d52d02b694d8677ebf28c09a1">
   <xsd:schema xmlns:xsd="http://www.w3.org/2001/XMLSchema" xmlns:xs="http://www.w3.org/2001/XMLSchema" xmlns:p="http://schemas.microsoft.com/office/2006/metadata/properties" xmlns:ns1="http://schemas.microsoft.com/sharepoint/v3" xmlns:ns2="af2ffc1a-8a72-49fd-8696-8f2bb51a004c" targetNamespace="http://schemas.microsoft.com/office/2006/metadata/properties" ma:root="true" ma:fieldsID="7357ca35f665b83e2a365df59e8315fd" ns1:_="" ns2:_="">
     <xsd:import namespace="http://schemas.microsoft.com/sharepoint/v3"/>
@@ -8709,20 +11890,19 @@
 </ct:contentTypeSchema>
 </file>
 
-<file path=customXml/item2.xml><?xml version="1.0" encoding="utf-8"?>
-<?mso-contentType ?>
-<FormTemplates xmlns="http://schemas.microsoft.com/sharepoint/v3/contenttype/forms">
-  <Display>DocumentLibraryForm</Display>
-  <Edit>DocumentLibraryForm</Edit>
-  <New>DocumentLibraryForm</New>
-</FormTemplates>
-</file>
-
 <file path=customXml/item3.xml><?xml version="1.0" encoding="utf-8"?>
 <b:Sources xmlns:b="http://schemas.openxmlformats.org/officeDocument/2006/bibliography" xmlns="http://schemas.openxmlformats.org/officeDocument/2006/bibliography" SelectedStyle="\APA.XSL" StyleName="APA"/>
 </file>
 
 <file path=customXml/itemProps1.xml><?xml version="1.0" encoding="utf-8"?>
+<ds:datastoreItem xmlns:ds="http://schemas.openxmlformats.org/officeDocument/2006/customXml" ds:itemID="{CB114600-4DAC-4247-A033-FF6ABD5BC677}">
+  <ds:schemaRefs>
+    <ds:schemaRef ds:uri="http://schemas.microsoft.com/sharepoint/v3/contenttype/forms"/>
+  </ds:schemaRefs>
+</ds:datastoreItem>
+</file>
+
+<file path=customXml/itemProps2.xml><?xml version="1.0" encoding="utf-8"?>
 <ds:datastoreItem xmlns:ds="http://schemas.openxmlformats.org/officeDocument/2006/customXml" ds:itemID="{13EB7D80-2DFE-4BA7-B5BD-416D224EFC5D}">
   <ds:schemaRefs>
     <ds:schemaRef ds:uri="http://schemas.microsoft.com/office/2006/metadata/contentType"/>
@@ -8741,16 +11921,8 @@
 </ds:datastoreItem>
 </file>
 
-<file path=customXml/itemProps2.xml><?xml version="1.0" encoding="utf-8"?>
-<ds:datastoreItem xmlns:ds="http://schemas.openxmlformats.org/officeDocument/2006/customXml" ds:itemID="{CB114600-4DAC-4247-A033-FF6ABD5BC677}">
-  <ds:schemaRefs>
-    <ds:schemaRef ds:uri="http://schemas.microsoft.com/sharepoint/v3/contenttype/forms"/>
-  </ds:schemaRefs>
-</ds:datastoreItem>
-</file>
-
 <file path=customXml/itemProps3.xml><?xml version="1.0" encoding="utf-8"?>
-<ds:datastoreItem xmlns:ds="http://schemas.openxmlformats.org/officeDocument/2006/customXml" ds:itemID="{9F551A47-4BDD-544D-B46A-5C5E52828CE8}">
+<ds:datastoreItem xmlns:ds="http://schemas.openxmlformats.org/officeDocument/2006/customXml" ds:itemID="{C049B9B0-E259-43F0-8CA8-9688C0282243}">
   <ds:schemaRefs>
     <ds:schemaRef ds:uri="http://schemas.openxmlformats.org/officeDocument/2006/bibliography"/>
   </ds:schemaRefs>

--- a/das/reports/docx_template/lewa.pamdas.org/daily_report_template.docx
+++ b/das/reports/docx_template/lewa.pamdas.org/daily_report_template.docx
@@ -1,6 +1,6 @@
 
 <file path=word/document.xml><?xml version="1.0" encoding="utf-8"?>
-<w:document xmlns:wpc="http://schemas.microsoft.com/office/word/2010/wordprocessingCanvas" xmlns:cx="http://schemas.microsoft.com/office/drawing/2014/chartex" xmlns:cx1="http://schemas.microsoft.com/office/drawing/2015/9/8/chartex" xmlns:cx2="http://schemas.microsoft.com/office/drawing/2015/10/21/chartex" xmlns:cx3="http://schemas.microsoft.com/office/drawing/2016/5/9/chartex" xmlns:cx4="http://schemas.microsoft.com/office/drawing/2016/5/10/chartex" xmlns:cx5="http://schemas.microsoft.com/office/drawing/2016/5/11/chartex" xmlns:cx6="http://schemas.microsoft.com/office/drawing/2016/5/12/chartex" xmlns:cx7="http://schemas.microsoft.com/office/drawing/2016/5/13/chartex" xmlns:cx8="http://schemas.microsoft.com/office/drawing/2016/5/14/chartex" xmlns:mc="http://schemas.openxmlformats.org/markup-compatibility/2006" xmlns:aink="http://schemas.microsoft.com/office/drawing/2016/ink" xmlns:am3d="http://schemas.microsoft.com/office/drawing/2017/model3d" xmlns:o="urn:schemas-microsoft-com:office:office" xmlns:r="http://schemas.openxmlformats.org/officeDocument/2006/relationships" xmlns:m="http://schemas.openxmlformats.org/officeDocument/2006/math" xmlns:v="urn:schemas-microsoft-com:vml" xmlns:wp14="http://schemas.microsoft.com/office/word/2010/wordprocessingDrawing" xmlns:wp="http://schemas.openxmlformats.org/drawingml/2006/wordprocessingDrawing" xmlns:w10="urn:schemas-microsoft-com:office:word" xmlns:w="http://schemas.openxmlformats.org/wordprocessingml/2006/main" xmlns:w14="http://schemas.microsoft.com/office/word/2010/wordml" xmlns:w15="http://schemas.microsoft.com/office/word/2012/wordml" xmlns:w16cid="http://schemas.microsoft.com/office/word/2016/wordml/cid" xmlns:w16se="http://schemas.microsoft.com/office/word/2015/wordml/symex" xmlns:wpg="http://schemas.microsoft.com/office/word/2010/wordprocessingGroup" xmlns:wpi="http://schemas.microsoft.com/office/word/2010/wordprocessingInk" xmlns:wne="http://schemas.microsoft.com/office/word/2006/wordml" xmlns:wps="http://schemas.microsoft.com/office/word/2010/wordprocessingShape" mc:Ignorable="w14 w15 w16se w16cid wp14">
+<w:document xmlns:wpc="http://schemas.microsoft.com/office/word/2010/wordprocessingCanvas" xmlns:cx="http://schemas.microsoft.com/office/drawing/2014/chartex" xmlns:cx1="http://schemas.microsoft.com/office/drawing/2015/9/8/chartex" xmlns:cx2="http://schemas.microsoft.com/office/drawing/2015/10/21/chartex" xmlns:cx3="http://schemas.microsoft.com/office/drawing/2016/5/9/chartex" xmlns:cx4="http://schemas.microsoft.com/office/drawing/2016/5/10/chartex" xmlns:cx5="http://schemas.microsoft.com/office/drawing/2016/5/11/chartex" xmlns:cx6="http://schemas.microsoft.com/office/drawing/2016/5/12/chartex" xmlns:cx7="http://schemas.microsoft.com/office/drawing/2016/5/13/chartex" xmlns:cx8="http://schemas.microsoft.com/office/drawing/2016/5/14/chartex" xmlns:mc="http://schemas.openxmlformats.org/markup-compatibility/2006" xmlns:aink="http://schemas.microsoft.com/office/drawing/2016/ink" xmlns:am3d="http://schemas.microsoft.com/office/drawing/2017/model3d" xmlns:o="urn:schemas-microsoft-com:office:office" xmlns:r="http://schemas.openxmlformats.org/officeDocument/2006/relationships" xmlns:m="http://schemas.openxmlformats.org/officeDocument/2006/math" xmlns:v="urn:schemas-microsoft-com:vml" xmlns:wp14="http://schemas.microsoft.com/office/word/2010/wordprocessingDrawing" xmlns:wp="http://schemas.openxmlformats.org/drawingml/2006/wordprocessingDrawing" xmlns:w10="urn:schemas-microsoft-com:office:word" xmlns:w="http://schemas.openxmlformats.org/wordprocessingml/2006/main" xmlns:w14="http://schemas.microsoft.com/office/word/2010/wordml" xmlns:w15="http://schemas.microsoft.com/office/word/2012/wordml" xmlns:w16cex="http://schemas.microsoft.com/office/word/2018/wordml/cex" xmlns:w16cid="http://schemas.microsoft.com/office/word/2016/wordml/cid" xmlns:w16="http://schemas.microsoft.com/office/word/2018/wordml" xmlns:w16sdtdh="http://schemas.microsoft.com/office/word/2020/wordml/sdtdatahash" xmlns:w16se="http://schemas.microsoft.com/office/word/2015/wordml/symex" xmlns:wpg="http://schemas.microsoft.com/office/word/2010/wordprocessingGroup" xmlns:wpi="http://schemas.microsoft.com/office/word/2010/wordprocessingInk" xmlns:wne="http://schemas.microsoft.com/office/word/2006/wordml" xmlns:wps="http://schemas.microsoft.com/office/word/2010/wordprocessingShape" mc:Ignorable="w14 w15 w16se w16cid w16 w16cex w16sdtdh wp14">
   <w:body>
     <w:p>
       <w:pPr>
@@ -53,7 +53,6 @@
           <w:szCs w:val="22"/>
         </w:rPr>
       </w:pPr>
-      <w:proofErr w:type="gramStart"/>
       <w:r>
         <w:rPr>
           <w:rFonts w:ascii="Cambria" w:hAnsi="Cambria"/>
@@ -71,17 +70,7 @@
           <w:sz w:val="22"/>
           <w:szCs w:val="22"/>
         </w:rPr>
-        <w:t>report</w:t>
-      </w:r>
-      <w:proofErr w:type="gramEnd"/>
-      <w:r>
-        <w:rPr>
-          <w:rFonts w:ascii="Cambria" w:hAnsi="Cambria"/>
-          <w:color w:val="000000"/>
-          <w:sz w:val="22"/>
-          <w:szCs w:val="22"/>
-        </w:rPr>
-        <w:t>_daterange_text</w:t>
+        <w:t>report_daterange_text</w:t>
       </w:r>
       <w:proofErr w:type="spellEnd"/>
       <w:r>
@@ -121,18 +110,10 @@
       </w:r>
       <w:proofErr w:type="spellEnd"/>
       <w:r>
-        <w:t xml:space="preserve"> </w:t>
-      </w:r>
-      <w:proofErr w:type="gramStart"/>
-      <w:r>
-        <w:t>%}</w:t>
-      </w:r>
-      <w:r>
-        <w:t>{</w:t>
-      </w:r>
-      <w:proofErr w:type="gramEnd"/>
-      <w:r>
-        <w:t xml:space="preserve">% for </w:t>
+        <w:t xml:space="preserve"> %}</w:t>
+      </w:r>
+      <w:r>
+        <w:t xml:space="preserve">{% for </w:t>
       </w:r>
       <w:proofErr w:type="spellStart"/>
       <w:r>
@@ -427,7 +408,6 @@
               <w:t xml:space="preserve">{%tr for item in </w:t>
             </w:r>
             <w:proofErr w:type="spellStart"/>
-            <w:proofErr w:type="gramStart"/>
             <w:r>
               <w:rPr>
                 <w:rFonts w:ascii="Cambria" w:hAnsi="Cambria"/>
@@ -436,18 +416,7 @@
                 <w:sz w:val="22"/>
                 <w:szCs w:val="22"/>
               </w:rPr>
-              <w:t>ws.rhino</w:t>
-            </w:r>
-            <w:proofErr w:type="gramEnd"/>
-            <w:r>
-              <w:rPr>
-                <w:rFonts w:ascii="Cambria" w:hAnsi="Cambria"/>
-                <w:b w:val="0"/>
-                <w:color w:val="000000"/>
-                <w:sz w:val="22"/>
-                <w:szCs w:val="22"/>
-              </w:rPr>
-              <w:t>_sightings</w:t>
+              <w:t>ws.rhino_sightings</w:t>
             </w:r>
             <w:proofErr w:type="spellEnd"/>
             <w:r>
@@ -517,7 +486,6 @@
               <w:t>{{</w:t>
             </w:r>
             <w:proofErr w:type="spellStart"/>
-            <w:proofErr w:type="gramStart"/>
             <w:r>
               <w:rPr>
                 <w:rFonts w:ascii="Cambria" w:hAnsi="Cambria"/>
@@ -529,7 +497,6 @@
               <w:t>item.type</w:t>
             </w:r>
             <w:proofErr w:type="spellEnd"/>
-            <w:proofErr w:type="gramEnd"/>
             <w:r>
               <w:rPr>
                 <w:rFonts w:ascii="Cambria" w:hAnsi="Cambria"/>
@@ -572,7 +539,6 @@
               <w:t>{{</w:t>
             </w:r>
             <w:proofErr w:type="spellStart"/>
-            <w:proofErr w:type="gramStart"/>
             <w:r>
               <w:rPr>
                 <w:rFonts w:ascii="Cambria" w:hAnsi="Cambria"/>
@@ -583,7 +549,6 @@
               <w:t>item.count</w:t>
             </w:r>
             <w:proofErr w:type="spellEnd"/>
-            <w:proofErr w:type="gramEnd"/>
             <w:r>
               <w:rPr>
                 <w:rFonts w:ascii="Cambria" w:hAnsi="Cambria"/>
@@ -837,25 +802,14 @@
               <w:t>{{</w:t>
             </w:r>
             <w:proofErr w:type="spellStart"/>
-            <w:proofErr w:type="gramStart"/>
-            <w:r>
-              <w:rPr>
-                <w:rFonts w:ascii="Cambria" w:hAnsi="Cambria"/>
-                <w:color w:val="000000"/>
-                <w:sz w:val="22"/>
-                <w:szCs w:val="22"/>
-              </w:rPr>
-              <w:t>ws.total</w:t>
-            </w:r>
-            <w:proofErr w:type="gramEnd"/>
-            <w:r>
-              <w:rPr>
-                <w:rFonts w:ascii="Cambria" w:hAnsi="Cambria"/>
-                <w:color w:val="000000"/>
-                <w:sz w:val="22"/>
-                <w:szCs w:val="22"/>
-              </w:rPr>
-              <w:t>_sightings</w:t>
+            <w:r>
+              <w:rPr>
+                <w:rFonts w:ascii="Cambria" w:hAnsi="Cambria"/>
+                <w:color w:val="000000"/>
+                <w:sz w:val="22"/>
+                <w:szCs w:val="22"/>
+              </w:rPr>
+              <w:t>ws.total_sightings</w:t>
             </w:r>
             <w:proofErr w:type="spellEnd"/>
             <w:r>
@@ -940,39 +894,17 @@
           <w:sz w:val="22"/>
           <w:szCs w:val="22"/>
         </w:rPr>
-        <w:t xml:space="preserve"> </w:t>
-      </w:r>
-      <w:proofErr w:type="gramStart"/>
-      <w:r>
-        <w:rPr>
-          <w:rFonts w:ascii="Cambria" w:hAnsi="Cambria"/>
-          <w:bCs w:val="0"/>
-          <w:color w:val="000000"/>
-          <w:sz w:val="22"/>
-          <w:szCs w:val="22"/>
-        </w:rPr>
-        <w:t>%}</w:t>
-      </w:r>
-      <w:r>
-        <w:rPr>
-          <w:rFonts w:ascii="Cambria" w:hAnsi="Cambria"/>
-          <w:bCs w:val="0"/>
-          <w:color w:val="000000"/>
-          <w:sz w:val="22"/>
-          <w:szCs w:val="22"/>
-        </w:rPr>
-        <w:t>{</w:t>
-      </w:r>
-      <w:proofErr w:type="gramEnd"/>
-      <w:r>
-        <w:rPr>
-          <w:rFonts w:ascii="Cambria" w:hAnsi="Cambria"/>
-          <w:bCs w:val="0"/>
-          <w:color w:val="000000"/>
-          <w:sz w:val="22"/>
-          <w:szCs w:val="22"/>
-        </w:rPr>
-        <w:t>% else %}</w:t>
+        <w:t xml:space="preserve"> %}</w:t>
+      </w:r>
+      <w:r>
+        <w:rPr>
+          <w:rFonts w:ascii="Cambria" w:hAnsi="Cambria"/>
+          <w:bCs w:val="0"/>
+          <w:color w:val="000000"/>
+          <w:sz w:val="22"/>
+          <w:szCs w:val="22"/>
+        </w:rPr>
+        <w:t>{% else %}</w:t>
       </w:r>
     </w:p>
     <w:p>
@@ -1030,41 +962,18 @@
           <w:sz w:val="22"/>
           <w:szCs w:val="22"/>
         </w:rPr>
-        <w:t xml:space="preserve">{% endif </w:t>
-      </w:r>
-      <w:proofErr w:type="gramStart"/>
-      <w:r>
-        <w:rPr>
-          <w:rFonts w:ascii="Cambria" w:hAnsi="Cambria"/>
-          <w:bCs w:val="0"/>
-          <w:color w:val="000000"/>
-          <w:sz w:val="22"/>
-          <w:szCs w:val="22"/>
-        </w:rPr>
-        <w:t>%}</w:t>
-      </w:r>
-      <w:r>
-        <w:rPr>
-          <w:rFonts w:ascii="Cambria" w:hAnsi="Cambria"/>
-          <w:b/>
-          <w:bCs w:val="0"/>
-          <w:color w:val="000000"/>
-          <w:sz w:val="22"/>
-          <w:szCs w:val="22"/>
-        </w:rPr>
-        <w:t>Rhino</w:t>
-      </w:r>
-      <w:proofErr w:type="gramEnd"/>
-      <w:r>
-        <w:rPr>
-          <w:rFonts w:ascii="Cambria" w:hAnsi="Cambria"/>
-          <w:b/>
-          <w:bCs w:val="0"/>
-          <w:color w:val="000000"/>
-          <w:sz w:val="22"/>
-          <w:szCs w:val="22"/>
-        </w:rPr>
-        <w:t xml:space="preserve"> Birth:</w:t>
+        <w:t>{% endif %}</w:t>
+      </w:r>
+      <w:r>
+        <w:rPr>
+          <w:rFonts w:ascii="Cambria" w:hAnsi="Cambria"/>
+          <w:b/>
+          <w:bCs w:val="0"/>
+          <w:color w:val="000000"/>
+          <w:sz w:val="22"/>
+          <w:szCs w:val="22"/>
+        </w:rPr>
+        <w:t>Rhino Birth:</w:t>
       </w:r>
       <w:r>
         <w:rPr>
@@ -1323,7 +1232,6 @@
                 <w:szCs w:val="22"/>
               </w:rPr>
             </w:pPr>
-            <w:proofErr w:type="gramStart"/>
             <w:r>
               <w:rPr>
                 <w:rFonts w:ascii="Cambria" w:hAnsi="Cambria"/>
@@ -1345,19 +1253,7 @@
                 <w:sz w:val="22"/>
                 <w:szCs w:val="22"/>
               </w:rPr>
-              <w:t>item</w:t>
-            </w:r>
-            <w:proofErr w:type="gramEnd"/>
-            <w:r>
-              <w:rPr>
-                <w:rFonts w:ascii="Cambria" w:hAnsi="Cambria"/>
-                <w:b w:val="0"/>
-                <w:bCs/>
-                <w:color w:val="000000"/>
-                <w:sz w:val="22"/>
-                <w:szCs w:val="22"/>
-              </w:rPr>
-              <w:t>.conservancy</w:t>
+              <w:t>item.conservancy</w:t>
             </w:r>
             <w:proofErr w:type="spellEnd"/>
             <w:r>
@@ -1388,7 +1284,6 @@
                 <w:szCs w:val="22"/>
               </w:rPr>
             </w:pPr>
-            <w:proofErr w:type="gramStart"/>
             <w:r>
               <w:rPr>
                 <w:rFonts w:ascii="Cambria" w:hAnsi="Cambria"/>
@@ -1408,18 +1303,7 @@
                 <w:sz w:val="22"/>
                 <w:szCs w:val="22"/>
               </w:rPr>
-              <w:t>item</w:t>
-            </w:r>
-            <w:proofErr w:type="gramEnd"/>
-            <w:r>
-              <w:rPr>
-                <w:rFonts w:ascii="Cambria" w:hAnsi="Cambria"/>
-                <w:bCs w:val="0"/>
-                <w:color w:val="000000"/>
-                <w:sz w:val="22"/>
-                <w:szCs w:val="22"/>
-              </w:rPr>
-              <w:t>.color</w:t>
+              <w:t>item.color</w:t>
             </w:r>
             <w:proofErr w:type="spellEnd"/>
             <w:r>
@@ -1449,7 +1333,6 @@
                 <w:szCs w:val="22"/>
               </w:rPr>
             </w:pPr>
-            <w:proofErr w:type="gramStart"/>
             <w:r>
               <w:rPr>
                 <w:rFonts w:ascii="Cambria" w:hAnsi="Cambria"/>
@@ -1469,18 +1352,7 @@
                 <w:sz w:val="22"/>
                 <w:szCs w:val="22"/>
               </w:rPr>
-              <w:t>item</w:t>
-            </w:r>
-            <w:proofErr w:type="gramEnd"/>
-            <w:r>
-              <w:rPr>
-                <w:rFonts w:ascii="Cambria" w:hAnsi="Cambria"/>
-                <w:bCs w:val="0"/>
-                <w:color w:val="000000"/>
-                <w:sz w:val="22"/>
-                <w:szCs w:val="22"/>
-              </w:rPr>
-              <w:t>.mother</w:t>
+              <w:t>item.mother</w:t>
             </w:r>
             <w:proofErr w:type="spellEnd"/>
             <w:r>
@@ -1510,7 +1382,6 @@
                 <w:szCs w:val="22"/>
               </w:rPr>
             </w:pPr>
-            <w:proofErr w:type="gramStart"/>
             <w:r>
               <w:rPr>
                 <w:rFonts w:ascii="Cambria" w:hAnsi="Cambria"/>
@@ -1530,18 +1401,7 @@
                 <w:sz w:val="22"/>
                 <w:szCs w:val="22"/>
               </w:rPr>
-              <w:t>item</w:t>
-            </w:r>
-            <w:proofErr w:type="gramEnd"/>
-            <w:r>
-              <w:rPr>
-                <w:rFonts w:ascii="Cambria" w:hAnsi="Cambria"/>
-                <w:bCs w:val="0"/>
-                <w:color w:val="000000"/>
-                <w:sz w:val="22"/>
-                <w:szCs w:val="22"/>
-              </w:rPr>
-              <w:t>.health</w:t>
+              <w:t>item.health</w:t>
             </w:r>
             <w:proofErr w:type="spellEnd"/>
             <w:r>
@@ -1712,39 +1572,17 @@
           <w:szCs w:val="22"/>
         </w:rPr>
         <w:lastRenderedPageBreak/>
-        <w:t xml:space="preserve">No rhino births </w:t>
-      </w:r>
-      <w:proofErr w:type="gramStart"/>
-      <w:r>
-        <w:rPr>
-          <w:rFonts w:ascii="Cambria" w:hAnsi="Cambria"/>
-          <w:bCs w:val="0"/>
-          <w:color w:val="000000"/>
-          <w:sz w:val="22"/>
-          <w:szCs w:val="22"/>
-        </w:rPr>
-        <w:t>reported.</w:t>
-      </w:r>
-      <w:r>
-        <w:rPr>
-          <w:rFonts w:ascii="Cambria" w:hAnsi="Cambria"/>
-          <w:bCs w:val="0"/>
-          <w:color w:val="000000"/>
-          <w:sz w:val="22"/>
-          <w:szCs w:val="22"/>
-        </w:rPr>
-        <w:t>{</w:t>
-      </w:r>
-      <w:proofErr w:type="gramEnd"/>
-      <w:r>
-        <w:rPr>
-          <w:rFonts w:ascii="Cambria" w:hAnsi="Cambria"/>
-          <w:bCs w:val="0"/>
-          <w:color w:val="000000"/>
-          <w:sz w:val="22"/>
-          <w:szCs w:val="22"/>
-        </w:rPr>
-        <w:t>% endif</w:t>
+        <w:t>No rhino births reported.</w:t>
+      </w:r>
+      <w:r>
+        <w:rPr>
+          <w:rFonts w:ascii="Cambria" w:hAnsi="Cambria"/>
+          <w:bCs w:val="0"/>
+          <w:color w:val="000000"/>
+          <w:sz w:val="22"/>
+          <w:szCs w:val="22"/>
+        </w:rPr>
+        <w:t>{% endif</w:t>
       </w:r>
       <w:r>
         <w:rPr>
@@ -1963,7 +1801,6 @@
                 <w:szCs w:val="22"/>
               </w:rPr>
             </w:pPr>
-            <w:proofErr w:type="gramStart"/>
             <w:r>
               <w:rPr>
                 <w:rFonts w:ascii="Cambria" w:hAnsi="Cambria"/>
@@ -1974,7 +1811,6 @@
               </w:rPr>
               <w:t>{{ item.name</w:t>
             </w:r>
-            <w:proofErr w:type="gramEnd"/>
             <w:r>
               <w:rPr>
                 <w:rFonts w:ascii="Cambria" w:hAnsi="Cambria"/>
@@ -2017,7 +1853,6 @@
                 <w:szCs w:val="22"/>
               </w:rPr>
             </w:pPr>
-            <w:proofErr w:type="gramStart"/>
             <w:r>
               <w:rPr>
                 <w:rFonts w:ascii="Cambria" w:hAnsi="Cambria"/>
@@ -2047,18 +1882,7 @@
                 <w:sz w:val="22"/>
                 <w:szCs w:val="22"/>
               </w:rPr>
-              <w:t>item</w:t>
-            </w:r>
-            <w:proofErr w:type="gramEnd"/>
-            <w:r>
-              <w:rPr>
-                <w:rFonts w:ascii="Cambria" w:hAnsi="Cambria"/>
-                <w:bCs w:val="0"/>
-                <w:color w:val="000000"/>
-                <w:sz w:val="22"/>
-                <w:szCs w:val="22"/>
-              </w:rPr>
-              <w:t>.</w:t>
+              <w:t>item.</w:t>
             </w:r>
             <w:r>
               <w:rPr>
@@ -2520,7 +2344,6 @@
                 <w:szCs w:val="22"/>
               </w:rPr>
             </w:pPr>
-            <w:proofErr w:type="gramStart"/>
             <w:r>
               <w:rPr>
                 <w:rFonts w:ascii="Cambria" w:hAnsi="Cambria"/>
@@ -2542,19 +2365,7 @@
                 <w:sz w:val="22"/>
                 <w:szCs w:val="22"/>
               </w:rPr>
-              <w:t>item</w:t>
-            </w:r>
-            <w:proofErr w:type="gramEnd"/>
-            <w:r>
-              <w:rPr>
-                <w:rFonts w:ascii="Cambria" w:hAnsi="Cambria"/>
-                <w:b w:val="0"/>
-                <w:bCs/>
-                <w:color w:val="000000"/>
-                <w:sz w:val="22"/>
-                <w:szCs w:val="22"/>
-              </w:rPr>
-              <w:t>.conservancy</w:t>
+              <w:t>item.conservancy</w:t>
             </w:r>
             <w:proofErr w:type="spellEnd"/>
             <w:r>
@@ -2585,7 +2396,6 @@
                 <w:szCs w:val="22"/>
               </w:rPr>
             </w:pPr>
-            <w:proofErr w:type="gramStart"/>
             <w:r>
               <w:rPr>
                 <w:rFonts w:ascii="Cambria" w:hAnsi="Cambria"/>
@@ -2605,18 +2415,7 @@
                 <w:sz w:val="22"/>
                 <w:szCs w:val="22"/>
               </w:rPr>
-              <w:t>item</w:t>
-            </w:r>
-            <w:proofErr w:type="gramEnd"/>
-            <w:r>
-              <w:rPr>
-                <w:rFonts w:ascii="Cambria" w:hAnsi="Cambria"/>
-                <w:bCs w:val="0"/>
-                <w:color w:val="000000"/>
-                <w:sz w:val="22"/>
-                <w:szCs w:val="22"/>
-              </w:rPr>
-              <w:t>.color</w:t>
+              <w:t>item.color</w:t>
             </w:r>
             <w:proofErr w:type="spellEnd"/>
             <w:r>
@@ -2646,7 +2445,6 @@
                 <w:szCs w:val="22"/>
               </w:rPr>
             </w:pPr>
-            <w:proofErr w:type="gramStart"/>
             <w:r>
               <w:rPr>
                 <w:rFonts w:ascii="Cambria" w:hAnsi="Cambria"/>
@@ -2666,18 +2464,7 @@
                 <w:sz w:val="22"/>
                 <w:szCs w:val="22"/>
               </w:rPr>
-              <w:t>item</w:t>
-            </w:r>
-            <w:proofErr w:type="gramEnd"/>
-            <w:r>
-              <w:rPr>
-                <w:rFonts w:ascii="Cambria" w:hAnsi="Cambria"/>
-                <w:bCs w:val="0"/>
-                <w:color w:val="000000"/>
-                <w:sz w:val="22"/>
-                <w:szCs w:val="22"/>
-              </w:rPr>
-              <w:t>.station</w:t>
+              <w:t>item.station</w:t>
             </w:r>
             <w:proofErr w:type="spellEnd"/>
             <w:r>
@@ -2707,7 +2494,6 @@
                 <w:szCs w:val="22"/>
               </w:rPr>
             </w:pPr>
-            <w:proofErr w:type="gramStart"/>
             <w:r>
               <w:rPr>
                 <w:rFonts w:ascii="Cambria" w:hAnsi="Cambria"/>
@@ -2727,18 +2513,7 @@
                 <w:sz w:val="22"/>
                 <w:szCs w:val="22"/>
               </w:rPr>
-              <w:t>item</w:t>
-            </w:r>
-            <w:proofErr w:type="gramEnd"/>
-            <w:r>
-              <w:rPr>
-                <w:rFonts w:ascii="Cambria" w:hAnsi="Cambria"/>
-                <w:bCs w:val="0"/>
-                <w:color w:val="000000"/>
-                <w:sz w:val="22"/>
-                <w:szCs w:val="22"/>
-              </w:rPr>
-              <w:t>.rhinos</w:t>
+              <w:t>item.rhinos</w:t>
             </w:r>
             <w:proofErr w:type="spellEnd"/>
             <w:r>
@@ -2768,7 +2543,6 @@
                 <w:szCs w:val="22"/>
               </w:rPr>
             </w:pPr>
-            <w:proofErr w:type="gramStart"/>
             <w:r>
               <w:rPr>
                 <w:rFonts w:ascii="Cambria" w:hAnsi="Cambria"/>
@@ -2788,18 +2562,7 @@
                 <w:sz w:val="22"/>
                 <w:szCs w:val="22"/>
               </w:rPr>
-              <w:t>item</w:t>
-            </w:r>
-            <w:proofErr w:type="gramEnd"/>
-            <w:r>
-              <w:rPr>
-                <w:rFonts w:ascii="Cambria" w:hAnsi="Cambria"/>
-                <w:bCs w:val="0"/>
-                <w:color w:val="000000"/>
-                <w:sz w:val="22"/>
-                <w:szCs w:val="22"/>
-              </w:rPr>
-              <w:t>.behavior</w:t>
+              <w:t>item.behavior</w:t>
             </w:r>
             <w:proofErr w:type="spellEnd"/>
             <w:r>
@@ -2829,7 +2592,6 @@
                 <w:szCs w:val="22"/>
               </w:rPr>
             </w:pPr>
-            <w:proofErr w:type="gramStart"/>
             <w:r>
               <w:rPr>
                 <w:rFonts w:ascii="Cambria" w:hAnsi="Cambria"/>
@@ -2849,18 +2611,7 @@
                 <w:sz w:val="22"/>
                 <w:szCs w:val="22"/>
               </w:rPr>
-              <w:t>item</w:t>
-            </w:r>
-            <w:proofErr w:type="gramEnd"/>
-            <w:r>
-              <w:rPr>
-                <w:rFonts w:ascii="Cambria" w:hAnsi="Cambria"/>
-                <w:bCs w:val="0"/>
-                <w:color w:val="000000"/>
-                <w:sz w:val="22"/>
-                <w:szCs w:val="22"/>
-              </w:rPr>
-              <w:t>.health</w:t>
+              <w:t>item.health</w:t>
             </w:r>
             <w:proofErr w:type="spellEnd"/>
             <w:r>
@@ -3198,40 +2949,18 @@
           <w:sz w:val="22"/>
           <w:szCs w:val="22"/>
         </w:rPr>
-        <w:t xml:space="preserve"> </w:t>
-      </w:r>
-      <w:proofErr w:type="gramStart"/>
-      <w:r>
-        <w:rPr>
-          <w:rFonts w:ascii="Cambria" w:hAnsi="Cambria"/>
-          <w:color w:val="000000"/>
-          <w:sz w:val="22"/>
-          <w:szCs w:val="22"/>
-        </w:rPr>
-        <w:t>%}</w:t>
-      </w:r>
-      <w:r>
-        <w:rPr>
-          <w:rFonts w:ascii="Cambria" w:hAnsi="Cambria"/>
-          <w:b/>
-          <w:bCs w:val="0"/>
-          <w:color w:val="000000"/>
-          <w:sz w:val="22"/>
-          <w:szCs w:val="22"/>
-        </w:rPr>
-        <w:t>Other</w:t>
-      </w:r>
-      <w:proofErr w:type="gramEnd"/>
-      <w:r>
-        <w:rPr>
-          <w:rFonts w:ascii="Cambria" w:hAnsi="Cambria"/>
-          <w:b/>
-          <w:bCs w:val="0"/>
-          <w:color w:val="000000"/>
-          <w:sz w:val="22"/>
-          <w:szCs w:val="22"/>
-        </w:rPr>
-        <w:t xml:space="preserve"> wildlife s</w:t>
+        <w:t xml:space="preserve"> %}</w:t>
+      </w:r>
+      <w:r>
+        <w:rPr>
+          <w:rFonts w:ascii="Cambria" w:hAnsi="Cambria"/>
+          <w:b/>
+          <w:bCs w:val="0"/>
+          <w:color w:val="000000"/>
+          <w:sz w:val="22"/>
+          <w:szCs w:val="22"/>
+        </w:rPr>
+        <w:t>Other wildlife s</w:t>
       </w:r>
       <w:r>
         <w:rPr>
@@ -3403,7 +3132,6 @@
               <w:t xml:space="preserve">tr for item in </w:t>
             </w:r>
             <w:proofErr w:type="spellStart"/>
-            <w:proofErr w:type="gramStart"/>
             <w:r>
               <w:rPr>
                 <w:rFonts w:ascii="Cambria" w:hAnsi="Cambria"/>
@@ -3415,7 +3143,6 @@
               <w:t>os.sightings</w:t>
             </w:r>
             <w:proofErr w:type="spellEnd"/>
-            <w:proofErr w:type="gramEnd"/>
             <w:r>
               <w:rPr>
                 <w:rFonts w:ascii="Cambria" w:hAnsi="Cambria"/>
@@ -3492,7 +3219,6 @@
                 <w:szCs w:val="22"/>
               </w:rPr>
             </w:pPr>
-            <w:proofErr w:type="gramStart"/>
             <w:r>
               <w:rPr>
                 <w:rFonts w:ascii="Cambria" w:hAnsi="Cambria"/>
@@ -3512,18 +3238,7 @@
                 <w:sz w:val="22"/>
                 <w:szCs w:val="22"/>
               </w:rPr>
-              <w:t>item</w:t>
-            </w:r>
-            <w:proofErr w:type="gramEnd"/>
-            <w:r>
-              <w:rPr>
-                <w:rFonts w:ascii="Cambria" w:hAnsi="Cambria"/>
-                <w:b w:val="0"/>
-                <w:color w:val="000000"/>
-                <w:sz w:val="22"/>
-                <w:szCs w:val="22"/>
-              </w:rPr>
-              <w:t>.species</w:t>
+              <w:t>item.species</w:t>
             </w:r>
             <w:proofErr w:type="spellEnd"/>
             <w:r>
@@ -3570,7 +3285,6 @@
               <w:t>{{</w:t>
             </w:r>
             <w:proofErr w:type="spellStart"/>
-            <w:proofErr w:type="gramStart"/>
             <w:r>
               <w:rPr>
                 <w:rFonts w:ascii="Cambria" w:hAnsi="Cambria"/>
@@ -3582,7 +3296,6 @@
               <w:t>item.count</w:t>
             </w:r>
             <w:proofErr w:type="spellEnd"/>
-            <w:proofErr w:type="gramEnd"/>
             <w:r>
               <w:rPr>
                 <w:rFonts w:ascii="Cambria" w:hAnsi="Cambria"/>
@@ -3746,27 +3459,15 @@
         <w:t>ted = {{</w:t>
       </w:r>
       <w:proofErr w:type="spellStart"/>
-      <w:proofErr w:type="gramStart"/>
-      <w:r>
-        <w:rPr>
-          <w:rFonts w:ascii="Cambria" w:hAnsi="Cambria"/>
-          <w:b/>
-          <w:color w:val="000000"/>
-          <w:sz w:val="22"/>
-          <w:szCs w:val="22"/>
-        </w:rPr>
-        <w:t>os.total</w:t>
-      </w:r>
-      <w:proofErr w:type="gramEnd"/>
-      <w:r>
-        <w:rPr>
-          <w:rFonts w:ascii="Cambria" w:hAnsi="Cambria"/>
-          <w:b/>
-          <w:color w:val="000000"/>
-          <w:sz w:val="22"/>
-          <w:szCs w:val="22"/>
-        </w:rPr>
-        <w:t>_sightings</w:t>
+      <w:r>
+        <w:rPr>
+          <w:rFonts w:ascii="Cambria" w:hAnsi="Cambria"/>
+          <w:b/>
+          <w:color w:val="000000"/>
+          <w:sz w:val="22"/>
+          <w:szCs w:val="22"/>
+        </w:rPr>
+        <w:t>os.total_sightings</w:t>
       </w:r>
       <w:proofErr w:type="spellEnd"/>
       <w:r>
@@ -4115,7 +3816,6 @@
                 <w:szCs w:val="22"/>
               </w:rPr>
             </w:pPr>
-            <w:proofErr w:type="gramStart"/>
             <w:r>
               <w:rPr>
                 <w:rFonts w:ascii="Cambria" w:hAnsi="Cambria"/>
@@ -4137,19 +3837,7 @@
                 <w:sz w:val="22"/>
                 <w:szCs w:val="22"/>
               </w:rPr>
-              <w:t>item</w:t>
-            </w:r>
-            <w:proofErr w:type="gramEnd"/>
-            <w:r>
-              <w:rPr>
-                <w:rFonts w:ascii="Cambria" w:hAnsi="Cambria"/>
-                <w:b w:val="0"/>
-                <w:bCs/>
-                <w:color w:val="000000"/>
-                <w:sz w:val="22"/>
-                <w:szCs w:val="22"/>
-              </w:rPr>
-              <w:t>.conservancy</w:t>
+              <w:t>item.conservancy</w:t>
             </w:r>
             <w:proofErr w:type="spellEnd"/>
             <w:r>
@@ -4180,7 +3868,6 @@
                 <w:szCs w:val="22"/>
               </w:rPr>
             </w:pPr>
-            <w:proofErr w:type="gramStart"/>
             <w:r>
               <w:rPr>
                 <w:rFonts w:ascii="Cambria" w:hAnsi="Cambria"/>
@@ -4200,18 +3887,7 @@
                 <w:sz w:val="22"/>
                 <w:szCs w:val="22"/>
               </w:rPr>
-              <w:t>item</w:t>
-            </w:r>
-            <w:proofErr w:type="gramEnd"/>
-            <w:r>
-              <w:rPr>
-                <w:rFonts w:ascii="Cambria" w:hAnsi="Cambria"/>
-                <w:bCs w:val="0"/>
-                <w:color w:val="000000"/>
-                <w:sz w:val="22"/>
-                <w:szCs w:val="22"/>
-              </w:rPr>
-              <w:t>.species</w:t>
+              <w:t>item.species</w:t>
             </w:r>
             <w:proofErr w:type="spellEnd"/>
             <w:r>
@@ -4241,7 +3917,6 @@
                 <w:szCs w:val="22"/>
               </w:rPr>
             </w:pPr>
-            <w:proofErr w:type="gramStart"/>
             <w:r>
               <w:rPr>
                 <w:rFonts w:ascii="Cambria" w:hAnsi="Cambria"/>
@@ -4261,18 +3936,7 @@
                 <w:sz w:val="22"/>
                 <w:szCs w:val="22"/>
               </w:rPr>
-              <w:t>item</w:t>
-            </w:r>
-            <w:proofErr w:type="gramEnd"/>
-            <w:r>
-              <w:rPr>
-                <w:rFonts w:ascii="Cambria" w:hAnsi="Cambria"/>
-                <w:bCs w:val="0"/>
-                <w:color w:val="000000"/>
-                <w:sz w:val="22"/>
-                <w:szCs w:val="22"/>
-              </w:rPr>
-              <w:t>.</w:t>
+              <w:t>item.</w:t>
             </w:r>
             <w:r>
               <w:rPr>
@@ -4312,7 +3976,6 @@
                 <w:szCs w:val="22"/>
               </w:rPr>
             </w:pPr>
-            <w:proofErr w:type="gramStart"/>
             <w:r>
               <w:rPr>
                 <w:rFonts w:ascii="Cambria" w:hAnsi="Cambria"/>
@@ -4332,18 +3995,7 @@
                 <w:sz w:val="22"/>
                 <w:szCs w:val="22"/>
               </w:rPr>
-              <w:t>item</w:t>
-            </w:r>
-            <w:proofErr w:type="gramEnd"/>
-            <w:r>
-              <w:rPr>
-                <w:rFonts w:ascii="Cambria" w:hAnsi="Cambria"/>
-                <w:bCs w:val="0"/>
-                <w:color w:val="000000"/>
-                <w:sz w:val="22"/>
-                <w:szCs w:val="22"/>
-              </w:rPr>
-              <w:t>.</w:t>
+              <w:t>item.</w:t>
             </w:r>
             <w:r>
               <w:rPr>
@@ -4383,7 +4035,6 @@
                 <w:szCs w:val="22"/>
               </w:rPr>
             </w:pPr>
-            <w:proofErr w:type="gramStart"/>
             <w:r>
               <w:rPr>
                 <w:rFonts w:ascii="Cambria" w:hAnsi="Cambria"/>
@@ -4403,18 +4054,7 @@
                 <w:sz w:val="22"/>
                 <w:szCs w:val="22"/>
               </w:rPr>
-              <w:t>item</w:t>
-            </w:r>
-            <w:proofErr w:type="gramEnd"/>
-            <w:r>
-              <w:rPr>
-                <w:rFonts w:ascii="Cambria" w:hAnsi="Cambria"/>
-                <w:bCs w:val="0"/>
-                <w:color w:val="000000"/>
-                <w:sz w:val="22"/>
-                <w:szCs w:val="22"/>
-              </w:rPr>
-              <w:t>.number_animals</w:t>
+              <w:t>item.number_animals</w:t>
             </w:r>
             <w:proofErr w:type="spellEnd"/>
             <w:r>
@@ -4702,39 +4342,17 @@
           <w:sz w:val="22"/>
           <w:szCs w:val="22"/>
         </w:rPr>
-        <w:t xml:space="preserve">Wildlife movement through the </w:t>
-      </w:r>
-      <w:proofErr w:type="gramStart"/>
-      <w:r>
-        <w:rPr>
-          <w:rFonts w:ascii="Cambria" w:hAnsi="Cambria"/>
-          <w:b/>
-          <w:color w:val="000000"/>
-          <w:sz w:val="22"/>
-          <w:szCs w:val="22"/>
-        </w:rPr>
-        <w:t>gaps:</w:t>
-      </w:r>
-      <w:r>
-        <w:rPr>
-          <w:rFonts w:ascii="Cambria" w:hAnsi="Cambria"/>
-          <w:bCs w:val="0"/>
-          <w:color w:val="000000"/>
-          <w:sz w:val="22"/>
-          <w:szCs w:val="22"/>
-        </w:rPr>
-        <w:t>{</w:t>
-      </w:r>
-      <w:proofErr w:type="gramEnd"/>
-      <w:r>
-        <w:rPr>
-          <w:rFonts w:ascii="Cambria" w:hAnsi="Cambria"/>
-          <w:bCs w:val="0"/>
-          <w:color w:val="000000"/>
-          <w:sz w:val="22"/>
-          <w:szCs w:val="22"/>
-        </w:rPr>
-        <w:t xml:space="preserve">% if </w:t>
+        <w:t>Wildlife movement through the gaps:</w:t>
+      </w:r>
+      <w:r>
+        <w:rPr>
+          <w:rFonts w:ascii="Cambria" w:hAnsi="Cambria"/>
+          <w:bCs w:val="0"/>
+          <w:color w:val="000000"/>
+          <w:sz w:val="22"/>
+          <w:szCs w:val="22"/>
+        </w:rPr>
+        <w:t xml:space="preserve">{% if </w:t>
       </w:r>
       <w:proofErr w:type="spellStart"/>
       <w:r>
@@ -5111,7 +4729,6 @@
               <w:t>{{</w:t>
             </w:r>
             <w:proofErr w:type="spellStart"/>
-            <w:proofErr w:type="gramStart"/>
             <w:r>
               <w:rPr>
                 <w:rFonts w:ascii="Cambria" w:hAnsi="Cambria"/>
@@ -5123,7 +4740,6 @@
               <w:t>item.species</w:t>
             </w:r>
             <w:proofErr w:type="spellEnd"/>
-            <w:proofErr w:type="gramEnd"/>
             <w:r>
               <w:rPr>
                 <w:rFonts w:ascii="Cambria" w:hAnsi="Cambria"/>
@@ -5168,7 +4784,6 @@
               <w:t>{{</w:t>
             </w:r>
             <w:proofErr w:type="spellStart"/>
-            <w:proofErr w:type="gramStart"/>
             <w:r>
               <w:rPr>
                 <w:rFonts w:ascii="Cambria" w:hAnsi="Cambria"/>
@@ -5177,18 +4792,7 @@
                 <w:sz w:val="22"/>
                 <w:szCs w:val="22"/>
               </w:rPr>
-              <w:t>item.total</w:t>
-            </w:r>
-            <w:proofErr w:type="gramEnd"/>
-            <w:r>
-              <w:rPr>
-                <w:rFonts w:ascii="Cambria" w:hAnsi="Cambria"/>
-                <w:bCs w:val="0"/>
-                <w:color w:val="000000"/>
-                <w:sz w:val="22"/>
-                <w:szCs w:val="22"/>
-              </w:rPr>
-              <w:t>_in</w:t>
+              <w:t>item.total_in</w:t>
             </w:r>
             <w:proofErr w:type="spellEnd"/>
             <w:r>
@@ -5235,7 +4839,6 @@
               <w:t>{{</w:t>
             </w:r>
             <w:proofErr w:type="spellStart"/>
-            <w:proofErr w:type="gramStart"/>
             <w:r>
               <w:rPr>
                 <w:rFonts w:ascii="Cambria" w:hAnsi="Cambria"/>
@@ -5244,18 +4847,7 @@
                 <w:sz w:val="22"/>
                 <w:szCs w:val="22"/>
               </w:rPr>
-              <w:t>item.total</w:t>
-            </w:r>
-            <w:proofErr w:type="gramEnd"/>
-            <w:r>
-              <w:rPr>
-                <w:rFonts w:ascii="Cambria" w:hAnsi="Cambria"/>
-                <w:bCs w:val="0"/>
-                <w:color w:val="000000"/>
-                <w:sz w:val="22"/>
-                <w:szCs w:val="22"/>
-              </w:rPr>
-              <w:t>_out</w:t>
+              <w:t>item.total_out</w:t>
             </w:r>
             <w:proofErr w:type="spellEnd"/>
             <w:r>
@@ -5608,7 +5200,6 @@
           <w:szCs w:val="22"/>
         </w:rPr>
       </w:pPr>
-      <w:proofErr w:type="gramStart"/>
       <w:r>
         <w:rPr>
           <w:rFonts w:ascii="Cambria" w:hAnsi="Cambria"/>
@@ -5632,7 +5223,6 @@
         </w:rPr>
         <w:t>hwc</w:t>
       </w:r>
-      <w:proofErr w:type="gramEnd"/>
       <w:r>
         <w:rPr>
           <w:rFonts w:ascii="Cambria" w:hAnsi="Cambria"/>
@@ -5749,7 +5339,6 @@
         <w:t xml:space="preserve"> in </w:t>
       </w:r>
       <w:proofErr w:type="spellStart"/>
-      <w:proofErr w:type="gramStart"/>
       <w:r>
         <w:rPr>
           <w:rFonts w:ascii="Cambria" w:hAnsi="Cambria"/>
@@ -5761,7 +5350,6 @@
         <w:t>hwc.attributes</w:t>
       </w:r>
       <w:proofErr w:type="spellEnd"/>
-      <w:proofErr w:type="gramEnd"/>
       <w:r>
         <w:rPr>
           <w:rFonts w:ascii="Cambria" w:hAnsi="Cambria"/>
@@ -5894,7 +5482,6 @@
         <w:t xml:space="preserve">{% for note in </w:t>
       </w:r>
       <w:proofErr w:type="spellStart"/>
-      <w:proofErr w:type="gramStart"/>
       <w:r>
         <w:rPr>
           <w:rFonts w:ascii="Cambria" w:hAnsi="Cambria"/>
@@ -5916,7 +5503,6 @@
         <w:t>.notes</w:t>
       </w:r>
       <w:proofErr w:type="spellEnd"/>
-      <w:proofErr w:type="gramEnd"/>
       <w:r>
         <w:rPr>
           <w:rFonts w:ascii="Cambria" w:hAnsi="Cambria"/>
@@ -6352,7 +5938,6 @@
         </w:rPr>
         <w:t xml:space="preserve">Rainfall for: </w:t>
       </w:r>
-      <w:proofErr w:type="gramStart"/>
       <w:r>
         <w:rPr>
           <w:rFonts w:ascii="Cambria" w:hAnsi="Cambria"/>
@@ -6385,19 +5970,7 @@
           <w:sz w:val="22"/>
           <w:szCs w:val="22"/>
         </w:rPr>
-        <w:t>conservancy</w:t>
-      </w:r>
-      <w:proofErr w:type="gramEnd"/>
-      <w:r>
-        <w:rPr>
-          <w:rFonts w:ascii="Cambria" w:hAnsi="Cambria"/>
-          <w:b/>
-          <w:bCs w:val="0"/>
-          <w:color w:val="000000"/>
-          <w:sz w:val="22"/>
-          <w:szCs w:val="22"/>
-        </w:rPr>
-        <w:t>.</w:t>
+        <w:t>conservancy.</w:t>
       </w:r>
       <w:r>
         <w:rPr>
@@ -6581,7 +6154,6 @@
               <w:t xml:space="preserve">{%tr for item in </w:t>
             </w:r>
             <w:proofErr w:type="spellStart"/>
-            <w:proofErr w:type="gramStart"/>
             <w:r>
               <w:rPr>
                 <w:rFonts w:ascii="Cambria" w:hAnsi="Cambria"/>
@@ -6593,7 +6165,6 @@
               <w:t>conservancy.rainfall</w:t>
             </w:r>
             <w:proofErr w:type="spellEnd"/>
-            <w:proofErr w:type="gramEnd"/>
             <w:r>
               <w:rPr>
                 <w:rFonts w:ascii="Cambria" w:hAnsi="Cambria"/>
@@ -6655,7 +6226,6 @@
                 <w:szCs w:val="22"/>
               </w:rPr>
             </w:pPr>
-            <w:proofErr w:type="gramStart"/>
             <w:r>
               <w:rPr>
                 <w:rFonts w:ascii="Cambria" w:hAnsi="Cambria"/>
@@ -6675,18 +6245,7 @@
                 <w:sz w:val="22"/>
                 <w:szCs w:val="22"/>
               </w:rPr>
-              <w:t>item</w:t>
-            </w:r>
-            <w:proofErr w:type="gramEnd"/>
-            <w:r>
-              <w:rPr>
-                <w:rFonts w:ascii="Cambria" w:hAnsi="Cambria"/>
-                <w:b w:val="0"/>
-                <w:color w:val="000000"/>
-                <w:sz w:val="22"/>
-                <w:szCs w:val="22"/>
-              </w:rPr>
-              <w:t>.station</w:t>
+              <w:t>item.station</w:t>
             </w:r>
             <w:proofErr w:type="spellEnd"/>
             <w:r>
@@ -6721,7 +6280,6 @@
                 <w:szCs w:val="22"/>
               </w:rPr>
             </w:pPr>
-            <w:proofErr w:type="gramStart"/>
             <w:r>
               <w:rPr>
                 <w:rFonts w:ascii="Cambria" w:hAnsi="Cambria"/>
@@ -6739,17 +6297,7 @@
                 <w:sz w:val="22"/>
                 <w:szCs w:val="22"/>
               </w:rPr>
-              <w:t>item</w:t>
-            </w:r>
-            <w:proofErr w:type="gramEnd"/>
-            <w:r>
-              <w:rPr>
-                <w:rFonts w:ascii="Cambria" w:hAnsi="Cambria"/>
-                <w:color w:val="000000"/>
-                <w:sz w:val="22"/>
-                <w:szCs w:val="22"/>
-              </w:rPr>
-              <w:t>.total_mm</w:t>
+              <w:t>item.total_mm</w:t>
             </w:r>
             <w:proofErr w:type="spellEnd"/>
             <w:r>
@@ -6903,29 +6451,7 @@
           <w:sz w:val="22"/>
           <w:szCs w:val="22"/>
         </w:rPr>
-        <w:t xml:space="preserve">No new rainfall </w:t>
-      </w:r>
-      <w:proofErr w:type="gramStart"/>
-      <w:r>
-        <w:rPr>
-          <w:rFonts w:ascii="Cambria" w:hAnsi="Cambria"/>
-          <w:bCs w:val="0"/>
-          <w:color w:val="000000"/>
-          <w:sz w:val="22"/>
-          <w:szCs w:val="22"/>
-        </w:rPr>
-        <w:t>report</w:t>
-      </w:r>
-      <w:proofErr w:type="gramEnd"/>
-      <w:r>
-        <w:rPr>
-          <w:rFonts w:ascii="Cambria" w:hAnsi="Cambria"/>
-          <w:bCs w:val="0"/>
-          <w:color w:val="000000"/>
-          <w:sz w:val="22"/>
-          <w:szCs w:val="22"/>
-        </w:rPr>
-        <w:t>.</w:t>
+        <w:t>No new rainfall report.</w:t>
       </w:r>
     </w:p>
     <w:p>
@@ -7155,7 +6681,6 @@
           <w:szCs w:val="22"/>
         </w:rPr>
       </w:pPr>
-      <w:proofErr w:type="gramStart"/>
       <w:r>
         <w:rPr>
           <w:rFonts w:ascii="Cambria" w:hAnsi="Cambria"/>
@@ -7177,19 +6702,7 @@
           <w:sz w:val="22"/>
           <w:szCs w:val="22"/>
         </w:rPr>
-        <w:t>se</w:t>
-      </w:r>
-      <w:proofErr w:type="gramEnd"/>
-      <w:r>
-        <w:rPr>
-          <w:rFonts w:ascii="Cambria" w:hAnsi="Cambria"/>
-          <w:b/>
-          <w:bCs w:val="0"/>
-          <w:color w:val="000000"/>
-          <w:sz w:val="22"/>
-          <w:szCs w:val="22"/>
-        </w:rPr>
-        <w:t>.event_name</w:t>
+        <w:t>se.event_name</w:t>
       </w:r>
       <w:proofErr w:type="spellEnd"/>
       <w:r>
@@ -7296,7 +6809,6 @@
         <w:t xml:space="preserve"> in </w:t>
       </w:r>
       <w:proofErr w:type="spellStart"/>
-      <w:proofErr w:type="gramStart"/>
       <w:r>
         <w:rPr>
           <w:rFonts w:ascii="Cambria" w:hAnsi="Cambria"/>
@@ -7308,7 +6820,6 @@
         <w:t>se.attributes</w:t>
       </w:r>
       <w:proofErr w:type="spellEnd"/>
-      <w:proofErr w:type="gramEnd"/>
       <w:r>
         <w:rPr>
           <w:rFonts w:ascii="Cambria" w:hAnsi="Cambria"/>
@@ -7441,7 +6952,6 @@
         <w:t xml:space="preserve">{% for note in </w:t>
       </w:r>
       <w:proofErr w:type="spellStart"/>
-      <w:proofErr w:type="gramStart"/>
       <w:r>
         <w:rPr>
           <w:rFonts w:ascii="Cambria" w:hAnsi="Cambria"/>
@@ -7453,7 +6963,6 @@
         <w:t>se.notes</w:t>
       </w:r>
       <w:proofErr w:type="spellEnd"/>
-      <w:proofErr w:type="gramEnd"/>
       <w:r>
         <w:rPr>
           <w:rFonts w:ascii="Cambria" w:hAnsi="Cambria"/>
@@ -7688,6 +7197,658 @@
         </w:rPr>
         <w:t xml:space="preserve"> %}</w:t>
       </w:r>
+    </w:p>
+    <w:p>
+      <w:pPr>
+        <w:tabs>
+          <w:tab w:val="clear" w:pos="2940"/>
+          <w:tab w:val="center" w:pos="995"/>
+        </w:tabs>
+        <w:spacing w:before="0" w:beforeAutospacing="0" w:after="0"/>
+        <w:rPr>
+          <w:rFonts w:ascii="Cambria" w:hAnsi="Cambria"/>
+          <w:bCs w:val="0"/>
+          <w:color w:val="000000"/>
+          <w:sz w:val="22"/>
+          <w:szCs w:val="22"/>
+        </w:rPr>
+      </w:pPr>
+    </w:p>
+    <w:p>
+      <w:pPr>
+        <w:tabs>
+          <w:tab w:val="clear" w:pos="2940"/>
+          <w:tab w:val="center" w:pos="995"/>
+        </w:tabs>
+        <w:spacing w:before="0" w:beforeAutospacing="0" w:after="0"/>
+        <w:jc w:val="left"/>
+        <w:rPr>
+          <w:rFonts w:ascii="Cambria" w:hAnsi="Cambria"/>
+          <w:color w:val="000000"/>
+          <w:sz w:val="22"/>
+          <w:szCs w:val="22"/>
+        </w:rPr>
+      </w:pPr>
+      <w:proofErr w:type="spellStart"/>
+      <w:r>
+        <w:rPr>
+          <w:rFonts w:ascii="Cambria" w:hAnsi="Cambria"/>
+          <w:b/>
+          <w:color w:val="000000"/>
+          <w:sz w:val="22"/>
+          <w:szCs w:val="22"/>
+        </w:rPr>
+        <w:t>Findrep</w:t>
+      </w:r>
+      <w:proofErr w:type="spellEnd"/>
+      <w:r>
+        <w:rPr>
+          <w:rFonts w:ascii="Cambria" w:hAnsi="Cambria"/>
+          <w:b/>
+          <w:color w:val="000000"/>
+          <w:sz w:val="22"/>
+          <w:szCs w:val="22"/>
+        </w:rPr>
+        <w:t>:</w:t>
+      </w:r>
+    </w:p>
+    <w:p>
+      <w:pPr>
+        <w:tabs>
+          <w:tab w:val="clear" w:pos="2940"/>
+          <w:tab w:val="center" w:pos="995"/>
+        </w:tabs>
+        <w:spacing w:before="0" w:beforeAutospacing="0" w:after="0"/>
+        <w:rPr>
+          <w:rFonts w:ascii="Cambria" w:hAnsi="Cambria"/>
+          <w:bCs w:val="0"/>
+          <w:color w:val="000000"/>
+          <w:sz w:val="22"/>
+          <w:szCs w:val="22"/>
+        </w:rPr>
+      </w:pPr>
+      <w:r>
+        <w:rPr>
+          <w:rFonts w:ascii="Cambria" w:hAnsi="Cambria"/>
+          <w:bCs w:val="0"/>
+          <w:color w:val="000000"/>
+          <w:sz w:val="22"/>
+          <w:szCs w:val="22"/>
+        </w:rPr>
+        <w:t xml:space="preserve">{% for se in </w:t>
+      </w:r>
+      <w:proofErr w:type="spellStart"/>
+      <w:r>
+        <w:rPr>
+          <w:rFonts w:ascii="Cambria" w:hAnsi="Cambria"/>
+          <w:bCs w:val="0"/>
+          <w:color w:val="000000"/>
+          <w:sz w:val="22"/>
+          <w:szCs w:val="22"/>
+        </w:rPr>
+        <w:t>findrep</w:t>
+      </w:r>
+      <w:r>
+        <w:rPr>
+          <w:rFonts w:ascii="Cambria" w:hAnsi="Cambria"/>
+          <w:bCs w:val="0"/>
+          <w:color w:val="000000"/>
+          <w:sz w:val="22"/>
+          <w:szCs w:val="22"/>
+        </w:rPr>
+        <w:t>_events</w:t>
+      </w:r>
+      <w:proofErr w:type="spellEnd"/>
+      <w:r>
+        <w:rPr>
+          <w:rFonts w:ascii="Cambria" w:hAnsi="Cambria"/>
+          <w:bCs w:val="0"/>
+          <w:color w:val="000000"/>
+          <w:sz w:val="22"/>
+          <w:szCs w:val="22"/>
+        </w:rPr>
+        <w:t xml:space="preserve"> %}</w:t>
+      </w:r>
+    </w:p>
+    <w:p>
+      <w:pPr>
+        <w:shd w:val="clear" w:color="auto" w:fill="E2EFD9" w:themeFill="accent6" w:themeFillTint="33"/>
+        <w:tabs>
+          <w:tab w:val="clear" w:pos="2940"/>
+          <w:tab w:val="right" w:pos="9360"/>
+        </w:tabs>
+        <w:spacing w:before="0" w:beforeAutospacing="0" w:after="0"/>
+        <w:rPr>
+          <w:rFonts w:ascii="Cambria" w:hAnsi="Cambria"/>
+          <w:bCs w:val="0"/>
+          <w:color w:val="000000"/>
+          <w:sz w:val="22"/>
+          <w:szCs w:val="22"/>
+        </w:rPr>
+      </w:pPr>
+      <w:r>
+        <w:rPr>
+          <w:rFonts w:ascii="Cambria" w:hAnsi="Cambria"/>
+          <w:b/>
+          <w:bCs w:val="0"/>
+          <w:color w:val="000000"/>
+          <w:sz w:val="22"/>
+          <w:szCs w:val="22"/>
+        </w:rPr>
+        <w:t xml:space="preserve">{{ </w:t>
+      </w:r>
+      <w:proofErr w:type="spellStart"/>
+      <w:r>
+        <w:rPr>
+          <w:rFonts w:ascii="Cambria" w:hAnsi="Cambria"/>
+          <w:b/>
+          <w:bCs w:val="0"/>
+          <w:color w:val="000000"/>
+          <w:sz w:val="22"/>
+          <w:szCs w:val="22"/>
+        </w:rPr>
+        <w:t>se.event_name</w:t>
+      </w:r>
+      <w:proofErr w:type="spellEnd"/>
+      <w:r>
+        <w:rPr>
+          <w:rFonts w:ascii="Cambria" w:hAnsi="Cambria"/>
+          <w:b/>
+          <w:bCs w:val="0"/>
+          <w:color w:val="000000"/>
+          <w:sz w:val="22"/>
+          <w:szCs w:val="22"/>
+        </w:rPr>
+        <w:t>}}</w:t>
+      </w:r>
+      <w:r>
+        <w:rPr>
+          <w:rFonts w:ascii="Cambria" w:hAnsi="Cambria"/>
+          <w:bCs w:val="0"/>
+          <w:color w:val="000000"/>
+          <w:sz w:val="22"/>
+          <w:szCs w:val="22"/>
+        </w:rPr>
+        <w:tab/>
+        <w:t xml:space="preserve">{{ </w:t>
+      </w:r>
+      <w:proofErr w:type="spellStart"/>
+      <w:r>
+        <w:rPr>
+          <w:rFonts w:ascii="Cambria" w:hAnsi="Cambria"/>
+          <w:bCs w:val="0"/>
+          <w:color w:val="000000"/>
+          <w:sz w:val="22"/>
+          <w:szCs w:val="22"/>
+        </w:rPr>
+        <w:t>se.event_time</w:t>
+      </w:r>
+      <w:proofErr w:type="spellEnd"/>
+      <w:r>
+        <w:rPr>
+          <w:rFonts w:ascii="Cambria" w:hAnsi="Cambria"/>
+          <w:bCs w:val="0"/>
+          <w:color w:val="000000"/>
+          <w:sz w:val="22"/>
+          <w:szCs w:val="22"/>
+        </w:rPr>
+        <w:t>}}</w:t>
+      </w:r>
+    </w:p>
+    <w:p>
+      <w:pPr>
+        <w:tabs>
+          <w:tab w:val="clear" w:pos="2940"/>
+          <w:tab w:val="right" w:pos="9360"/>
+        </w:tabs>
+        <w:spacing w:before="0" w:beforeAutospacing="0" w:after="0"/>
+        <w:ind w:left="360" w:hanging="360"/>
+        <w:rPr>
+          <w:rFonts w:ascii="Cambria" w:hAnsi="Cambria"/>
+          <w:bCs w:val="0"/>
+          <w:color w:val="000000"/>
+          <w:sz w:val="22"/>
+          <w:szCs w:val="22"/>
+        </w:rPr>
+      </w:pPr>
+      <w:r>
+        <w:rPr>
+          <w:rFonts w:ascii="Cambria" w:hAnsi="Cambria"/>
+          <w:bCs w:val="0"/>
+          <w:color w:val="000000"/>
+          <w:sz w:val="22"/>
+          <w:szCs w:val="22"/>
+        </w:rPr>
+        <w:t xml:space="preserve">{% for </w:t>
+      </w:r>
+      <w:proofErr w:type="spellStart"/>
+      <w:r>
+        <w:rPr>
+          <w:rFonts w:ascii="Cambria" w:hAnsi="Cambria"/>
+          <w:bCs w:val="0"/>
+          <w:color w:val="000000"/>
+          <w:sz w:val="22"/>
+          <w:szCs w:val="22"/>
+        </w:rPr>
+        <w:t>att</w:t>
+      </w:r>
+      <w:proofErr w:type="spellEnd"/>
+      <w:r>
+        <w:rPr>
+          <w:rFonts w:ascii="Cambria" w:hAnsi="Cambria"/>
+          <w:bCs w:val="0"/>
+          <w:color w:val="000000"/>
+          <w:sz w:val="22"/>
+          <w:szCs w:val="22"/>
+        </w:rPr>
+        <w:t xml:space="preserve"> in </w:t>
+      </w:r>
+      <w:proofErr w:type="spellStart"/>
+      <w:r>
+        <w:rPr>
+          <w:rFonts w:ascii="Cambria" w:hAnsi="Cambria"/>
+          <w:bCs w:val="0"/>
+          <w:color w:val="000000"/>
+          <w:sz w:val="22"/>
+          <w:szCs w:val="22"/>
+        </w:rPr>
+        <w:t>se.attributes</w:t>
+      </w:r>
+      <w:proofErr w:type="spellEnd"/>
+      <w:r>
+        <w:rPr>
+          <w:rFonts w:ascii="Cambria" w:hAnsi="Cambria"/>
+          <w:bCs w:val="0"/>
+          <w:color w:val="000000"/>
+          <w:sz w:val="22"/>
+          <w:szCs w:val="22"/>
+        </w:rPr>
+        <w:t xml:space="preserve"> %}</w:t>
+      </w:r>
+      <w:r>
+        <w:rPr>
+          <w:rFonts w:ascii="Cambria" w:hAnsi="Cambria"/>
+          <w:b/>
+          <w:bCs w:val="0"/>
+          <w:color w:val="000000"/>
+          <w:sz w:val="22"/>
+          <w:szCs w:val="22"/>
+        </w:rPr>
+        <w:t>{{att.name}}:</w:t>
+      </w:r>
+      <w:r>
+        <w:rPr>
+          <w:rFonts w:ascii="Cambria" w:hAnsi="Cambria"/>
+          <w:bCs w:val="0"/>
+          <w:color w:val="000000"/>
+          <w:sz w:val="22"/>
+          <w:szCs w:val="22"/>
+        </w:rPr>
+        <w:t xml:space="preserve"> {{</w:t>
+      </w:r>
+      <w:proofErr w:type="spellStart"/>
+      <w:r>
+        <w:rPr>
+          <w:rFonts w:ascii="Cambria" w:hAnsi="Cambria"/>
+          <w:bCs w:val="0"/>
+          <w:color w:val="000000"/>
+          <w:sz w:val="22"/>
+          <w:szCs w:val="22"/>
+        </w:rPr>
+        <w:t>att.value</w:t>
+      </w:r>
+      <w:proofErr w:type="spellEnd"/>
+      <w:r>
+        <w:rPr>
+          <w:rFonts w:ascii="Cambria" w:hAnsi="Cambria"/>
+          <w:bCs w:val="0"/>
+          <w:color w:val="000000"/>
+          <w:sz w:val="22"/>
+          <w:szCs w:val="22"/>
+        </w:rPr>
+        <w:t>}}</w:t>
+      </w:r>
+    </w:p>
+    <w:p>
+      <w:pPr>
+        <w:tabs>
+          <w:tab w:val="clear" w:pos="2940"/>
+          <w:tab w:val="right" w:pos="9360"/>
+        </w:tabs>
+        <w:spacing w:before="0" w:beforeAutospacing="0" w:after="0"/>
+        <w:rPr>
+          <w:rFonts w:ascii="Cambria" w:hAnsi="Cambria"/>
+          <w:b/>
+          <w:bCs w:val="0"/>
+          <w:color w:val="000000"/>
+          <w:sz w:val="22"/>
+          <w:szCs w:val="22"/>
+        </w:rPr>
+      </w:pPr>
+      <w:r>
+        <w:rPr>
+          <w:rFonts w:ascii="Cambria" w:hAnsi="Cambria"/>
+          <w:b/>
+          <w:bCs w:val="0"/>
+          <w:color w:val="000000"/>
+          <w:sz w:val="22"/>
+          <w:szCs w:val="22"/>
+        </w:rPr>
+        <w:t xml:space="preserve">{% </w:t>
+      </w:r>
+      <w:proofErr w:type="spellStart"/>
+      <w:r>
+        <w:rPr>
+          <w:rFonts w:ascii="Cambria" w:hAnsi="Cambria"/>
+          <w:b/>
+          <w:bCs w:val="0"/>
+          <w:color w:val="000000"/>
+          <w:sz w:val="22"/>
+          <w:szCs w:val="22"/>
+        </w:rPr>
+        <w:t>endfor</w:t>
+      </w:r>
+      <w:proofErr w:type="spellEnd"/>
+      <w:r>
+        <w:rPr>
+          <w:rFonts w:ascii="Cambria" w:hAnsi="Cambria"/>
+          <w:b/>
+          <w:bCs w:val="0"/>
+          <w:color w:val="000000"/>
+          <w:sz w:val="22"/>
+          <w:szCs w:val="22"/>
+        </w:rPr>
+        <w:t xml:space="preserve"> %}</w:t>
+      </w:r>
+    </w:p>
+    <w:p>
+      <w:pPr>
+        <w:tabs>
+          <w:tab w:val="clear" w:pos="2940"/>
+          <w:tab w:val="right" w:pos="9360"/>
+        </w:tabs>
+        <w:spacing w:before="0" w:beforeAutospacing="0" w:after="0"/>
+        <w:rPr>
+          <w:rFonts w:ascii="Cambria" w:hAnsi="Cambria"/>
+          <w:bCs w:val="0"/>
+          <w:color w:val="000000"/>
+          <w:sz w:val="22"/>
+          <w:szCs w:val="22"/>
+        </w:rPr>
+      </w:pPr>
+      <w:r>
+        <w:rPr>
+          <w:rFonts w:ascii="Cambria" w:hAnsi="Cambria"/>
+          <w:bCs w:val="0"/>
+          <w:color w:val="000000"/>
+          <w:sz w:val="22"/>
+          <w:szCs w:val="22"/>
+        </w:rPr>
+        <w:lastRenderedPageBreak/>
+        <w:t xml:space="preserve">{% for note in </w:t>
+      </w:r>
+      <w:proofErr w:type="spellStart"/>
+      <w:r>
+        <w:rPr>
+          <w:rFonts w:ascii="Cambria" w:hAnsi="Cambria"/>
+          <w:bCs w:val="0"/>
+          <w:color w:val="000000"/>
+          <w:sz w:val="22"/>
+          <w:szCs w:val="22"/>
+        </w:rPr>
+        <w:t>se.notes</w:t>
+      </w:r>
+      <w:proofErr w:type="spellEnd"/>
+      <w:r>
+        <w:rPr>
+          <w:rFonts w:ascii="Cambria" w:hAnsi="Cambria"/>
+          <w:bCs w:val="0"/>
+          <w:color w:val="000000"/>
+          <w:sz w:val="22"/>
+          <w:szCs w:val="22"/>
+        </w:rPr>
+        <w:t xml:space="preserve"> %}</w:t>
+      </w:r>
+      <w:r>
+        <w:rPr>
+          <w:rFonts w:ascii="Cambria" w:hAnsi="Cambria"/>
+          <w:b/>
+          <w:bCs w:val="0"/>
+          <w:color w:val="000000"/>
+          <w:sz w:val="22"/>
+          <w:szCs w:val="22"/>
+        </w:rPr>
+        <w:t>{{</w:t>
+      </w:r>
+      <w:proofErr w:type="spellStart"/>
+      <w:r>
+        <w:rPr>
+          <w:rFonts w:ascii="Cambria" w:hAnsi="Cambria"/>
+          <w:b/>
+          <w:bCs w:val="0"/>
+          <w:color w:val="000000"/>
+          <w:sz w:val="22"/>
+          <w:szCs w:val="22"/>
+        </w:rPr>
+        <w:t>note.created_at</w:t>
+      </w:r>
+      <w:proofErr w:type="spellEnd"/>
+      <w:r>
+        <w:rPr>
+          <w:rFonts w:ascii="Cambria" w:hAnsi="Cambria"/>
+          <w:b/>
+          <w:bCs w:val="0"/>
+          <w:color w:val="000000"/>
+          <w:sz w:val="22"/>
+          <w:szCs w:val="22"/>
+        </w:rPr>
+        <w:t>}}</w:t>
+      </w:r>
+      <w:r>
+        <w:rPr>
+          <w:rFonts w:ascii="Cambria" w:hAnsi="Cambria"/>
+          <w:bCs w:val="0"/>
+          <w:color w:val="000000"/>
+          <w:sz w:val="22"/>
+          <w:szCs w:val="22"/>
+        </w:rPr>
+        <w:t xml:space="preserve"> by </w:t>
+      </w:r>
+      <w:r>
+        <w:rPr>
+          <w:rFonts w:ascii="Cambria" w:hAnsi="Cambria"/>
+          <w:b/>
+          <w:bCs w:val="0"/>
+          <w:color w:val="000000"/>
+          <w:sz w:val="22"/>
+          <w:szCs w:val="22"/>
+        </w:rPr>
+        <w:t>{{</w:t>
+      </w:r>
+      <w:proofErr w:type="spellStart"/>
+      <w:r>
+        <w:rPr>
+          <w:rFonts w:ascii="Cambria" w:hAnsi="Cambria"/>
+          <w:b/>
+          <w:bCs w:val="0"/>
+          <w:color w:val="000000"/>
+          <w:sz w:val="22"/>
+          <w:szCs w:val="22"/>
+        </w:rPr>
+        <w:t>note.username</w:t>
+      </w:r>
+      <w:proofErr w:type="spellEnd"/>
+      <w:r>
+        <w:rPr>
+          <w:rFonts w:ascii="Cambria" w:hAnsi="Cambria"/>
+          <w:b/>
+          <w:bCs w:val="0"/>
+          <w:color w:val="000000"/>
+          <w:sz w:val="22"/>
+          <w:szCs w:val="22"/>
+        </w:rPr>
+        <w:t>}}</w:t>
+      </w:r>
+    </w:p>
+    <w:p>
+      <w:pPr>
+        <w:tabs>
+          <w:tab w:val="clear" w:pos="2940"/>
+          <w:tab w:val="right" w:pos="9360"/>
+        </w:tabs>
+        <w:spacing w:before="0" w:beforeAutospacing="0" w:after="0"/>
+        <w:rPr>
+          <w:rFonts w:ascii="Cambria" w:hAnsi="Cambria"/>
+          <w:bCs w:val="0"/>
+          <w:color w:val="000000"/>
+          <w:sz w:val="22"/>
+          <w:szCs w:val="22"/>
+        </w:rPr>
+      </w:pPr>
+      <w:r>
+        <w:rPr>
+          <w:rFonts w:ascii="Cambria" w:hAnsi="Cambria"/>
+          <w:bCs w:val="0"/>
+          <w:color w:val="000000"/>
+          <w:sz w:val="22"/>
+          <w:szCs w:val="22"/>
+        </w:rPr>
+        <w:t>{{</w:t>
+      </w:r>
+      <w:proofErr w:type="spellStart"/>
+      <w:r>
+        <w:rPr>
+          <w:rFonts w:ascii="Cambria" w:hAnsi="Cambria"/>
+          <w:bCs w:val="0"/>
+          <w:color w:val="000000"/>
+          <w:sz w:val="22"/>
+          <w:szCs w:val="22"/>
+        </w:rPr>
+        <w:t>note.text</w:t>
+      </w:r>
+      <w:proofErr w:type="spellEnd"/>
+      <w:r>
+        <w:rPr>
+          <w:rFonts w:ascii="Cambria" w:hAnsi="Cambria"/>
+          <w:bCs w:val="0"/>
+          <w:color w:val="000000"/>
+          <w:sz w:val="22"/>
+          <w:szCs w:val="22"/>
+        </w:rPr>
+        <w:t>}}</w:t>
+      </w:r>
+    </w:p>
+    <w:p>
+      <w:pPr>
+        <w:tabs>
+          <w:tab w:val="clear" w:pos="2940"/>
+          <w:tab w:val="right" w:pos="9360"/>
+        </w:tabs>
+        <w:spacing w:before="0" w:beforeAutospacing="0" w:after="0"/>
+        <w:rPr>
+          <w:rFonts w:ascii="Cambria" w:hAnsi="Cambria"/>
+          <w:bCs w:val="0"/>
+          <w:color w:val="000000"/>
+          <w:sz w:val="22"/>
+          <w:szCs w:val="22"/>
+        </w:rPr>
+      </w:pPr>
+      <w:r>
+        <w:rPr>
+          <w:rFonts w:ascii="Cambria" w:hAnsi="Cambria"/>
+          <w:bCs w:val="0"/>
+          <w:color w:val="000000"/>
+          <w:sz w:val="22"/>
+          <w:szCs w:val="22"/>
+        </w:rPr>
+        <w:t xml:space="preserve">{% </w:t>
+      </w:r>
+      <w:proofErr w:type="spellStart"/>
+      <w:r>
+        <w:rPr>
+          <w:rFonts w:ascii="Cambria" w:hAnsi="Cambria"/>
+          <w:bCs w:val="0"/>
+          <w:color w:val="000000"/>
+          <w:sz w:val="22"/>
+          <w:szCs w:val="22"/>
+        </w:rPr>
+        <w:t>endfor</w:t>
+      </w:r>
+      <w:proofErr w:type="spellEnd"/>
+      <w:r>
+        <w:rPr>
+          <w:rFonts w:ascii="Cambria" w:hAnsi="Cambria"/>
+          <w:bCs w:val="0"/>
+          <w:color w:val="000000"/>
+          <w:sz w:val="22"/>
+          <w:szCs w:val="22"/>
+        </w:rPr>
+        <w:t xml:space="preserve"> %}</w:t>
+      </w:r>
+    </w:p>
+    <w:p>
+      <w:pPr>
+        <w:tabs>
+          <w:tab w:val="clear" w:pos="2940"/>
+          <w:tab w:val="center" w:pos="995"/>
+        </w:tabs>
+        <w:spacing w:before="0" w:beforeAutospacing="0" w:after="0"/>
+        <w:rPr>
+          <w:rFonts w:ascii="Cambria" w:hAnsi="Cambria"/>
+          <w:bCs w:val="0"/>
+          <w:color w:val="000000"/>
+          <w:sz w:val="22"/>
+          <w:szCs w:val="22"/>
+        </w:rPr>
+      </w:pPr>
+      <w:r>
+        <w:rPr>
+          <w:rFonts w:ascii="Cambria" w:hAnsi="Cambria"/>
+          <w:bCs w:val="0"/>
+          <w:color w:val="000000"/>
+          <w:sz w:val="22"/>
+          <w:szCs w:val="22"/>
+        </w:rPr>
+        <w:t xml:space="preserve">{% </w:t>
+      </w:r>
+      <w:proofErr w:type="spellStart"/>
+      <w:r>
+        <w:rPr>
+          <w:rFonts w:ascii="Cambria" w:hAnsi="Cambria"/>
+          <w:bCs w:val="0"/>
+          <w:color w:val="000000"/>
+          <w:sz w:val="22"/>
+          <w:szCs w:val="22"/>
+        </w:rPr>
+        <w:t>endfor</w:t>
+      </w:r>
+      <w:proofErr w:type="spellEnd"/>
+      <w:r>
+        <w:rPr>
+          <w:rFonts w:ascii="Cambria" w:hAnsi="Cambria"/>
+          <w:bCs w:val="0"/>
+          <w:color w:val="000000"/>
+          <w:sz w:val="22"/>
+          <w:szCs w:val="22"/>
+        </w:rPr>
+        <w:t xml:space="preserve"> %}</w:t>
+      </w:r>
+    </w:p>
+    <w:p>
+      <w:pPr>
+        <w:tabs>
+          <w:tab w:val="clear" w:pos="2940"/>
+          <w:tab w:val="center" w:pos="995"/>
+        </w:tabs>
+        <w:spacing w:before="0" w:beforeAutospacing="0" w:after="0"/>
+        <w:rPr>
+          <w:rFonts w:ascii="Cambria" w:hAnsi="Cambria"/>
+          <w:bCs w:val="0"/>
+          <w:color w:val="000000"/>
+          <w:sz w:val="22"/>
+          <w:szCs w:val="22"/>
+        </w:rPr>
+      </w:pPr>
     </w:p>
     <w:p>
       <w:pPr>
@@ -7729,18 +7890,7 @@
           <w:sz w:val="22"/>
           <w:szCs w:val="22"/>
         </w:rPr>
-        <w:t xml:space="preserve">Fence </w:t>
-      </w:r>
-      <w:proofErr w:type="gramStart"/>
-      <w:r>
-        <w:rPr>
-          <w:rFonts w:ascii="Cambria" w:hAnsi="Cambria"/>
-          <w:b/>
-          <w:color w:val="000000"/>
-          <w:sz w:val="22"/>
-          <w:szCs w:val="22"/>
-        </w:rPr>
-        <w:t>Break</w:t>
+        <w:t>Fence Break</w:t>
       </w:r>
       <w:r>
         <w:rPr>
@@ -7770,18 +7920,7 @@
           <w:sz w:val="22"/>
           <w:szCs w:val="22"/>
         </w:rPr>
-        <w:t>{</w:t>
-      </w:r>
-      <w:proofErr w:type="gramEnd"/>
-      <w:r>
-        <w:rPr>
-          <w:rFonts w:ascii="Cambria" w:hAnsi="Cambria"/>
-          <w:bCs w:val="0"/>
-          <w:color w:val="000000"/>
-          <w:sz w:val="22"/>
-          <w:szCs w:val="22"/>
-        </w:rPr>
-        <w:t xml:space="preserve">% if </w:t>
+        <w:t xml:space="preserve">{% if </w:t>
       </w:r>
       <w:proofErr w:type="spellStart"/>
       <w:r>
@@ -8017,18 +8156,8 @@
                 <w:sz w:val="22"/>
                 <w:szCs w:val="22"/>
               </w:rPr>
-              <w:t xml:space="preserve">Logistics </w:t>
-            </w:r>
-            <w:proofErr w:type="spellStart"/>
-            <w:r>
-              <w:rPr>
-                <w:rFonts w:ascii="Calibri" w:hAnsi="Calibri"/>
-                <w:sz w:val="22"/>
-                <w:szCs w:val="22"/>
-              </w:rPr>
-              <w:t>Feeback</w:t>
-            </w:r>
-            <w:proofErr w:type="spellEnd"/>
+              <w:t>Logistics Feeback</w:t>
+            </w:r>
           </w:p>
         </w:tc>
       </w:tr>
@@ -8114,7 +8243,6 @@
                 <w:szCs w:val="22"/>
               </w:rPr>
             </w:pPr>
-            <w:proofErr w:type="gramStart"/>
             <w:r>
               <w:rPr>
                 <w:rFonts w:ascii="Cambria" w:hAnsi="Cambria"/>
@@ -8123,7 +8251,6 @@
                 <w:sz w:val="22"/>
                 <w:szCs w:val="22"/>
               </w:rPr>
-              <w:lastRenderedPageBreak/>
               <w:t xml:space="preserve">{{ </w:t>
             </w:r>
             <w:proofErr w:type="spellStart"/>
@@ -8135,18 +8262,7 @@
                 <w:sz w:val="22"/>
                 <w:szCs w:val="22"/>
               </w:rPr>
-              <w:t>item</w:t>
-            </w:r>
-            <w:proofErr w:type="gramEnd"/>
-            <w:r>
-              <w:rPr>
-                <w:rFonts w:ascii="Cambria" w:hAnsi="Cambria"/>
-                <w:b w:val="0"/>
-                <w:color w:val="000000"/>
-                <w:sz w:val="22"/>
-                <w:szCs w:val="22"/>
-              </w:rPr>
-              <w:t>.time</w:t>
+              <w:t>item.time</w:t>
             </w:r>
             <w:proofErr w:type="spellEnd"/>
             <w:r>
@@ -8190,7 +8306,6 @@
               <w:t>{{</w:t>
             </w:r>
             <w:proofErr w:type="spellStart"/>
-            <w:proofErr w:type="gramStart"/>
             <w:r>
               <w:rPr>
                 <w:rFonts w:ascii="Cambria" w:hAnsi="Cambria"/>
@@ -8201,7 +8316,6 @@
               <w:t>item.section</w:t>
             </w:r>
             <w:proofErr w:type="spellEnd"/>
-            <w:proofErr w:type="gramEnd"/>
             <w:r>
               <w:rPr>
                 <w:rFonts w:ascii="Cambria" w:hAnsi="Cambria"/>
@@ -8232,7 +8346,6 @@
                 <w:szCs w:val="22"/>
               </w:rPr>
             </w:pPr>
-            <w:proofErr w:type="gramStart"/>
             <w:r>
               <w:rPr>
                 <w:rFonts w:ascii="Cambria" w:hAnsi="Cambria"/>
@@ -8250,17 +8363,7 @@
                 <w:sz w:val="22"/>
                 <w:szCs w:val="22"/>
               </w:rPr>
-              <w:t>item</w:t>
-            </w:r>
-            <w:proofErr w:type="gramEnd"/>
-            <w:r>
-              <w:rPr>
-                <w:rFonts w:ascii="Cambria" w:hAnsi="Cambria"/>
-                <w:color w:val="000000"/>
-                <w:sz w:val="22"/>
-                <w:szCs w:val="22"/>
-              </w:rPr>
-              <w:t>.species</w:t>
+              <w:t>item.species</w:t>
             </w:r>
             <w:proofErr w:type="spellEnd"/>
             <w:r>
@@ -8293,7 +8396,6 @@
                 <w:szCs w:val="22"/>
               </w:rPr>
             </w:pPr>
-            <w:proofErr w:type="gramStart"/>
             <w:r>
               <w:rPr>
                 <w:rFonts w:ascii="Cambria" w:hAnsi="Cambria"/>
@@ -8311,17 +8413,7 @@
                 <w:sz w:val="22"/>
                 <w:szCs w:val="22"/>
               </w:rPr>
-              <w:t>item</w:t>
-            </w:r>
-            <w:proofErr w:type="gramEnd"/>
-            <w:r>
-              <w:rPr>
-                <w:rFonts w:ascii="Cambria" w:hAnsi="Cambria"/>
-                <w:color w:val="000000"/>
-                <w:sz w:val="22"/>
-                <w:szCs w:val="22"/>
-              </w:rPr>
-              <w:t>.animal_name</w:t>
+              <w:t>item.animal_name</w:t>
             </w:r>
             <w:proofErr w:type="spellEnd"/>
             <w:r>
@@ -8354,7 +8446,6 @@
                 <w:szCs w:val="22"/>
               </w:rPr>
             </w:pPr>
-            <w:proofErr w:type="gramStart"/>
             <w:r>
               <w:rPr>
                 <w:rFonts w:ascii="Cambria" w:hAnsi="Cambria"/>
@@ -8372,17 +8463,7 @@
                 <w:sz w:val="22"/>
                 <w:szCs w:val="22"/>
               </w:rPr>
-              <w:t>item</w:t>
-            </w:r>
-            <w:proofErr w:type="gramEnd"/>
-            <w:r>
-              <w:rPr>
-                <w:rFonts w:ascii="Cambria" w:hAnsi="Cambria"/>
-                <w:color w:val="000000"/>
-                <w:sz w:val="22"/>
-                <w:szCs w:val="22"/>
-              </w:rPr>
-              <w:t>.reported_by</w:t>
+              <w:t>item.reported_by</w:t>
             </w:r>
             <w:proofErr w:type="spellEnd"/>
             <w:r>
@@ -8415,7 +8496,6 @@
                 <w:szCs w:val="22"/>
               </w:rPr>
             </w:pPr>
-            <w:proofErr w:type="gramStart"/>
             <w:r>
               <w:rPr>
                 <w:rFonts w:ascii="Cambria" w:hAnsi="Cambria"/>
@@ -8433,17 +8513,7 @@
                 <w:sz w:val="22"/>
                 <w:szCs w:val="22"/>
               </w:rPr>
-              <w:t>item</w:t>
-            </w:r>
-            <w:proofErr w:type="gramEnd"/>
-            <w:r>
-              <w:rPr>
-                <w:rFonts w:ascii="Cambria" w:hAnsi="Cambria"/>
-                <w:color w:val="000000"/>
-                <w:sz w:val="22"/>
-                <w:szCs w:val="22"/>
-              </w:rPr>
-              <w:t>.action</w:t>
+              <w:t>item.action</w:t>
             </w:r>
             <w:proofErr w:type="spellEnd"/>
             <w:r>
@@ -8486,7 +8556,6 @@
               <w:t>{{</w:t>
             </w:r>
             <w:proofErr w:type="spellStart"/>
-            <w:proofErr w:type="gramStart"/>
             <w:r>
               <w:rPr>
                 <w:rFonts w:ascii="Cambria" w:hAnsi="Cambria"/>
@@ -8506,7 +8575,6 @@
               <w:t>back</w:t>
             </w:r>
             <w:proofErr w:type="spellEnd"/>
-            <w:proofErr w:type="gramEnd"/>
             <w:r>
               <w:rPr>
                 <w:rFonts w:ascii="Cambria" w:hAnsi="Cambria"/>
@@ -8807,8 +8875,6 @@
       <w:r>
         <w:t>Kenya Police Security</w:t>
       </w:r>
-      <w:bookmarkStart w:id="0" w:name="_GoBack"/>
-      <w:bookmarkEnd w:id="0"/>
     </w:p>
     <w:p>
       <w:pPr>
@@ -8844,27 +8910,7 @@
           <w:sz w:val="22"/>
           <w:szCs w:val="22"/>
         </w:rPr>
-        <w:t>security_</w:t>
-      </w:r>
-      <w:r>
-        <w:rPr>
-          <w:rFonts w:ascii="Cambria" w:hAnsi="Cambria"/>
-          <w:bCs w:val="0"/>
-          <w:color w:val="000000"/>
-          <w:sz w:val="22"/>
-          <w:szCs w:val="22"/>
-        </w:rPr>
-        <w:t>ke_police_</w:t>
-      </w:r>
-      <w:r>
-        <w:rPr>
-          <w:rFonts w:ascii="Cambria" w:hAnsi="Cambria"/>
-          <w:bCs w:val="0"/>
-          <w:color w:val="000000"/>
-          <w:sz w:val="22"/>
-          <w:szCs w:val="22"/>
-        </w:rPr>
-        <w:t>events</w:t>
+        <w:t>security_ke_police_events</w:t>
       </w:r>
       <w:proofErr w:type="spellEnd"/>
       <w:r>
@@ -8894,7 +8940,6 @@
           <w:szCs w:val="22"/>
         </w:rPr>
       </w:pPr>
-      <w:proofErr w:type="gramStart"/>
       <w:r>
         <w:rPr>
           <w:rFonts w:ascii="Cambria" w:hAnsi="Cambria"/>
@@ -8916,19 +8961,7 @@
           <w:sz w:val="22"/>
           <w:szCs w:val="22"/>
         </w:rPr>
-        <w:t>se</w:t>
-      </w:r>
-      <w:proofErr w:type="gramEnd"/>
-      <w:r>
-        <w:rPr>
-          <w:rFonts w:ascii="Cambria" w:hAnsi="Cambria"/>
-          <w:b/>
-          <w:bCs w:val="0"/>
-          <w:color w:val="000000"/>
-          <w:sz w:val="22"/>
-          <w:szCs w:val="22"/>
-        </w:rPr>
-        <w:t>.event_name</w:t>
+        <w:t>se.event_name</w:t>
       </w:r>
       <w:proofErr w:type="spellEnd"/>
       <w:r>
@@ -9025,7 +9058,6 @@
         <w:t xml:space="preserve"> in </w:t>
       </w:r>
       <w:proofErr w:type="spellStart"/>
-      <w:proofErr w:type="gramStart"/>
       <w:r>
         <w:rPr>
           <w:rFonts w:ascii="Cambria" w:hAnsi="Cambria"/>
@@ -9037,7 +9069,6 @@
         <w:t>se.attributes</w:t>
       </w:r>
       <w:proofErr w:type="spellEnd"/>
-      <w:proofErr w:type="gramEnd"/>
       <w:r>
         <w:rPr>
           <w:rFonts w:ascii="Cambria" w:hAnsi="Cambria"/>
@@ -9170,7 +9201,6 @@
         <w:t xml:space="preserve">{% for note in </w:t>
       </w:r>
       <w:proofErr w:type="spellStart"/>
-      <w:proofErr w:type="gramStart"/>
       <w:r>
         <w:rPr>
           <w:rFonts w:ascii="Cambria" w:hAnsi="Cambria"/>
@@ -9182,7 +9212,6 @@
         <w:t>se.notes</w:t>
       </w:r>
       <w:proofErr w:type="spellEnd"/>
-      <w:proofErr w:type="gramEnd"/>
       <w:r>
         <w:rPr>
           <w:rFonts w:ascii="Cambria" w:hAnsi="Cambria"/>
@@ -9539,6 +9568,7 @@
           <w:sz w:val="22"/>
           <w:szCs w:val="22"/>
         </w:rPr>
+        <w:lastRenderedPageBreak/>
         <w:t xml:space="preserve">Report compiled by: </w:t>
       </w:r>
     </w:p>
@@ -9571,7 +9601,7 @@
 </file>
 
 <file path=word/endnotes.xml><?xml version="1.0" encoding="utf-8"?>
-<w:endnotes xmlns:wpc="http://schemas.microsoft.com/office/word/2010/wordprocessingCanvas" xmlns:cx="http://schemas.microsoft.com/office/drawing/2014/chartex" xmlns:cx1="http://schemas.microsoft.com/office/drawing/2015/9/8/chartex" xmlns:cx2="http://schemas.microsoft.com/office/drawing/2015/10/21/chartex" xmlns:cx3="http://schemas.microsoft.com/office/drawing/2016/5/9/chartex" xmlns:cx4="http://schemas.microsoft.com/office/drawing/2016/5/10/chartex" xmlns:cx5="http://schemas.microsoft.com/office/drawing/2016/5/11/chartex" xmlns:cx6="http://schemas.microsoft.com/office/drawing/2016/5/12/chartex" xmlns:cx7="http://schemas.microsoft.com/office/drawing/2016/5/13/chartex" xmlns:cx8="http://schemas.microsoft.com/office/drawing/2016/5/14/chartex" xmlns:mc="http://schemas.openxmlformats.org/markup-compatibility/2006" xmlns:aink="http://schemas.microsoft.com/office/drawing/2016/ink" xmlns:am3d="http://schemas.microsoft.com/office/drawing/2017/model3d" xmlns:o="urn:schemas-microsoft-com:office:office" xmlns:r="http://schemas.openxmlformats.org/officeDocument/2006/relationships" xmlns:m="http://schemas.openxmlformats.org/officeDocument/2006/math" xmlns:v="urn:schemas-microsoft-com:vml" xmlns:wp14="http://schemas.microsoft.com/office/word/2010/wordprocessingDrawing" xmlns:wp="http://schemas.openxmlformats.org/drawingml/2006/wordprocessingDrawing" xmlns:w10="urn:schemas-microsoft-com:office:word" xmlns:w="http://schemas.openxmlformats.org/wordprocessingml/2006/main" xmlns:w14="http://schemas.microsoft.com/office/word/2010/wordml" xmlns:w15="http://schemas.microsoft.com/office/word/2012/wordml" xmlns:w16cid="http://schemas.microsoft.com/office/word/2016/wordml/cid" xmlns:w16se="http://schemas.microsoft.com/office/word/2015/wordml/symex" xmlns:wpg="http://schemas.microsoft.com/office/word/2010/wordprocessingGroup" xmlns:wpi="http://schemas.microsoft.com/office/word/2010/wordprocessingInk" xmlns:wne="http://schemas.microsoft.com/office/word/2006/wordml" xmlns:wps="http://schemas.microsoft.com/office/word/2010/wordprocessingShape" mc:Ignorable="w14 w15 w16se w16cid wp14">
+<w:endnotes xmlns:wpc="http://schemas.microsoft.com/office/word/2010/wordprocessingCanvas" xmlns:cx="http://schemas.microsoft.com/office/drawing/2014/chartex" xmlns:cx1="http://schemas.microsoft.com/office/drawing/2015/9/8/chartex" xmlns:cx2="http://schemas.microsoft.com/office/drawing/2015/10/21/chartex" xmlns:cx3="http://schemas.microsoft.com/office/drawing/2016/5/9/chartex" xmlns:cx4="http://schemas.microsoft.com/office/drawing/2016/5/10/chartex" xmlns:cx5="http://schemas.microsoft.com/office/drawing/2016/5/11/chartex" xmlns:cx6="http://schemas.microsoft.com/office/drawing/2016/5/12/chartex" xmlns:cx7="http://schemas.microsoft.com/office/drawing/2016/5/13/chartex" xmlns:cx8="http://schemas.microsoft.com/office/drawing/2016/5/14/chartex" xmlns:mc="http://schemas.openxmlformats.org/markup-compatibility/2006" xmlns:aink="http://schemas.microsoft.com/office/drawing/2016/ink" xmlns:am3d="http://schemas.microsoft.com/office/drawing/2017/model3d" xmlns:o="urn:schemas-microsoft-com:office:office" xmlns:r="http://schemas.openxmlformats.org/officeDocument/2006/relationships" xmlns:m="http://schemas.openxmlformats.org/officeDocument/2006/math" xmlns:v="urn:schemas-microsoft-com:vml" xmlns:wp14="http://schemas.microsoft.com/office/word/2010/wordprocessingDrawing" xmlns:wp="http://schemas.openxmlformats.org/drawingml/2006/wordprocessingDrawing" xmlns:w10="urn:schemas-microsoft-com:office:word" xmlns:w="http://schemas.openxmlformats.org/wordprocessingml/2006/main" xmlns:w14="http://schemas.microsoft.com/office/word/2010/wordml" xmlns:w15="http://schemas.microsoft.com/office/word/2012/wordml" xmlns:w16cex="http://schemas.microsoft.com/office/word/2018/wordml/cex" xmlns:w16cid="http://schemas.microsoft.com/office/word/2016/wordml/cid" xmlns:w16="http://schemas.microsoft.com/office/word/2018/wordml" xmlns:w16sdtdh="http://schemas.microsoft.com/office/word/2020/wordml/sdtdatahash" xmlns:w16se="http://schemas.microsoft.com/office/word/2015/wordml/symex" xmlns:wpg="http://schemas.microsoft.com/office/word/2010/wordprocessingGroup" xmlns:wpi="http://schemas.microsoft.com/office/word/2010/wordprocessingInk" xmlns:wne="http://schemas.microsoft.com/office/word/2006/wordml" xmlns:wps="http://schemas.microsoft.com/office/word/2010/wordprocessingShape" mc:Ignorable="w14 w15 w16se w16cid w16 w16cex w16sdtdh wp14">
   <w:endnote w:type="separator" w:id="-1">
     <w:p>
       <w:r>
@@ -9590,7 +9620,7 @@
 </file>
 
 <file path=word/footer1.xml><?xml version="1.0" encoding="utf-8"?>
-<w:ftr xmlns:wpc="http://schemas.microsoft.com/office/word/2010/wordprocessingCanvas" xmlns:cx="http://schemas.microsoft.com/office/drawing/2014/chartex" xmlns:cx1="http://schemas.microsoft.com/office/drawing/2015/9/8/chartex" xmlns:cx2="http://schemas.microsoft.com/office/drawing/2015/10/21/chartex" xmlns:cx3="http://schemas.microsoft.com/office/drawing/2016/5/9/chartex" xmlns:cx4="http://schemas.microsoft.com/office/drawing/2016/5/10/chartex" xmlns:cx5="http://schemas.microsoft.com/office/drawing/2016/5/11/chartex" xmlns:cx6="http://schemas.microsoft.com/office/drawing/2016/5/12/chartex" xmlns:cx7="http://schemas.microsoft.com/office/drawing/2016/5/13/chartex" xmlns:cx8="http://schemas.microsoft.com/office/drawing/2016/5/14/chartex" xmlns:mc="http://schemas.openxmlformats.org/markup-compatibility/2006" xmlns:aink="http://schemas.microsoft.com/office/drawing/2016/ink" xmlns:am3d="http://schemas.microsoft.com/office/drawing/2017/model3d" xmlns:o="urn:schemas-microsoft-com:office:office" xmlns:r="http://schemas.openxmlformats.org/officeDocument/2006/relationships" xmlns:m="http://schemas.openxmlformats.org/officeDocument/2006/math" xmlns:v="urn:schemas-microsoft-com:vml" xmlns:wp14="http://schemas.microsoft.com/office/word/2010/wordprocessingDrawing" xmlns:wp="http://schemas.openxmlformats.org/drawingml/2006/wordprocessingDrawing" xmlns:w10="urn:schemas-microsoft-com:office:word" xmlns:w="http://schemas.openxmlformats.org/wordprocessingml/2006/main" xmlns:w14="http://schemas.microsoft.com/office/word/2010/wordml" xmlns:w15="http://schemas.microsoft.com/office/word/2012/wordml" xmlns:w16cid="http://schemas.microsoft.com/office/word/2016/wordml/cid" xmlns:w16se="http://schemas.microsoft.com/office/word/2015/wordml/symex" xmlns:wpg="http://schemas.microsoft.com/office/word/2010/wordprocessingGroup" xmlns:wpi="http://schemas.microsoft.com/office/word/2010/wordprocessingInk" xmlns:wne="http://schemas.microsoft.com/office/word/2006/wordml" xmlns:wps="http://schemas.microsoft.com/office/word/2010/wordprocessingShape" mc:Ignorable="w14 w15 w16se w16cid wp14">
+<w:ftr xmlns:wpc="http://schemas.microsoft.com/office/word/2010/wordprocessingCanvas" xmlns:cx="http://schemas.microsoft.com/office/drawing/2014/chartex" xmlns:cx1="http://schemas.microsoft.com/office/drawing/2015/9/8/chartex" xmlns:cx2="http://schemas.microsoft.com/office/drawing/2015/10/21/chartex" xmlns:cx3="http://schemas.microsoft.com/office/drawing/2016/5/9/chartex" xmlns:cx4="http://schemas.microsoft.com/office/drawing/2016/5/10/chartex" xmlns:cx5="http://schemas.microsoft.com/office/drawing/2016/5/11/chartex" xmlns:cx6="http://schemas.microsoft.com/office/drawing/2016/5/12/chartex" xmlns:cx7="http://schemas.microsoft.com/office/drawing/2016/5/13/chartex" xmlns:cx8="http://schemas.microsoft.com/office/drawing/2016/5/14/chartex" xmlns:mc="http://schemas.openxmlformats.org/markup-compatibility/2006" xmlns:aink="http://schemas.microsoft.com/office/drawing/2016/ink" xmlns:am3d="http://schemas.microsoft.com/office/drawing/2017/model3d" xmlns:o="urn:schemas-microsoft-com:office:office" xmlns:r="http://schemas.openxmlformats.org/officeDocument/2006/relationships" xmlns:m="http://schemas.openxmlformats.org/officeDocument/2006/math" xmlns:v="urn:schemas-microsoft-com:vml" xmlns:wp14="http://schemas.microsoft.com/office/word/2010/wordprocessingDrawing" xmlns:wp="http://schemas.openxmlformats.org/drawingml/2006/wordprocessingDrawing" xmlns:w10="urn:schemas-microsoft-com:office:word" xmlns:w="http://schemas.openxmlformats.org/wordprocessingml/2006/main" xmlns:w14="http://schemas.microsoft.com/office/word/2010/wordml" xmlns:w15="http://schemas.microsoft.com/office/word/2012/wordml" xmlns:w16cex="http://schemas.microsoft.com/office/word/2018/wordml/cex" xmlns:w16cid="http://schemas.microsoft.com/office/word/2016/wordml/cid" xmlns:w16="http://schemas.microsoft.com/office/word/2018/wordml" xmlns:w16sdtdh="http://schemas.microsoft.com/office/word/2020/wordml/sdtdatahash" xmlns:w16se="http://schemas.microsoft.com/office/word/2015/wordml/symex" xmlns:wpg="http://schemas.microsoft.com/office/word/2010/wordprocessingGroup" xmlns:wpi="http://schemas.microsoft.com/office/word/2010/wordprocessingInk" xmlns:wne="http://schemas.microsoft.com/office/word/2006/wordml" xmlns:wps="http://schemas.microsoft.com/office/word/2010/wordprocessingShape" mc:Ignorable="w14 w15 w16se w16cid w16 w16cex w16sdtdh wp14">
   <w:p>
     <w:pPr>
       <w:pStyle w:val="Footer"/>
@@ -9611,7 +9641,7 @@
 </file>
 
 <file path=word/footnotes.xml><?xml version="1.0" encoding="utf-8"?>
-<w:footnotes xmlns:wpc="http://schemas.microsoft.com/office/word/2010/wordprocessingCanvas" xmlns:cx="http://schemas.microsoft.com/office/drawing/2014/chartex" xmlns:cx1="http://schemas.microsoft.com/office/drawing/2015/9/8/chartex" xmlns:cx2="http://schemas.microsoft.com/office/drawing/2015/10/21/chartex" xmlns:cx3="http://schemas.microsoft.com/office/drawing/2016/5/9/chartex" xmlns:cx4="http://schemas.microsoft.com/office/drawing/2016/5/10/chartex" xmlns:cx5="http://schemas.microsoft.com/office/drawing/2016/5/11/chartex" xmlns:cx6="http://schemas.microsoft.com/office/drawing/2016/5/12/chartex" xmlns:cx7="http://schemas.microsoft.com/office/drawing/2016/5/13/chartex" xmlns:cx8="http://schemas.microsoft.com/office/drawing/2016/5/14/chartex" xmlns:mc="http://schemas.openxmlformats.org/markup-compatibility/2006" xmlns:aink="http://schemas.microsoft.com/office/drawing/2016/ink" xmlns:am3d="http://schemas.microsoft.com/office/drawing/2017/model3d" xmlns:o="urn:schemas-microsoft-com:office:office" xmlns:r="http://schemas.openxmlformats.org/officeDocument/2006/relationships" xmlns:m="http://schemas.openxmlformats.org/officeDocument/2006/math" xmlns:v="urn:schemas-microsoft-com:vml" xmlns:wp14="http://schemas.microsoft.com/office/word/2010/wordprocessingDrawing" xmlns:wp="http://schemas.openxmlformats.org/drawingml/2006/wordprocessingDrawing" xmlns:w10="urn:schemas-microsoft-com:office:word" xmlns:w="http://schemas.openxmlformats.org/wordprocessingml/2006/main" xmlns:w14="http://schemas.microsoft.com/office/word/2010/wordml" xmlns:w15="http://schemas.microsoft.com/office/word/2012/wordml" xmlns:w16cid="http://schemas.microsoft.com/office/word/2016/wordml/cid" xmlns:w16se="http://schemas.microsoft.com/office/word/2015/wordml/symex" xmlns:wpg="http://schemas.microsoft.com/office/word/2010/wordprocessingGroup" xmlns:wpi="http://schemas.microsoft.com/office/word/2010/wordprocessingInk" xmlns:wne="http://schemas.microsoft.com/office/word/2006/wordml" xmlns:wps="http://schemas.microsoft.com/office/word/2010/wordprocessingShape" mc:Ignorable="w14 w15 w16se w16cid wp14">
+<w:footnotes xmlns:wpc="http://schemas.microsoft.com/office/word/2010/wordprocessingCanvas" xmlns:cx="http://schemas.microsoft.com/office/drawing/2014/chartex" xmlns:cx1="http://schemas.microsoft.com/office/drawing/2015/9/8/chartex" xmlns:cx2="http://schemas.microsoft.com/office/drawing/2015/10/21/chartex" xmlns:cx3="http://schemas.microsoft.com/office/drawing/2016/5/9/chartex" xmlns:cx4="http://schemas.microsoft.com/office/drawing/2016/5/10/chartex" xmlns:cx5="http://schemas.microsoft.com/office/drawing/2016/5/11/chartex" xmlns:cx6="http://schemas.microsoft.com/office/drawing/2016/5/12/chartex" xmlns:cx7="http://schemas.microsoft.com/office/drawing/2016/5/13/chartex" xmlns:cx8="http://schemas.microsoft.com/office/drawing/2016/5/14/chartex" xmlns:mc="http://schemas.openxmlformats.org/markup-compatibility/2006" xmlns:aink="http://schemas.microsoft.com/office/drawing/2016/ink" xmlns:am3d="http://schemas.microsoft.com/office/drawing/2017/model3d" xmlns:o="urn:schemas-microsoft-com:office:office" xmlns:r="http://schemas.openxmlformats.org/officeDocument/2006/relationships" xmlns:m="http://schemas.openxmlformats.org/officeDocument/2006/math" xmlns:v="urn:schemas-microsoft-com:vml" xmlns:wp14="http://schemas.microsoft.com/office/word/2010/wordprocessingDrawing" xmlns:wp="http://schemas.openxmlformats.org/drawingml/2006/wordprocessingDrawing" xmlns:w10="urn:schemas-microsoft-com:office:word" xmlns:w="http://schemas.openxmlformats.org/wordprocessingml/2006/main" xmlns:w14="http://schemas.microsoft.com/office/word/2010/wordml" xmlns:w15="http://schemas.microsoft.com/office/word/2012/wordml" xmlns:w16cex="http://schemas.microsoft.com/office/word/2018/wordml/cex" xmlns:w16cid="http://schemas.microsoft.com/office/word/2016/wordml/cid" xmlns:w16="http://schemas.microsoft.com/office/word/2018/wordml" xmlns:w16sdtdh="http://schemas.microsoft.com/office/word/2020/wordml/sdtdatahash" xmlns:w16se="http://schemas.microsoft.com/office/word/2015/wordml/symex" xmlns:wpg="http://schemas.microsoft.com/office/word/2010/wordprocessingGroup" xmlns:wpi="http://schemas.microsoft.com/office/word/2010/wordprocessingInk" xmlns:wne="http://schemas.microsoft.com/office/word/2006/wordml" xmlns:wps="http://schemas.microsoft.com/office/word/2010/wordprocessingShape" mc:Ignorable="w14 w15 w16se w16cid w16 w16cex w16sdtdh wp14">
   <w:footnote w:type="separator" w:id="-1">
     <w:p>
       <w:r>
@@ -9630,7 +9660,7 @@
 </file>
 
 <file path=word/header1.xml><?xml version="1.0" encoding="utf-8"?>
-<w:hdr xmlns:wpc="http://schemas.microsoft.com/office/word/2010/wordprocessingCanvas" xmlns:cx="http://schemas.microsoft.com/office/drawing/2014/chartex" xmlns:cx1="http://schemas.microsoft.com/office/drawing/2015/9/8/chartex" xmlns:cx2="http://schemas.microsoft.com/office/drawing/2015/10/21/chartex" xmlns:cx3="http://schemas.microsoft.com/office/drawing/2016/5/9/chartex" xmlns:cx4="http://schemas.microsoft.com/office/drawing/2016/5/10/chartex" xmlns:cx5="http://schemas.microsoft.com/office/drawing/2016/5/11/chartex" xmlns:cx6="http://schemas.microsoft.com/office/drawing/2016/5/12/chartex" xmlns:cx7="http://schemas.microsoft.com/office/drawing/2016/5/13/chartex" xmlns:cx8="http://schemas.microsoft.com/office/drawing/2016/5/14/chartex" xmlns:mc="http://schemas.openxmlformats.org/markup-compatibility/2006" xmlns:aink="http://schemas.microsoft.com/office/drawing/2016/ink" xmlns:am3d="http://schemas.microsoft.com/office/drawing/2017/model3d" xmlns:o="urn:schemas-microsoft-com:office:office" xmlns:r="http://schemas.openxmlformats.org/officeDocument/2006/relationships" xmlns:m="http://schemas.openxmlformats.org/officeDocument/2006/math" xmlns:v="urn:schemas-microsoft-com:vml" xmlns:wp14="http://schemas.microsoft.com/office/word/2010/wordprocessingDrawing" xmlns:wp="http://schemas.openxmlformats.org/drawingml/2006/wordprocessingDrawing" xmlns:w10="urn:schemas-microsoft-com:office:word" xmlns:w="http://schemas.openxmlformats.org/wordprocessingml/2006/main" xmlns:w14="http://schemas.microsoft.com/office/word/2010/wordml" xmlns:w15="http://schemas.microsoft.com/office/word/2012/wordml" xmlns:w16cid="http://schemas.microsoft.com/office/word/2016/wordml/cid" xmlns:w16se="http://schemas.microsoft.com/office/word/2015/wordml/symex" xmlns:wpg="http://schemas.microsoft.com/office/word/2010/wordprocessingGroup" xmlns:wpi="http://schemas.microsoft.com/office/word/2010/wordprocessingInk" xmlns:wne="http://schemas.microsoft.com/office/word/2006/wordml" xmlns:wps="http://schemas.microsoft.com/office/word/2010/wordprocessingShape" mc:Ignorable="w14 w15 w16se w16cid wp14">
+<w:hdr xmlns:wpc="http://schemas.microsoft.com/office/word/2010/wordprocessingCanvas" xmlns:cx="http://schemas.microsoft.com/office/drawing/2014/chartex" xmlns:cx1="http://schemas.microsoft.com/office/drawing/2015/9/8/chartex" xmlns:cx2="http://schemas.microsoft.com/office/drawing/2015/10/21/chartex" xmlns:cx3="http://schemas.microsoft.com/office/drawing/2016/5/9/chartex" xmlns:cx4="http://schemas.microsoft.com/office/drawing/2016/5/10/chartex" xmlns:cx5="http://schemas.microsoft.com/office/drawing/2016/5/11/chartex" xmlns:cx6="http://schemas.microsoft.com/office/drawing/2016/5/12/chartex" xmlns:cx7="http://schemas.microsoft.com/office/drawing/2016/5/13/chartex" xmlns:cx8="http://schemas.microsoft.com/office/drawing/2016/5/14/chartex" xmlns:mc="http://schemas.openxmlformats.org/markup-compatibility/2006" xmlns:aink="http://schemas.microsoft.com/office/drawing/2016/ink" xmlns:am3d="http://schemas.microsoft.com/office/drawing/2017/model3d" xmlns:o="urn:schemas-microsoft-com:office:office" xmlns:r="http://schemas.openxmlformats.org/officeDocument/2006/relationships" xmlns:m="http://schemas.openxmlformats.org/officeDocument/2006/math" xmlns:v="urn:schemas-microsoft-com:vml" xmlns:wp14="http://schemas.microsoft.com/office/word/2010/wordprocessingDrawing" xmlns:wp="http://schemas.openxmlformats.org/drawingml/2006/wordprocessingDrawing" xmlns:w10="urn:schemas-microsoft-com:office:word" xmlns:w="http://schemas.openxmlformats.org/wordprocessingml/2006/main" xmlns:w14="http://schemas.microsoft.com/office/word/2010/wordml" xmlns:w15="http://schemas.microsoft.com/office/word/2012/wordml" xmlns:w16cex="http://schemas.microsoft.com/office/word/2018/wordml/cex" xmlns:w16cid="http://schemas.microsoft.com/office/word/2016/wordml/cid" xmlns:w16="http://schemas.microsoft.com/office/word/2018/wordml" xmlns:w16sdtdh="http://schemas.microsoft.com/office/word/2020/wordml/sdtdatahash" xmlns:w16se="http://schemas.microsoft.com/office/word/2015/wordml/symex" xmlns:wpg="http://schemas.microsoft.com/office/word/2010/wordprocessingGroup" xmlns:wpi="http://schemas.microsoft.com/office/word/2010/wordprocessingInk" xmlns:wne="http://schemas.microsoft.com/office/word/2006/wordml" xmlns:wps="http://schemas.microsoft.com/office/word/2010/wordprocessingShape" mc:Ignorable="w14 w15 w16se w16cid w16 w16cex w16sdtdh wp14">
   <w:tbl>
     <w:tblPr>
       <w:tblStyle w:val="TableGridLight"/>
@@ -9873,7 +9903,7 @@
 </file>
 
 <file path=word/numbering.xml><?xml version="1.0" encoding="utf-8"?>
-<w:numbering xmlns:wpc="http://schemas.microsoft.com/office/word/2010/wordprocessingCanvas" xmlns:cx="http://schemas.microsoft.com/office/drawing/2014/chartex" xmlns:cx1="http://schemas.microsoft.com/office/drawing/2015/9/8/chartex" xmlns:cx2="http://schemas.microsoft.com/office/drawing/2015/10/21/chartex" xmlns:cx3="http://schemas.microsoft.com/office/drawing/2016/5/9/chartex" xmlns:cx4="http://schemas.microsoft.com/office/drawing/2016/5/10/chartex" xmlns:cx5="http://schemas.microsoft.com/office/drawing/2016/5/11/chartex" xmlns:cx6="http://schemas.microsoft.com/office/drawing/2016/5/12/chartex" xmlns:cx7="http://schemas.microsoft.com/office/drawing/2016/5/13/chartex" xmlns:cx8="http://schemas.microsoft.com/office/drawing/2016/5/14/chartex" xmlns:mc="http://schemas.openxmlformats.org/markup-compatibility/2006" xmlns:aink="http://schemas.microsoft.com/office/drawing/2016/ink" xmlns:am3d="http://schemas.microsoft.com/office/drawing/2017/model3d" xmlns:o="urn:schemas-microsoft-com:office:office" xmlns:r="http://schemas.openxmlformats.org/officeDocument/2006/relationships" xmlns:m="http://schemas.openxmlformats.org/officeDocument/2006/math" xmlns:v="urn:schemas-microsoft-com:vml" xmlns:wp14="http://schemas.microsoft.com/office/word/2010/wordprocessingDrawing" xmlns:wp="http://schemas.openxmlformats.org/drawingml/2006/wordprocessingDrawing" xmlns:w10="urn:schemas-microsoft-com:office:word" xmlns:w="http://schemas.openxmlformats.org/wordprocessingml/2006/main" xmlns:w14="http://schemas.microsoft.com/office/word/2010/wordml" xmlns:w15="http://schemas.microsoft.com/office/word/2012/wordml" xmlns:w16cid="http://schemas.microsoft.com/office/word/2016/wordml/cid" xmlns:w16se="http://schemas.microsoft.com/office/word/2015/wordml/symex" xmlns:wpg="http://schemas.microsoft.com/office/word/2010/wordprocessingGroup" xmlns:wpi="http://schemas.microsoft.com/office/word/2010/wordprocessingInk" xmlns:wne="http://schemas.microsoft.com/office/word/2006/wordml" xmlns:wps="http://schemas.microsoft.com/office/word/2010/wordprocessingShape" mc:Ignorable="w14 w15 w16se w16cid wp14">
+<w:numbering xmlns:wpc="http://schemas.microsoft.com/office/word/2010/wordprocessingCanvas" xmlns:cx="http://schemas.microsoft.com/office/drawing/2014/chartex" xmlns:cx1="http://schemas.microsoft.com/office/drawing/2015/9/8/chartex" xmlns:cx2="http://schemas.microsoft.com/office/drawing/2015/10/21/chartex" xmlns:cx3="http://schemas.microsoft.com/office/drawing/2016/5/9/chartex" xmlns:cx4="http://schemas.microsoft.com/office/drawing/2016/5/10/chartex" xmlns:cx5="http://schemas.microsoft.com/office/drawing/2016/5/11/chartex" xmlns:cx6="http://schemas.microsoft.com/office/drawing/2016/5/12/chartex" xmlns:cx7="http://schemas.microsoft.com/office/drawing/2016/5/13/chartex" xmlns:cx8="http://schemas.microsoft.com/office/drawing/2016/5/14/chartex" xmlns:mc="http://schemas.openxmlformats.org/markup-compatibility/2006" xmlns:aink="http://schemas.microsoft.com/office/drawing/2016/ink" xmlns:am3d="http://schemas.microsoft.com/office/drawing/2017/model3d" xmlns:o="urn:schemas-microsoft-com:office:office" xmlns:r="http://schemas.openxmlformats.org/officeDocument/2006/relationships" xmlns:m="http://schemas.openxmlformats.org/officeDocument/2006/math" xmlns:v="urn:schemas-microsoft-com:vml" xmlns:wp14="http://schemas.microsoft.com/office/word/2010/wordprocessingDrawing" xmlns:wp="http://schemas.openxmlformats.org/drawingml/2006/wordprocessingDrawing" xmlns:w10="urn:schemas-microsoft-com:office:word" xmlns:w="http://schemas.openxmlformats.org/wordprocessingml/2006/main" xmlns:w14="http://schemas.microsoft.com/office/word/2010/wordml" xmlns:w15="http://schemas.microsoft.com/office/word/2012/wordml" xmlns:w16cex="http://schemas.microsoft.com/office/word/2018/wordml/cex" xmlns:w16cid="http://schemas.microsoft.com/office/word/2016/wordml/cid" xmlns:w16="http://schemas.microsoft.com/office/word/2018/wordml" xmlns:w16sdtdh="http://schemas.microsoft.com/office/word/2020/wordml/sdtdatahash" xmlns:w16se="http://schemas.microsoft.com/office/word/2015/wordml/symex" xmlns:wpg="http://schemas.microsoft.com/office/word/2010/wordprocessingGroup" xmlns:wpi="http://schemas.microsoft.com/office/word/2010/wordprocessingInk" xmlns:wne="http://schemas.microsoft.com/office/word/2006/wordml" xmlns:wps="http://schemas.microsoft.com/office/word/2010/wordprocessingShape" mc:Ignorable="w14 w15 w16se w16cid w16 w16cex w16sdtdh wp14">
   <w:abstractNum w:abstractNumId="0" w15:restartNumberingAfterBreak="0">
     <w:nsid w:val="FFFFFF1D"/>
     <w:multiLevelType w:val="multilevel"/>
@@ -10367,7 +10397,7 @@
 </file>
 
 <file path=word/styles.xml><?xml version="1.0" encoding="utf-8"?>
-<w:styles xmlns:mc="http://schemas.openxmlformats.org/markup-compatibility/2006" xmlns:r="http://schemas.openxmlformats.org/officeDocument/2006/relationships" xmlns:w="http://schemas.openxmlformats.org/wordprocessingml/2006/main" xmlns:w14="http://schemas.microsoft.com/office/word/2010/wordml" xmlns:w15="http://schemas.microsoft.com/office/word/2012/wordml" xmlns:w16cid="http://schemas.microsoft.com/office/word/2016/wordml/cid" xmlns:w16se="http://schemas.microsoft.com/office/word/2015/wordml/symex" mc:Ignorable="w14 w15 w16se w16cid">
+<w:styles xmlns:mc="http://schemas.openxmlformats.org/markup-compatibility/2006" xmlns:r="http://schemas.openxmlformats.org/officeDocument/2006/relationships" xmlns:w="http://schemas.openxmlformats.org/wordprocessingml/2006/main" xmlns:w14="http://schemas.microsoft.com/office/word/2010/wordml" xmlns:w15="http://schemas.microsoft.com/office/word/2012/wordml" xmlns:w16cex="http://schemas.microsoft.com/office/word/2018/wordml/cex" xmlns:w16cid="http://schemas.microsoft.com/office/word/2016/wordml/cid" xmlns:w16="http://schemas.microsoft.com/office/word/2018/wordml" xmlns:w16sdtdh="http://schemas.microsoft.com/office/word/2020/wordml/sdtdatahash" xmlns:w16se="http://schemas.microsoft.com/office/word/2015/wordml/symex" mc:Ignorable="w14 w15 w16se w16cid w16 w16cex w16sdtdh">
   <w:docDefaults>
     <w:rPrDefault>
       <w:rPr>
@@ -11717,12 +11747,7 @@
 </file>
 
 <file path=customXml/item1.xml><?xml version="1.0" encoding="utf-8"?>
-<?mso-contentType ?>
-<FormTemplates xmlns="http://schemas.microsoft.com/sharepoint/v3/contenttype/forms">
-  <Display>DocumentLibraryForm</Display>
-  <Edit>DocumentLibraryForm</Edit>
-  <New>DocumentLibraryForm</New>
-</FormTemplates>
+<b:Sources xmlns:b="http://schemas.openxmlformats.org/officeDocument/2006/bibliography" xmlns="http://schemas.openxmlformats.org/officeDocument/2006/bibliography" SelectedStyle="\APA.XSL" StyleName="APA"/>
 </file>
 
 <file path=customXml/item2.xml><?xml version="1.0" encoding="utf-8"?>
@@ -11891,13 +11916,18 @@
 </file>
 
 <file path=customXml/item3.xml><?xml version="1.0" encoding="utf-8"?>
-<b:Sources xmlns:b="http://schemas.openxmlformats.org/officeDocument/2006/bibliography" xmlns="http://schemas.openxmlformats.org/officeDocument/2006/bibliography" SelectedStyle="\APA.XSL" StyleName="APA"/>
+<?mso-contentType ?>
+<FormTemplates xmlns="http://schemas.microsoft.com/sharepoint/v3/contenttype/forms">
+  <Display>DocumentLibraryForm</Display>
+  <Edit>DocumentLibraryForm</Edit>
+  <New>DocumentLibraryForm</New>
+</FormTemplates>
 </file>
 
 <file path=customXml/itemProps1.xml><?xml version="1.0" encoding="utf-8"?>
-<ds:datastoreItem xmlns:ds="http://schemas.openxmlformats.org/officeDocument/2006/customXml" ds:itemID="{CB114600-4DAC-4247-A033-FF6ABD5BC677}">
+<ds:datastoreItem xmlns:ds="http://schemas.openxmlformats.org/officeDocument/2006/customXml" ds:itemID="{C049B9B0-E259-43F0-8CA8-9688C0282243}">
   <ds:schemaRefs>
-    <ds:schemaRef ds:uri="http://schemas.microsoft.com/sharepoint/v3/contenttype/forms"/>
+    <ds:schemaRef ds:uri="http://schemas.openxmlformats.org/officeDocument/2006/bibliography"/>
   </ds:schemaRefs>
 </ds:datastoreItem>
 </file>
@@ -11922,9 +11952,9 @@
 </file>
 
 <file path=customXml/itemProps3.xml><?xml version="1.0" encoding="utf-8"?>
-<ds:datastoreItem xmlns:ds="http://schemas.openxmlformats.org/officeDocument/2006/customXml" ds:itemID="{C049B9B0-E259-43F0-8CA8-9688C0282243}">
+<ds:datastoreItem xmlns:ds="http://schemas.openxmlformats.org/officeDocument/2006/customXml" ds:itemID="{CB114600-4DAC-4247-A033-FF6ABD5BC677}">
   <ds:schemaRefs>
-    <ds:schemaRef ds:uri="http://schemas.openxmlformats.org/officeDocument/2006/bibliography"/>
+    <ds:schemaRef ds:uri="http://schemas.microsoft.com/sharepoint/v3/contenttype/forms"/>
   </ds:schemaRefs>
 </ds:datastoreItem>
 </file>